--- a/docs/architecture/10_BrokerVerse_Data_Archival_Housekeeping_and_Restoration.docx
+++ b/docs/architecture/10_BrokerVerse_Data_Archival_Housekeeping_and_Restoration.docx
@@ -92,7 +92,7 @@
                 <w:color w:val="FFFFFF"/>
                 <w:sz w:val="80"/>
               </w:rPr>
-              <w:t>BrokerVerse</w:t>
+              <w:t>BrokerVerse OOTB</w:t>
             </w:r>
           </w:p>
           <w:p>
@@ -107,7 +107,7 @@
                 <w:color w:val="EAF6FD"/>
                 <w:sz w:val="26"/>
               </w:rPr>
-              <w:t>Out-of-the-box insurance broking platform</w:t>
+              <w:t>Insurance broking platform by iorta TechNXT</w:t>
             </w:r>
           </w:p>
           <w:p>
@@ -233,7 +233,7 @@
                 <w:rFonts w:eastAsia="Nunito" w:cs="Nunito"/>
                 <w:sz w:val="19"/>
               </w:rPr>
-              <w:t>BrokerVerse</w:t>
+              <w:t>BrokerVerse OOTB</w:t>
             </w:r>
           </w:p>
         </w:tc>
@@ -357,7 +357,7 @@
                 <w:rFonts w:eastAsia="Nunito" w:cs="Nunito"/>
                 <w:sz w:val="19"/>
               </w:rPr>
-              <w:t>1.0</w:t>
+              <w:t>1.1</w:t>
             </w:r>
           </w:p>
         </w:tc>
@@ -671,7 +671,7 @@
                 <w:rFonts w:eastAsia="Nunito" w:cs="Nunito"/>
                 <w:sz w:val="19"/>
               </w:rPr>
-              <w:t>BrokerVerse Solution Architecture: 10 Data Archival, Housekeeping and Restoration</w:t>
+              <w:t>BrokerVerse OOTB Solution Architecture: 10 Data Archival, Housekeeping and Restoration</w:t>
             </w:r>
           </w:p>
         </w:tc>
@@ -795,7 +795,7 @@
                 <w:rFonts w:eastAsia="Nunito" w:cs="Nunito"/>
                 <w:sz w:val="19"/>
               </w:rPr>
-              <w:t>1.0</w:t>
+              <w:t>1.1</w:t>
             </w:r>
           </w:p>
         </w:tc>
@@ -1043,7 +1043,7 @@
                 <w:rFonts w:eastAsia="Nunito" w:cs="Nunito"/>
                 <w:sz w:val="19"/>
               </w:rPr>
-              <w:t>BrokerVerse source repository, branch brokerverse-platform (backend/, brokerverse/, docker-compose.yml, render.yaml, docs/)</w:t>
+              <w:t>BrokerVerse source repository, branch brokerverse-platform (backend/, brokerverse/, deploy/, docker-compose.yml, .github/workflows, docs/)</w:t>
             </w:r>
           </w:p>
         </w:tc>
@@ -1300,6 +1300,111 @@
                 <w:sz w:val="18"/>
               </w:rPr>
               <w:t>Initial issue</w:t>
+            </w:r>
+          </w:p>
+        </w:tc>
+      </w:tr>
+      <w:tr>
+        <w:trPr>
+          <w:cantSplit w:val="true"/>
+        </w:trPr>
+        <w:tc>
+          <w:tcPr>
+            <w:tcW w:w="1156" w:type="dxa"/>
+            <w:tcBorders>
+              <w:top w:val="single" w:sz="4" w:space="0" w:color="C9D6E3"/>
+              <w:left w:val="single" w:sz="4" w:space="0" w:color="C9D6E3"/>
+              <w:bottom w:val="single" w:sz="4" w:space="0" w:color="C9D6E3"/>
+              <w:right w:val="single" w:sz="4" w:space="0" w:color="C9D6E3"/>
+            </w:tcBorders>
+            <w:shd w:color="auto" w:fill="F3F9FE" w:val="clear"/>
+          </w:tcPr>
+          <w:p>
+            <w:pPr>
+              <w:pStyle w:val="TableText"/>
+              <w:rPr/>
+            </w:pPr>
+            <w:r>
+              <w:rPr>
+                <w:rFonts w:eastAsia="Nunito" w:cs="Nunito"/>
+                <w:sz w:val="18"/>
+              </w:rPr>
+              <w:t>1.1</w:t>
+            </w:r>
+          </w:p>
+        </w:tc>
+        <w:tc>
+          <w:tcPr>
+            <w:tcW w:w="1734" w:type="dxa"/>
+            <w:tcBorders>
+              <w:top w:val="single" w:sz="4" w:space="0" w:color="C9D6E3"/>
+              <w:left w:val="single" w:sz="4" w:space="0" w:color="C9D6E3"/>
+              <w:bottom w:val="single" w:sz="4" w:space="0" w:color="C9D6E3"/>
+              <w:right w:val="single" w:sz="4" w:space="0" w:color="C9D6E3"/>
+            </w:tcBorders>
+            <w:shd w:color="auto" w:fill="F3F9FE" w:val="clear"/>
+          </w:tcPr>
+          <w:p>
+            <w:pPr>
+              <w:pStyle w:val="TableText"/>
+              <w:rPr/>
+            </w:pPr>
+            <w:r>
+              <w:rPr>
+                <w:rFonts w:eastAsia="Nunito" w:cs="Nunito"/>
+                <w:sz w:val="18"/>
+              </w:rPr>
+              <w:t>29 September 2026</w:t>
+            </w:r>
+          </w:p>
+        </w:tc>
+        <w:tc>
+          <w:tcPr>
+            <w:tcW w:w="1927" w:type="dxa"/>
+            <w:tcBorders>
+              <w:top w:val="single" w:sz="4" w:space="0" w:color="C9D6E3"/>
+              <w:left w:val="single" w:sz="4" w:space="0" w:color="C9D6E3"/>
+              <w:bottom w:val="single" w:sz="4" w:space="0" w:color="C9D6E3"/>
+              <w:right w:val="single" w:sz="4" w:space="0" w:color="C9D6E3"/>
+            </w:tcBorders>
+            <w:shd w:color="auto" w:fill="F3F9FE" w:val="clear"/>
+          </w:tcPr>
+          <w:p>
+            <w:pPr>
+              <w:pStyle w:val="TableText"/>
+              <w:rPr/>
+            </w:pPr>
+            <w:r>
+              <w:rPr>
+                <w:rFonts w:eastAsia="Nunito" w:cs="Nunito"/>
+                <w:sz w:val="18"/>
+              </w:rPr>
+              <w:t>iorta TechNXT</w:t>
+            </w:r>
+          </w:p>
+        </w:tc>
+        <w:tc>
+          <w:tcPr>
+            <w:tcW w:w="4819" w:type="dxa"/>
+            <w:tcBorders>
+              <w:top w:val="single" w:sz="4" w:space="0" w:color="C9D6E3"/>
+              <w:left w:val="single" w:sz="4" w:space="0" w:color="C9D6E3"/>
+              <w:bottom w:val="single" w:sz="4" w:space="0" w:color="C9D6E3"/>
+              <w:right w:val="single" w:sz="4" w:space="0" w:color="C9D6E3"/>
+            </w:tcBorders>
+            <w:shd w:color="auto" w:fill="F3F9FE" w:val="clear"/>
+          </w:tcPr>
+          <w:p>
+            <w:pPr>
+              <w:pStyle w:val="TableText"/>
+              <w:rPr/>
+            </w:pPr>
+            <w:r>
+              <w:rPr>
+                <w:rFonts w:eastAsia="Nunito" w:cs="Nunito"/>
+                <w:sz w:val="18"/>
+              </w:rPr>
+              <w:t>Updated to the current system: placement journey, co-insurance, posting rules, period end and BIR tax, bank reconciliation, document numbering, commission rate matrix, single PDF engine, uploads and go-live imports, housekeeping, business time zone, broker roles, deployment on the BrokerVerse URL</w:t>
             </w:r>
           </w:p>
         </w:tc>
@@ -2005,7 +2110,7 @@
             </w:rPr>
             <w:fldChar w:fldCharType="separate"/>
           </w:r>
-          <w:hyperlink w:anchor="__RefHeading___Toc18489_3826153650">
+          <w:hyperlink w:anchor="__RefHeading___Toc15109_4084622315">
             <w:r>
               <w:rPr>
                 <w:webHidden/>
@@ -2026,7 +2131,7 @@
             </w:tabs>
             <w:rPr/>
           </w:pPr>
-          <w:hyperlink w:anchor="__RefHeading___Toc18491_3826153650">
+          <w:hyperlink w:anchor="__RefHeading___Toc15111_4084622315">
             <w:r>
               <w:rPr>
                 <w:webHidden/>
@@ -2047,7 +2152,7 @@
             </w:tabs>
             <w:rPr/>
           </w:pPr>
-          <w:hyperlink w:anchor="__RefHeading___Toc18493_3826153650">
+          <w:hyperlink w:anchor="__RefHeading___Toc15113_4084622315">
             <w:r>
               <w:rPr>
                 <w:webHidden/>
@@ -2068,7 +2173,7 @@
             </w:tabs>
             <w:rPr/>
           </w:pPr>
-          <w:hyperlink w:anchor="__RefHeading___Toc18495_3826153650">
+          <w:hyperlink w:anchor="__RefHeading___Toc15115_4084622315">
             <w:r>
               <w:rPr>
                 <w:webHidden/>
@@ -2076,7 +2181,7 @@
               </w:rPr>
               <w:t>3 Retention policy</w:t>
               <w:tab/>
-              <w:t>7</w:t>
+              <w:t>6</w:t>
             </w:r>
           </w:hyperlink>
         </w:p>
@@ -2089,7 +2194,7 @@
             </w:tabs>
             <w:rPr/>
           </w:pPr>
-          <w:hyperlink w:anchor="__RefHeading___Toc18497_3826153650">
+          <w:hyperlink w:anchor="__RefHeading___Toc15117_4084622315">
             <w:r>
               <w:rPr>
                 <w:webHidden/>
@@ -2097,7 +2202,7 @@
               </w:rPr>
               <w:t>3.1 Regulatory context</w:t>
               <w:tab/>
-              <w:t>7</w:t>
+              <w:t>6</w:t>
             </w:r>
           </w:hyperlink>
         </w:p>
@@ -2110,7 +2215,7 @@
             </w:tabs>
             <w:rPr/>
           </w:pPr>
-          <w:hyperlink w:anchor="__RefHeading___Toc18499_3826153650">
+          <w:hyperlink w:anchor="__RefHeading___Toc15119_4084622315">
             <w:r>
               <w:rPr>
                 <w:webHidden/>
@@ -2118,7 +2223,7 @@
               </w:rPr>
               <w:t>3.2 Recommended retention periods</w:t>
               <w:tab/>
-              <w:t>7</w:t>
+              <w:t>6</w:t>
             </w:r>
           </w:hyperlink>
         </w:p>
@@ -2131,7 +2236,7 @@
             </w:tabs>
             <w:rPr/>
           </w:pPr>
-          <w:hyperlink w:anchor="__RefHeading___Toc18501_3826153650">
+          <w:hyperlink w:anchor="__RefHeading___Toc15121_4084622315">
             <w:r>
               <w:rPr>
                 <w:webHidden/>
@@ -2139,7 +2244,7 @@
               </w:rPr>
               <w:t>4 Housekeeping</w:t>
               <w:tab/>
-              <w:t>9</w:t>
+              <w:t>8</w:t>
             </w:r>
           </w:hyperlink>
         </w:p>
@@ -2152,15 +2257,15 @@
             </w:tabs>
             <w:rPr/>
           </w:pPr>
-          <w:hyperlink w:anchor="__RefHeading___Toc18503_3826153650">
+          <w:hyperlink w:anchor="__RefHeading___Toc15123_4084622315">
             <w:r>
               <w:rPr>
                 <w:webHidden/>
                 <w:rStyle w:val="IndexLink"/>
               </w:rPr>
-              <w:t>4.1 Existing jobs</w:t>
+              <w:t>4.1 Housekeeping job</w:t>
               <w:tab/>
-              <w:t>9</w:t>
+              <w:t>8</w:t>
             </w:r>
           </w:hyperlink>
         </w:p>
@@ -2173,15 +2278,36 @@
             </w:tabs>
             <w:rPr/>
           </w:pPr>
-          <w:hyperlink w:anchor="__RefHeading___Toc18505_3826153650">
+          <w:hyperlink w:anchor="__RefHeading___Toc15125_4084622315">
             <w:r>
               <w:rPr>
                 <w:webHidden/>
                 <w:rStyle w:val="IndexLink"/>
               </w:rPr>
-              <w:t>4.2 Recommended housekeeping jobs</w:t>
+              <w:t>4.2 Other housekeeping</w:t>
               <w:tab/>
-              <w:t>9</w:t>
+              <w:t>8</w:t>
+            </w:r>
+          </w:hyperlink>
+        </w:p>
+        <w:p>
+          <w:pPr>
+            <w:pStyle w:val="TOC2"/>
+            <w:tabs>
+              <w:tab w:val="clear" w:pos="9355"/>
+              <w:tab w:val="right" w:pos="9637" w:leader="dot"/>
+            </w:tabs>
+            <w:rPr/>
+          </w:pPr>
+          <w:hyperlink w:anchor="__RefHeading___Toc15127_4084622315">
+            <w:r>
+              <w:rPr>
+                <w:webHidden/>
+                <w:rStyle w:val="IndexLink"/>
+              </w:rPr>
+              <w:t>4.3 Recommended additions</w:t>
+              <w:tab/>
+              <w:t>8</w:t>
             </w:r>
           </w:hyperlink>
         </w:p>
@@ -2194,7 +2320,7 @@
             </w:tabs>
             <w:rPr/>
           </w:pPr>
-          <w:hyperlink w:anchor="__RefHeading___Toc18507_3826153650">
+          <w:hyperlink w:anchor="__RefHeading___Toc15129_4084622315">
             <w:r>
               <w:rPr>
                 <w:webHidden/>
@@ -2202,7 +2328,7 @@
               </w:rPr>
               <w:t>5 Archival</w:t>
               <w:tab/>
-              <w:t>10</w:t>
+              <w:t>9</w:t>
             </w:r>
           </w:hyperlink>
         </w:p>
@@ -2215,7 +2341,7 @@
             </w:tabs>
             <w:rPr/>
           </w:pPr>
-          <w:hyperlink w:anchor="__RefHeading___Toc18509_3826153650">
+          <w:hyperlink w:anchor="__RefHeading___Toc15131_4084622315">
             <w:r>
               <w:rPr>
                 <w:webHidden/>
@@ -2223,7 +2349,7 @@
               </w:rPr>
               <w:t>5.1 Approach</w:t>
               <w:tab/>
-              <w:t>10</w:t>
+              <w:t>9</w:t>
             </w:r>
           </w:hyperlink>
         </w:p>
@@ -2236,7 +2362,7 @@
             </w:tabs>
             <w:rPr/>
           </w:pPr>
-          <w:hyperlink w:anchor="__RefHeading___Toc18511_3826153650">
+          <w:hyperlink w:anchor="__RefHeading___Toc15133_4084622315">
             <w:r>
               <w:rPr>
                 <w:webHidden/>
@@ -2244,7 +2370,7 @@
               </w:rPr>
               <w:t>5.2 Restoration from archive</w:t>
               <w:tab/>
-              <w:t>11</w:t>
+              <w:t>10</w:t>
             </w:r>
           </w:hyperlink>
         </w:p>
@@ -2257,7 +2383,7 @@
             </w:tabs>
             <w:rPr/>
           </w:pPr>
-          <w:hyperlink w:anchor="__RefHeading___Toc18513_3826153650">
+          <w:hyperlink w:anchor="__RefHeading___Toc15135_4084622315">
             <w:r>
               <w:rPr>
                 <w:webHidden/>
@@ -2265,7 +2391,7 @@
               </w:rPr>
               <w:t>6 Sample-data purge before go-live</w:t>
               <w:tab/>
-              <w:t>12</w:t>
+              <w:t>11</w:t>
             </w:r>
           </w:hyperlink>
         </w:p>
@@ -2278,7 +2404,7 @@
             </w:tabs>
             <w:rPr/>
           </w:pPr>
-          <w:hyperlink w:anchor="__RefHeading___Toc18515_3826153650">
+          <w:hyperlink w:anchor="__RefHeading___Toc15137_4084622315">
             <w:r>
               <w:rPr>
                 <w:webHidden/>
@@ -2286,7 +2412,7 @@
               </w:rPr>
               <w:t>7 Related documents</w:t>
               <w:tab/>
-              <w:t>13</w:t>
+              <w:t>12</w:t>
             </w:r>
           </w:hyperlink>
         </w:p>
@@ -2299,7 +2425,7 @@
             </w:tabs>
             <w:rPr/>
           </w:pPr>
-          <w:hyperlink w:anchor="__RefHeading___Toc18517_3826153650">
+          <w:hyperlink w:anchor="__RefHeading___Toc15139_4084622315">
             <w:r>
               <w:rPr>
                 <w:webHidden/>
@@ -2307,7 +2433,7 @@
               </w:rPr>
               <w:t>8 Glossary</w:t>
               <w:tab/>
-              <w:t>14</w:t>
+              <w:t>13</w:t>
             </w:r>
           </w:hyperlink>
           <w:r>
@@ -2330,7 +2456,7 @@
       <w:r>
         <w:br w:type="page"/>
       </w:r>
-      <w:bookmarkStart w:id="0" w:name="__RefHeading___Toc18489_3826153650"/>
+      <w:bookmarkStart w:id="0" w:name="__RefHeading___Toc15109_4084622315"/>
       <w:bookmarkEnd w:id="0"/>
       <w:r>
         <w:rPr>
@@ -2344,7 +2470,7 @@
         <w:pStyle w:val="Heading2"/>
         <w:rPr/>
       </w:pPr>
-      <w:bookmarkStart w:id="1" w:name="__RefHeading___Toc18491_3826153650"/>
+      <w:bookmarkStart w:id="1" w:name="__RefHeading___Toc15111_4084622315"/>
       <w:bookmarkEnd w:id="1"/>
       <w:r>
         <w:rPr>
@@ -2362,7 +2488,7 @@
         <w:rPr>
           <w:rFonts w:eastAsia="Nunito" w:cs="Nunito"/>
         </w:rPr>
-        <w:t>This document describes how BrokerVerse data grows, which housekeeping the system performs today, the recommended retention periods and housekeeping jobs, the approach to archiving old records out of the online database, how archived data is restored on request, and how the sample-data purge script is used before go-live.</w:t>
+        <w:t>This document describes how BrokerVerse OOTB data grows, the housekeeping the system performs, the recommended retention periods, the approach to archiving old records out of the online database, how archived data is restored on request, and how the sample-data purge script is used before go-live.</w:t>
       </w:r>
     </w:p>
     <w:tbl>
@@ -2411,7 +2537,7 @@
                 <w:rFonts w:eastAsia="Nunito" w:cs="Nunito"/>
                 <w:sz w:val="18"/>
               </w:rPr>
-              <w:t xml:space="preserve"> Retention periods in this document are proposals. They must be confirmed by the compliance officer against the regulations that apply to the broker, in particular the record-keeping rules of the Bureau of Internal Revenue (BIR) and the Insurance Commission (IC), and the Data Privacy Act of 2012 (personal data kept no longer than necessary for the declared purposes). This document gives the regulatory context in general terms only; it is not legal advice.</w:t>
+              <w:t xml:space="preserve"> Retention periods in this document are proposals. The compliance officer must confirm them against the rules that apply to the broker, in particular the record-keeping rules of the Bureau of Internal Revenue (BIR) and the Insurance Commission (IC), and the Data Privacy Act of 2012 (personal data kept no longer than needed for the declared purposes). This document gives the regulatory context in general terms only; it is not legal advice.</w:t>
             </w:r>
           </w:p>
         </w:tc>
@@ -2438,7 +2564,7 @@
         </w:pBdr>
         <w:rPr/>
       </w:pPr>
-      <w:bookmarkStart w:id="2" w:name="__RefHeading___Toc18493_3826153650"/>
+      <w:bookmarkStart w:id="2" w:name="__RefHeading___Toc15113_4084622315"/>
       <w:bookmarkEnd w:id="2"/>
       <w:r>
         <w:rPr>
@@ -2551,7 +2677,7 @@
                 <w:color w:val="FFFFFF"/>
                 <w:sz w:val="17"/>
               </w:rPr>
-              <w:t>Current handling in the baseline</w:t>
+              <w:t>Handling in the baseline</w:t>
             </w:r>
           </w:p>
         </w:tc>
@@ -2580,7 +2706,7 @@
                 <w:rFonts w:eastAsia="Nunito" w:cs="Nunito"/>
                 <w:sz w:val="17"/>
               </w:rPr>
-              <w:t>Business and financial records (leads to journals, 60+ tables)</w:t>
+              <w:t>Business and financial records (about 100 tables: leads to journals, placement, period end, bank reconciliation)</w:t>
             </w:r>
           </w:p>
         </w:tc>
@@ -2604,7 +2730,7 @@
                 <w:rFonts w:eastAsia="Nunito" w:cs="Nunito"/>
                 <w:sz w:val="17"/>
               </w:rPr>
-              <w:t>Every quotation, policy, receipt, voucher, claim</w:t>
+              <w:t>Every quotation, policy, receipt, voucher, claim, statement line</w:t>
             </w:r>
           </w:p>
         </w:tc>
@@ -2628,7 +2754,7 @@
                 <w:rFonts w:eastAsia="Nunito" w:cs="Nunito"/>
                 <w:sz w:val="17"/>
               </w:rPr>
-              <w:t xml:space="preserve">Kept indefinitely; financial documents are cancelled or reversed, not deleted; draft quotations can be deleted; leads and quotations have </w:t>
+              <w:t xml:space="preserve">Kept indefinitely; financial documents are cancelled or reversed, not deleted; draft quotations can be deleted; leads, quotations and bank statements have </w:t>
             </w:r>
             <w:r>
               <w:rPr>
@@ -2717,7 +2843,22 @@
                 <w:rFonts w:eastAsia="Nunito" w:cs="Nunito"/>
                 <w:sz w:val="17"/>
               </w:rPr>
-              <w:t>No purge; no date index</w:t>
+              <w:t xml:space="preserve">Kept; purged only if </w:t>
+            </w:r>
+            <w:r>
+              <w:rPr>
+                <w:rFonts w:eastAsia="Liberation Mono" w:cs="Liberation Mono" w:ascii="Liberation Mono" w:hAnsi="Liberation Mono"/>
+                <w:color w:val="0B3D7A"/>
+                <w:sz w:val="15"/>
+              </w:rPr>
+              <w:t>housekeeping.audit_log_days</w:t>
+            </w:r>
+            <w:r>
+              <w:rPr>
+                <w:rFonts w:eastAsia="Nunito" w:cs="Nunito"/>
+                <w:sz w:val="17"/>
+              </w:rPr>
+              <w:t xml:space="preserve"> is set, never below seven years</w:t>
             </w:r>
           </w:p>
         </w:tc>
@@ -2795,7 +2936,7 @@
                 <w:rFonts w:eastAsia="Nunito" w:cs="Nunito"/>
                 <w:sz w:val="17"/>
               </w:rPr>
-              <w:t>No purge</w:t>
+              <w:t>Purged by housekeeping after 365 days</w:t>
             </w:r>
           </w:p>
         </w:tc>
@@ -2851,7 +2992,7 @@
                 <w:rFonts w:eastAsia="Nunito" w:cs="Nunito"/>
                 <w:sz w:val="17"/>
               </w:rPr>
-              <w:t xml:space="preserve">About 1,735 rows a day: </w:t>
+              <w:t xml:space="preserve">About 1,736 rows a day: </w:t>
             </w:r>
             <w:r>
               <w:rPr>
@@ -2881,7 +3022,7 @@
                 <w:rFonts w:eastAsia="Nunito" w:cs="Nunito"/>
                 <w:sz w:val="17"/>
               </w:rPr>
-              <w:t xml:space="preserve"> every 5 minutes (288), 7 daily jobs</w:t>
+              <w:t xml:space="preserve"> every 5 minutes (288), 8 enabled daily jobs</w:t>
             </w:r>
           </w:p>
         </w:tc>
@@ -2906,7 +3047,7 @@
                 <w:rFonts w:eastAsia="Nunito" w:cs="Nunito"/>
                 <w:sz w:val="17"/>
               </w:rPr>
-              <w:t>No purge; queried on every scheduled run</w:t>
+              <w:t>Purged by housekeeping after 90 days</w:t>
             </w:r>
           </w:p>
         </w:tc>
@@ -2984,7 +3125,7 @@
                 <w:rFonts w:eastAsia="Nunito" w:cs="Nunito"/>
                 <w:sz w:val="17"/>
               </w:rPr>
-              <w:t>Deleted only when a user deletes them in the bell menu</w:t>
+              <w:t>Read notifications purged after 180 days; users can delete them in the bell menu</w:t>
             </w:r>
           </w:p>
         </w:tc>
@@ -3065,7 +3206,7 @@
                 <w:rFonts w:eastAsia="Nunito" w:cs="Nunito"/>
                 <w:sz w:val="17"/>
               </w:rPr>
-              <w:t>No purge; sent and failed messages stay</w:t>
+              <w:t>Sent messages purged after 180 days, failed ones after 730 days</w:t>
             </w:r>
           </w:p>
         </w:tc>
@@ -3143,7 +3284,7 @@
                 <w:rFonts w:eastAsia="Nunito" w:cs="Nunito"/>
                 <w:sz w:val="17"/>
               </w:rPr>
-              <w:t>No purge of expired or revoked rows</w:t>
+              <w:t>Expired or revoked rows purged 30 days after expiry or revocation</w:t>
             </w:r>
           </w:p>
         </w:tc>
@@ -3224,22 +3365,7 @@
                 <w:rFonts w:eastAsia="Nunito" w:cs="Nunito"/>
                 <w:sz w:val="17"/>
               </w:rPr>
-              <w:t xml:space="preserve">No purge (codes expire after </w:t>
-            </w:r>
-            <w:r>
-              <w:rPr>
-                <w:rFonts w:eastAsia="Liberation Mono" w:cs="Liberation Mono" w:ascii="Liberation Mono" w:hAnsi="Liberation Mono"/>
-                <w:color w:val="0B3D7A"/>
-                <w:sz w:val="15"/>
-              </w:rPr>
-              <w:t>security.reset_code_minutes</w:t>
-            </w:r>
-            <w:r>
-              <w:rPr>
-                <w:rFonts w:eastAsia="Nunito" w:cs="Nunito"/>
-                <w:sz w:val="17"/>
-              </w:rPr>
-              <w:t>)</w:t>
+              <w:t>Used or expired codes purged after 7 days</w:t>
             </w:r>
           </w:p>
         </w:tc>
@@ -3371,20 +3497,38 @@
                 <w:color w:val="0B3D7A"/>
                 <w:sz w:val="15"/>
               </w:rPr>
-              <w:t>generated_reports</w:t>
-            </w:r>
+              <w:t>job_queue</w:t>
+            </w:r>
+          </w:p>
+        </w:tc>
+        <w:tc>
+          <w:tcPr>
+            <w:tcW w:w="2120" w:type="dxa"/>
+            <w:tcBorders>
+              <w:top w:val="single" w:sz="4" w:space="0" w:color="C9D6E3"/>
+              <w:left w:val="single" w:sz="4" w:space="0" w:color="C9D6E3"/>
+              <w:bottom w:val="single" w:sz="4" w:space="0" w:color="C9D6E3"/>
+              <w:right w:val="single" w:sz="4" w:space="0" w:color="C9D6E3"/>
+            </w:tcBorders>
+            <w:shd w:color="auto" w:fill="F3F9FE" w:val="clear"/>
+          </w:tcPr>
+          <w:p>
+            <w:pPr>
+              <w:pStyle w:val="TableText"/>
+              <w:rPr/>
+            </w:pPr>
             <w:r>
               <w:rPr>
                 <w:rFonts w:eastAsia="Nunito" w:cs="Nunito"/>
                 <w:sz w:val="17"/>
               </w:rPr>
-              <w:t xml:space="preserve"> and report files</w:t>
-            </w:r>
-          </w:p>
-        </w:tc>
-        <w:tc>
-          <w:tcPr>
-            <w:tcW w:w="2120" w:type="dxa"/>
+              <w:t>Renewal batch notices</w:t>
+            </w:r>
+          </w:p>
+        </w:tc>
+        <w:tc>
+          <w:tcPr>
+            <w:tcW w:w="5397" w:type="dxa"/>
             <w:tcBorders>
               <w:top w:val="single" w:sz="4" w:space="0" w:color="C9D6E3"/>
               <w:left w:val="single" w:sz="4" w:space="0" w:color="C9D6E3"/>
@@ -3403,62 +3547,7 @@
                 <w:rFonts w:eastAsia="Nunito" w:cs="Nunito"/>
                 <w:sz w:val="17"/>
               </w:rPr>
-              <w:t>Scheduled daily reports (3 a day) and user-generated reports</w:t>
-            </w:r>
-          </w:p>
-        </w:tc>
-        <w:tc>
-          <w:tcPr>
-            <w:tcW w:w="5397" w:type="dxa"/>
-            <w:tcBorders>
-              <w:top w:val="single" w:sz="4" w:space="0" w:color="C9D6E3"/>
-              <w:left w:val="single" w:sz="4" w:space="0" w:color="C9D6E3"/>
-              <w:bottom w:val="single" w:sz="4" w:space="0" w:color="C9D6E3"/>
-              <w:right w:val="single" w:sz="4" w:space="0" w:color="C9D6E3"/>
-            </w:tcBorders>
-            <w:shd w:color="auto" w:fill="F3F9FE" w:val="clear"/>
-          </w:tcPr>
-          <w:p>
-            <w:pPr>
-              <w:pStyle w:val="TableText"/>
-              <w:rPr/>
-            </w:pPr>
-            <w:r>
-              <w:rPr>
-                <w:rFonts w:eastAsia="Nunito" w:cs="Nunito"/>
-                <w:sz w:val="17"/>
-              </w:rPr>
-              <w:t xml:space="preserve">Rows and files older than </w:t>
-            </w:r>
-            <w:r>
-              <w:rPr>
-                <w:rFonts w:eastAsia="Liberation Mono" w:cs="Liberation Mono" w:ascii="Liberation Mono" w:hAnsi="Liberation Mono"/>
-                <w:color w:val="0B3D7A"/>
-                <w:sz w:val="15"/>
-              </w:rPr>
-              <w:t>reports.retention_days</w:t>
-            </w:r>
-            <w:r>
-              <w:rPr>
-                <w:rFonts w:eastAsia="Nunito" w:cs="Nunito"/>
-                <w:sz w:val="17"/>
-              </w:rPr>
-              <w:t xml:space="preserve"> (90) deleted by the </w:t>
-            </w:r>
-            <w:r>
-              <w:rPr>
-                <w:rFonts w:eastAsia="Liberation Mono" w:cs="Liberation Mono" w:ascii="Liberation Mono" w:hAnsi="Liberation Mono"/>
-                <w:color w:val="0B3D7A"/>
-                <w:sz w:val="15"/>
-              </w:rPr>
-              <w:t>daily-reports</w:t>
-            </w:r>
-            <w:r>
-              <w:rPr>
-                <w:rFonts w:eastAsia="Nunito" w:cs="Nunito"/>
-                <w:sz w:val="17"/>
-              </w:rPr>
-              <w:t xml:space="preserve"> job (only when it runs on its schedule)</w:t>
+              <w:t>Completed items purged after 30 days</w:t>
             </w:r>
           </w:p>
         </w:tc>
@@ -3484,25 +3573,18 @@
             </w:pPr>
             <w:r>
               <w:rPr>
-                <w:rFonts w:eastAsia="Nunito" w:cs="Nunito"/>
-                <w:sz w:val="17"/>
-              </w:rPr>
-              <w:t>Uploaded files (</w:t>
-            </w:r>
-            <w:r>
-              <w:rPr>
                 <w:rFonts w:eastAsia="Liberation Mono" w:cs="Liberation Mono" w:ascii="Liberation Mono" w:hAnsi="Liberation Mono"/>
                 <w:color w:val="0B3D7A"/>
                 <w:sz w:val="15"/>
               </w:rPr>
-              <w:t>UPLOAD_DIR</w:t>
+              <w:t>generated_reports</w:t>
             </w:r>
             <w:r>
               <w:rPr>
                 <w:rFonts w:eastAsia="Nunito" w:cs="Nunito"/>
                 <w:sz w:val="17"/>
               </w:rPr>
-              <w:t>)</w:t>
+              <w:t xml:space="preserve"> and report files</w:t>
             </w:r>
           </w:p>
         </w:tc>
@@ -3526,7 +3608,7 @@
                 <w:rFonts w:eastAsia="Nunito" w:cs="Nunito"/>
                 <w:sz w:val="17"/>
               </w:rPr>
-              <w:t>Documents, photos, statements, bordereaux, exports</w:t>
+              <w:t>Scheduled daily reports and user-generated reports</w:t>
             </w:r>
           </w:p>
         </w:tc>
@@ -3550,7 +3632,37 @@
                 <w:rFonts w:eastAsia="Nunito" w:cs="Nunito"/>
                 <w:sz w:val="17"/>
               </w:rPr>
-              <w:t>No lifecycle; deleted only through the delete endpoint (uploader, module writer or administrator)</w:t>
+              <w:t xml:space="preserve">Rows and files older than </w:t>
+            </w:r>
+            <w:r>
+              <w:rPr>
+                <w:rFonts w:eastAsia="Liberation Mono" w:cs="Liberation Mono" w:ascii="Liberation Mono" w:hAnsi="Liberation Mono"/>
+                <w:color w:val="0B3D7A"/>
+                <w:sz w:val="15"/>
+              </w:rPr>
+              <w:t>reports.retention_days</w:t>
+            </w:r>
+            <w:r>
+              <w:rPr>
+                <w:rFonts w:eastAsia="Nunito" w:cs="Nunito"/>
+                <w:sz w:val="17"/>
+              </w:rPr>
+              <w:t xml:space="preserve"> (90) deleted by the </w:t>
+            </w:r>
+            <w:r>
+              <w:rPr>
+                <w:rFonts w:eastAsia="Liberation Mono" w:cs="Liberation Mono" w:ascii="Liberation Mono" w:hAnsi="Liberation Mono"/>
+                <w:color w:val="0B3D7A"/>
+                <w:sz w:val="15"/>
+              </w:rPr>
+              <w:t>daily-reports</w:t>
+            </w:r>
+            <w:r>
+              <w:rPr>
+                <w:rFonts w:eastAsia="Nunito" w:cs="Nunito"/>
+                <w:sz w:val="17"/>
+              </w:rPr>
+              <w:t xml:space="preserve"> job</w:t>
             </w:r>
           </w:p>
         </w:tc>
@@ -3577,11 +3689,25 @@
             </w:pPr>
             <w:r>
               <w:rPr>
+                <w:rFonts w:eastAsia="Nunito" w:cs="Nunito"/>
+                <w:sz w:val="17"/>
+              </w:rPr>
+              <w:t>Uploaded files (</w:t>
+            </w:r>
+            <w:r>
+              <w:rPr>
                 <w:rFonts w:eastAsia="Liberation Mono" w:cs="Liberation Mono" w:ascii="Liberation Mono" w:hAnsi="Liberation Mono"/>
                 <w:color w:val="0B3D7A"/>
                 <w:sz w:val="15"/>
               </w:rPr>
-              <w:t>job_queue</w:t>
+              <w:t>UPLOAD_DIR</w:t>
+            </w:r>
+            <w:r>
+              <w:rPr>
+                <w:rFonts w:eastAsia="Nunito" w:cs="Nunito"/>
+                <w:sz w:val="17"/>
+              </w:rPr>
+              <w:t>)</w:t>
             </w:r>
           </w:p>
         </w:tc>
@@ -3606,7 +3732,7 @@
                 <w:rFonts w:eastAsia="Nunito" w:cs="Nunito"/>
                 <w:sz w:val="17"/>
               </w:rPr>
-              <w:t>Renewal batch notices</w:t>
+              <w:t>Documents, photos, statements, bordereaux, exports</w:t>
             </w:r>
           </w:p>
         </w:tc>
@@ -3631,7 +3757,7 @@
                 <w:rFonts w:eastAsia="Nunito" w:cs="Nunito"/>
                 <w:sz w:val="17"/>
               </w:rPr>
-              <w:t>Items stay after completion</w:t>
+              <w:t>No lifecycle; deleted only through the delete endpoint (uploader, module writer or administrator)</w:t>
             </w:r>
           </w:p>
         </w:tc>
@@ -3763,226 +3889,6 @@
       <w:pPr>
         <w:pStyle w:val="Normal"/>
         <w:spacing w:before="0" w:after="40"/>
-        <w:rPr/>
-      </w:pPr>
-      <w:r>
-        <w:rPr/>
-      </w:r>
-    </w:p>
-    <w:p>
-      <w:pPr>
-        <w:pStyle w:val="Normal"/>
-        <w:rPr/>
-      </w:pPr>
-      <w:r>
-        <w:rPr>
-          <w:rFonts w:eastAsia="Nunito" w:cs="Nunito"/>
-        </w:rPr>
-        <w:t xml:space="preserve">On the local test database the largest tables are already log and operational tables: </w:t>
-      </w:r>
-      <w:r>
-        <w:rPr>
-          <w:rFonts w:eastAsia="Liberation Mono" w:cs="Liberation Mono" w:ascii="Liberation Mono" w:hAnsi="Liberation Mono"/>
-          <w:color w:val="0B3D7A"/>
-          <w:sz w:val="18"/>
-        </w:rPr>
-        <w:t>job_runs</w:t>
-      </w:r>
-      <w:r>
-        <w:rPr>
-          <w:rFonts w:eastAsia="Nunito" w:cs="Nunito"/>
-        </w:rPr>
-        <w:t xml:space="preserve">, </w:t>
-      </w:r>
-      <w:r>
-        <w:rPr>
-          <w:rFonts w:eastAsia="Liberation Mono" w:cs="Liberation Mono" w:ascii="Liberation Mono" w:hAnsi="Liberation Mono"/>
-          <w:color w:val="0B3D7A"/>
-          <w:sz w:val="18"/>
-        </w:rPr>
-        <w:t>audit_log</w:t>
-      </w:r>
-      <w:r>
-        <w:rPr>
-          <w:rFonts w:eastAsia="Nunito" w:cs="Nunito"/>
-        </w:rPr>
-        <w:t xml:space="preserve">, </w:t>
-      </w:r>
-      <w:r>
-        <w:rPr>
-          <w:rFonts w:eastAsia="Liberation Mono" w:cs="Liberation Mono" w:ascii="Liberation Mono" w:hAnsi="Liberation Mono"/>
-          <w:color w:val="0B3D7A"/>
-          <w:sz w:val="18"/>
-        </w:rPr>
-        <w:t>login_history</w:t>
-      </w:r>
-      <w:r>
-        <w:rPr>
-          <w:rFonts w:eastAsia="Nunito" w:cs="Nunito"/>
-        </w:rPr>
-        <w:t xml:space="preserve"> and </w:t>
-      </w:r>
-      <w:r>
-        <w:rPr>
-          <w:rFonts w:eastAsia="Liberation Mono" w:cs="Liberation Mono" w:ascii="Liberation Mono" w:hAnsi="Liberation Mono"/>
-          <w:color w:val="0B3D7A"/>
-          <w:sz w:val="18"/>
-        </w:rPr>
-        <w:t>refresh_tokens</w:t>
-      </w:r>
-      <w:r>
-        <w:rPr>
-          <w:rFonts w:eastAsia="Nunito" w:cs="Nunito"/>
-        </w:rPr>
-        <w:t xml:space="preserve"> (row counts in document 03), after only a few days of scheduler operation and test runs.</w:t>
-      </w:r>
-    </w:p>
-    <w:tbl>
-      <w:tblPr>
-        <w:tblW w:w="9637" w:type="dxa"/>
-        <w:jc w:val="left"/>
-        <w:tblInd w:w="42" w:type="dxa"/>
-        <w:tblLayout w:type="fixed"/>
-        <w:tblCellMar>
-          <w:top w:w="80" w:type="dxa"/>
-          <w:left w:w="150" w:type="dxa"/>
-          <w:bottom w:w="80" w:type="dxa"/>
-          <w:right w:w="130" w:type="dxa"/>
-        </w:tblCellMar>
-        <w:tblLook w:val="04a0" w:noHBand="0" w:noVBand="1" w:firstColumn="1" w:lastRow="0" w:lastColumn="0" w:firstRow="1"/>
-      </w:tblPr>
-      <w:tblGrid>
-        <w:gridCol w:w="9637"/>
-      </w:tblGrid>
-      <w:tr>
-        <w:trPr/>
-        <w:tc>
-          <w:tcPr>
-            <w:tcW w:w="9637" w:type="dxa"/>
-            <w:tcBorders>
-              <w:left w:val="single" w:sz="24" w:space="0" w:color="E0B23A"/>
-            </w:tcBorders>
-            <w:shd w:color="auto" w:fill="FFF6DD" w:val="clear"/>
-          </w:tcPr>
-          <w:p>
-            <w:pPr>
-              <w:pStyle w:val="Normal"/>
-              <w:spacing w:before="0" w:after="40"/>
-              <w:rPr/>
-            </w:pPr>
-            <w:r>
-              <w:rPr>
-                <w:rFonts w:eastAsia="Nunito" w:cs="Nunito"/>
-                <w:b/>
-                <w:sz w:val="18"/>
-              </w:rPr>
-              <w:t>Gap:</w:t>
-            </w:r>
-            <w:r>
-              <w:rPr>
-                <w:rFonts w:eastAsia="Nunito" w:cs="Nunito"/>
-                <w:sz w:val="18"/>
-              </w:rPr>
-              <w:t xml:space="preserve"> Apart from generated reports and password history, the system has no retention or purge job. </w:t>
-            </w:r>
-            <w:r>
-              <w:rPr>
-                <w:rFonts w:eastAsia="Liberation Mono" w:cs="Liberation Mono" w:ascii="Liberation Mono" w:hAnsi="Liberation Mono"/>
-                <w:color w:val="0B3D7A"/>
-                <w:sz w:val="16"/>
-              </w:rPr>
-              <w:t>job_runs</w:t>
-            </w:r>
-            <w:r>
-              <w:rPr>
-                <w:rFonts w:eastAsia="Nunito" w:cs="Nunito"/>
-                <w:sz w:val="18"/>
-              </w:rPr>
-              <w:t xml:space="preserve"> grows by about 630,000 rows a year and is scanned by the scheduler without a suitable index; </w:t>
-            </w:r>
-            <w:r>
-              <w:rPr>
-                <w:rFonts w:eastAsia="Liberation Mono" w:cs="Liberation Mono" w:ascii="Liberation Mono" w:hAnsi="Liberation Mono"/>
-                <w:color w:val="0B3D7A"/>
-                <w:sz w:val="16"/>
-              </w:rPr>
-              <w:t>email_outbox</w:t>
-            </w:r>
-            <w:r>
-              <w:rPr>
-                <w:rFonts w:eastAsia="Nunito" w:cs="Nunito"/>
-                <w:sz w:val="18"/>
-              </w:rPr>
-              <w:t xml:space="preserve"> keeps every e-mail body including personal data; </w:t>
-            </w:r>
-            <w:r>
-              <w:rPr>
-                <w:rFonts w:eastAsia="Liberation Mono" w:cs="Liberation Mono" w:ascii="Liberation Mono" w:hAnsi="Liberation Mono"/>
-                <w:color w:val="0B3D7A"/>
-                <w:sz w:val="16"/>
-              </w:rPr>
-              <w:t>refresh_tokens</w:t>
-            </w:r>
-            <w:r>
-              <w:rPr>
-                <w:rFonts w:eastAsia="Nunito" w:cs="Nunito"/>
-                <w:sz w:val="18"/>
-              </w:rPr>
-              <w:t xml:space="preserve">, </w:t>
-            </w:r>
-            <w:r>
-              <w:rPr>
-                <w:rFonts w:eastAsia="Liberation Mono" w:cs="Liberation Mono" w:ascii="Liberation Mono" w:hAnsi="Liberation Mono"/>
-                <w:color w:val="0B3D7A"/>
-                <w:sz w:val="16"/>
-              </w:rPr>
-              <w:t>login_history</w:t>
-            </w:r>
-            <w:r>
-              <w:rPr>
-                <w:rFonts w:eastAsia="Nunito" w:cs="Nunito"/>
-                <w:sz w:val="18"/>
-              </w:rPr>
-              <w:t xml:space="preserve">, </w:t>
-            </w:r>
-            <w:r>
-              <w:rPr>
-                <w:rFonts w:eastAsia="Liberation Mono" w:cs="Liberation Mono" w:ascii="Liberation Mono" w:hAnsi="Liberation Mono"/>
-                <w:color w:val="0B3D7A"/>
-                <w:sz w:val="16"/>
-              </w:rPr>
-              <w:t>notifications</w:t>
-            </w:r>
-            <w:r>
-              <w:rPr>
-                <w:rFonts w:eastAsia="Nunito" w:cs="Nunito"/>
-                <w:sz w:val="18"/>
-              </w:rPr>
-              <w:t xml:space="preserve"> and </w:t>
-            </w:r>
-            <w:r>
-              <w:rPr>
-                <w:rFonts w:eastAsia="Liberation Mono" w:cs="Liberation Mono" w:ascii="Liberation Mono" w:hAnsi="Liberation Mono"/>
-                <w:color w:val="0B3D7A"/>
-                <w:sz w:val="16"/>
-              </w:rPr>
-              <w:t>audit_log</w:t>
-            </w:r>
-            <w:r>
-              <w:rPr>
-                <w:rFonts w:eastAsia="Nunito" w:cs="Nunito"/>
-                <w:sz w:val="18"/>
-              </w:rPr>
-              <w:t xml:space="preserve"> grow without limit. Recommended housekeeping jobs are listed in chapter 4.</w:t>
-            </w:r>
-          </w:p>
-        </w:tc>
-      </w:tr>
-    </w:tbl>
-    <w:p>
-      <w:pPr>
-        <w:pStyle w:val="Normal"/>
-        <w:spacing w:before="0" w:after="0"/>
         <w:rPr/>
       </w:pPr>
       <w:r>
@@ -4035,22 +3941,7 @@
                 <w:rFonts w:eastAsia="Nunito" w:cs="Nunito"/>
                 <w:sz w:val="18"/>
               </w:rPr>
-              <w:t xml:space="preserve"> The local upload folder of the development system holds 823 files (4.9 MB) while its </w:t>
-            </w:r>
-            <w:r>
-              <w:rPr>
-                <w:rFonts w:eastAsia="Liberation Mono" w:cs="Liberation Mono" w:ascii="Liberation Mono" w:hAnsi="Liberation Mono"/>
-                <w:color w:val="0B3D7A"/>
-                <w:sz w:val="16"/>
-              </w:rPr>
-              <w:t>documents</w:t>
-            </w:r>
-            <w:r>
-              <w:rPr>
-                <w:rFonts w:eastAsia="Nunito" w:cs="Nunito"/>
-                <w:sz w:val="18"/>
-              </w:rPr>
-              <w:t xml:space="preserve"> table lists 24 (the folder is shared with test runs and resets). In production, files without a database record (orphans) can arise from failed uploads (a key is reserved before the file is written) and from restores; a reconciliation job is recommended (chapter 4).</w:t>
+              <w:t xml:space="preserve"> In production, files without a database record (orphans) can arise from failed uploads (a key is reserved before the file is written) and from restores done at different times for the database and the files. A periodic reconciliation report is recommended (chapter 4).</w:t>
             </w:r>
           </w:p>
         </w:tc>
@@ -4077,7 +3968,7 @@
         </w:pBdr>
         <w:rPr/>
       </w:pPr>
-      <w:bookmarkStart w:id="3" w:name="__RefHeading___Toc18495_3826153650"/>
+      <w:bookmarkStart w:id="3" w:name="__RefHeading___Toc15115_4084622315"/>
       <w:bookmarkEnd w:id="3"/>
       <w:r>
         <w:rPr>
@@ -4091,7 +3982,7 @@
         <w:pStyle w:val="Heading2"/>
         <w:rPr/>
       </w:pPr>
-      <w:bookmarkStart w:id="4" w:name="__RefHeading___Toc18497_3826153650"/>
+      <w:bookmarkStart w:id="4" w:name="__RefHeading___Toc15117_4084622315"/>
       <w:bookmarkEnd w:id="4"/>
       <w:r>
         <w:rPr>
@@ -4120,7 +4011,7 @@
         <w:rPr>
           <w:rFonts w:eastAsia="Nunito" w:cs="Nunito"/>
         </w:rPr>
-        <w:t xml:space="preserve"> books of accounts and their supporting documents (official receipts, invoices, vouchers, journals, withholding tax certificates such as BIR Form 2307) must be preserved for the period set by the revenue regulations, currently up to ten years from the date of the last entry (Revenue Regulations No. 17-2013 as amended), and be available for examination.</w:t>
+        <w:t xml:space="preserve"> books of accounts and their supporting documents (official receipts, invoices, vouchers, journals, withholding tax certificates such as BIR Form 2307) must be kept for the period set by the revenue regulations, currently up to ten years from the date of the last entry (Revenue Regulations No. 17-2013 as amended), and be available for examination.</w:t>
       </w:r>
     </w:p>
     <w:p>
@@ -4166,7 +4057,7 @@
         <w:rPr>
           <w:rFonts w:eastAsia="Nunito" w:cs="Nunito"/>
         </w:rPr>
-        <w:t xml:space="preserve"> personal data of leads, clients and claimants may be kept only as long as necessary for the purpose or as required by law, then disposed of securely; access and retention must be documented.</w:t>
+        <w:t xml:space="preserve"> personal data of leads, clients and claimants may be kept only as long as needed for the purpose or as required by law, then disposed of securely; access and retention must be documented.</w:t>
       </w:r>
     </w:p>
     <w:p>
@@ -4174,7 +4065,7 @@
         <w:pStyle w:val="Heading2"/>
         <w:rPr/>
       </w:pPr>
-      <w:bookmarkStart w:id="5" w:name="__RefHeading___Toc18499_3826153650"/>
+      <w:bookmarkStart w:id="5" w:name="__RefHeading___Toc15119_4084622315"/>
       <w:bookmarkEnd w:id="5"/>
       <w:r>
         <w:rPr>
@@ -4369,7 +4260,7 @@
                 <w:rFonts w:eastAsia="Nunito" w:cs="Nunito"/>
                 <w:sz w:val="17"/>
               </w:rPr>
-              <w:t>receivables, receipts and lines / applications, journal vouchers and lines, entry matches, disbursements, invoice lists, cheques, petty cash, commissions, remittances and items, debit notes and collections, direct-bill items, reinsurance recoveries and reconciliations, incentive calculations and results, policy payments</w:t>
+              <w:t>receivables and credits, receipts and applications, journal vouchers and lines, entry matches, disbursements, invoice lists, cheques, petty cash, commissions and adjustments, remittances, allocations and refunds, debit notes and collections, direct-bill items, claim settlement cash, bank statements, matches and reconciliations, close runs, year-end runs, opening balances, BIR 2307 certificates, reinsurance recoveries and reconciliations, incentive calculations and results, policy payments</w:t>
             </w:r>
           </w:p>
         </w:tc>
@@ -4472,7 +4363,7 @@
                 <w:rFonts w:eastAsia="Nunito" w:cs="Nunito"/>
                 <w:sz w:val="17"/>
               </w:rPr>
-              <w:t>clients, quotations (converted), policies, endorsements, claims with history, renewals, cessions, treaties, bordereaux, documents</w:t>
+              <w:t>clients, quotations (converted), broker slips, offers, placements, co-insurance participants, policies, endorsements, claims with history, renewals, cessions, treaties, bordereaux, documents</w:t>
             </w:r>
           </w:p>
         </w:tc>
@@ -4497,7 +4388,7 @@
                 <w:rFonts w:eastAsia="Nunito" w:cs="Nunito"/>
                 <w:sz w:val="17"/>
               </w:rPr>
-              <w:t>Life of the policy / claim + 2 years</w:t>
+              <w:t>Life of the policy or claim + 2 years</w:t>
             </w:r>
           </w:p>
         </w:tc>
@@ -4575,7 +4466,7 @@
                 <w:rFonts w:eastAsia="Nunito" w:cs="Nunito"/>
                 <w:sz w:val="17"/>
               </w:rPr>
-              <w:t>leads, quotes (not converted), renewal quotes, win-back campaigns</w:t>
+              <w:t>leads, quotes (not converted), broker slips without placement, renewal quotes, win-back campaigns</w:t>
             </w:r>
           </w:p>
         </w:tc>
@@ -4678,7 +4569,7 @@
                 <w:rFonts w:eastAsia="Nunito" w:cs="Nunito"/>
                 <w:sz w:val="17"/>
               </w:rPr>
-              <w:t>audit_log, claim_field_changes, claim_history, collection_actions, renewal_activities, renewal_notices, remittance_approvals</w:t>
+              <w:t>audit_log, claim_field_changes, claim_history, collection_actions, renewal_activities, renewal_notices, remittance_approvals, period_status_history, bank_reconciliation_history</w:t>
             </w:r>
           </w:p>
         </w:tc>
@@ -4728,7 +4619,7 @@
                 <w:rFonts w:eastAsia="Nunito" w:cs="Nunito"/>
                 <w:sz w:val="17"/>
               </w:rPr>
-              <w:t>10 years (supports financial records)</w:t>
+              <w:t>10 years (supports the financial records)</w:t>
             </w:r>
           </w:p>
         </w:tc>
@@ -5011,7 +4902,7 @@
                 <w:rFonts w:eastAsia="Nunito" w:cs="Nunito"/>
                 <w:sz w:val="17"/>
               </w:rPr>
-              <w:t>30 to 90 days</w:t>
+              <w:t>30 to 180 days</w:t>
             </w:r>
           </w:p>
         </w:tc>
@@ -5090,7 +4981,7 @@
                 <w:rFonts w:eastAsia="Nunito" w:cs="Nunito"/>
                 <w:sz w:val="17"/>
               </w:rPr>
-              <w:t>settings, masters, product templates, roles, report catalogue</w:t>
+              <w:t>settings, masters, posting rules, number series, tax codes, product templates, roles, report catalogue</w:t>
             </w:r>
           </w:p>
         </w:tc>
@@ -5140,7 +5031,7 @@
                 <w:rFonts w:eastAsia="Nunito" w:cs="Nunito"/>
                 <w:sz w:val="17"/>
               </w:rPr>
-              <w:t>Versions kept via audit log</w:t>
+              <w:t>Versions kept through the audit log</w:t>
             </w:r>
           </w:p>
         </w:tc>
@@ -5188,13 +5079,6 @@
               <w:pStyle w:val="TableText"/>
               <w:rPr/>
             </w:pPr>
-            <w:r>
-              <w:rPr>
-                <w:rFonts w:eastAsia="Nunito" w:cs="Nunito"/>
-                <w:sz w:val="17"/>
-              </w:rPr>
-              <w:t xml:space="preserve">EFS </w:t>
-            </w:r>
             <w:r>
               <w:rPr>
                 <w:rFonts w:eastAsia="Liberation Mono" w:cs="Liberation Mono" w:ascii="Liberation Mono" w:hAnsi="Liberation Mono"/>
@@ -5276,7 +5160,7 @@
         </w:pBdr>
         <w:rPr/>
       </w:pPr>
-      <w:bookmarkStart w:id="6" w:name="__RefHeading___Toc18501_3826153650"/>
+      <w:bookmarkStart w:id="6" w:name="__RefHeading___Toc15121_4084622315"/>
       <w:bookmarkEnd w:id="6"/>
       <w:r>
         <w:rPr>
@@ -5290,13 +5174,1245 @@
         <w:pStyle w:val="Heading2"/>
         <w:rPr/>
       </w:pPr>
-      <w:bookmarkStart w:id="7" w:name="__RefHeading___Toc18503_3826153650"/>
+      <w:bookmarkStart w:id="7" w:name="__RefHeading___Toc15123_4084622315"/>
       <w:bookmarkEnd w:id="7"/>
       <w:r>
         <w:rPr>
           <w:rFonts w:eastAsia="Nunito" w:cs="Nunito" w:ascii="Nunito" w:hAnsi="Nunito"/>
         </w:rPr>
-        <w:t>4.1  Existing jobs</w:t>
+        <w:t>4.1  Housekeeping job</w:t>
+      </w:r>
+    </w:p>
+    <w:p>
+      <w:pPr>
+        <w:pStyle w:val="Normal"/>
+        <w:rPr/>
+      </w:pPr>
+      <w:r>
+        <w:rPr>
+          <w:rFonts w:eastAsia="Nunito" w:cs="Nunito"/>
+        </w:rPr>
+        <w:t xml:space="preserve">The scheduled job </w:t>
+      </w:r>
+      <w:r>
+        <w:rPr>
+          <w:rFonts w:eastAsia="Liberation Mono" w:cs="Liberation Mono" w:ascii="Liberation Mono" w:hAnsi="Liberation Mono"/>
+          <w:color w:val="0B3D7A"/>
+          <w:sz w:val="18"/>
+        </w:rPr>
+        <w:t>housekeeping</w:t>
+      </w:r>
+      <w:r>
+        <w:rPr>
+          <w:rFonts w:eastAsia="Nunito" w:cs="Nunito"/>
+        </w:rPr>
+        <w:t xml:space="preserve"> (daily at 02:45 Manila time, </w:t>
+      </w:r>
+      <w:r>
+        <w:rPr>
+          <w:rFonts w:eastAsia="Liberation Mono" w:cs="Liberation Mono" w:ascii="Liberation Mono" w:hAnsi="Liberation Mono"/>
+          <w:color w:val="0B3D7A"/>
+          <w:sz w:val="18"/>
+        </w:rPr>
+        <w:t>jobs/housekeeping.js</w:t>
+      </w:r>
+      <w:r>
+        <w:rPr>
+          <w:rFonts w:eastAsia="Nunito" w:cs="Nunito"/>
+        </w:rPr>
+        <w:t>) deletes operational rows past their retention period. Each period is a setting in System Settings &gt; Housekeeping (days; 0 keeps the rows forever). Deletes run in batches of 5,000 rows so a large backlog never holds long locks, and the job output lists the rows deleted per table and the tables kept.</w:t>
+      </w:r>
+    </w:p>
+    <w:tbl>
+      <w:tblPr>
+        <w:tblW w:w="9637" w:type="dxa"/>
+        <w:jc w:val="center"/>
+        <w:tblInd w:w="0" w:type="dxa"/>
+        <w:tblLayout w:type="fixed"/>
+        <w:tblCellMar>
+          <w:top w:w="45" w:type="dxa"/>
+          <w:left w:w="80" w:type="dxa"/>
+          <w:bottom w:w="45" w:type="dxa"/>
+          <w:right w:w="80" w:type="dxa"/>
+        </w:tblCellMar>
+        <w:tblLook w:val="04a0" w:noHBand="0" w:noVBand="1" w:firstColumn="1" w:lastRow="0" w:lastColumn="0" w:firstRow="1"/>
+      </w:tblPr>
+      <w:tblGrid>
+        <w:gridCol w:w="2891"/>
+        <w:gridCol w:w="3276"/>
+        <w:gridCol w:w="1157"/>
+        <w:gridCol w:w="2312"/>
+      </w:tblGrid>
+      <w:tr>
+        <w:trPr>
+          <w:tblHeader w:val="true"/>
+          <w:cantSplit w:val="true"/>
+        </w:trPr>
+        <w:tc>
+          <w:tcPr>
+            <w:tcW w:w="2891" w:type="dxa"/>
+            <w:tcBorders>
+              <w:top w:val="single" w:sz="4" w:space="0" w:color="C9D6E3"/>
+              <w:left w:val="single" w:sz="4" w:space="0" w:color="C9D6E3"/>
+              <w:bottom w:val="single" w:sz="4" w:space="0" w:color="C9D6E3"/>
+              <w:right w:val="single" w:sz="4" w:space="0" w:color="C9D6E3"/>
+            </w:tcBorders>
+            <w:shd w:color="auto" w:fill="0065B3" w:val="clear"/>
+            <w:vAlign w:val="center"/>
+          </w:tcPr>
+          <w:p>
+            <w:pPr>
+              <w:pStyle w:val="TableText"/>
+              <w:rPr/>
+            </w:pPr>
+            <w:r>
+              <w:rPr>
+                <w:rFonts w:eastAsia="Nunito" w:cs="Nunito"/>
+                <w:b/>
+                <w:color w:val="FFFFFF"/>
+                <w:sz w:val="17"/>
+              </w:rPr>
+              <w:t>Setting</w:t>
+            </w:r>
+          </w:p>
+        </w:tc>
+        <w:tc>
+          <w:tcPr>
+            <w:tcW w:w="3276" w:type="dxa"/>
+            <w:tcBorders>
+              <w:top w:val="single" w:sz="4" w:space="0" w:color="C9D6E3"/>
+              <w:left w:val="single" w:sz="4" w:space="0" w:color="C9D6E3"/>
+              <w:bottom w:val="single" w:sz="4" w:space="0" w:color="C9D6E3"/>
+              <w:right w:val="single" w:sz="4" w:space="0" w:color="C9D6E3"/>
+            </w:tcBorders>
+            <w:shd w:color="auto" w:fill="0065B3" w:val="clear"/>
+            <w:vAlign w:val="center"/>
+          </w:tcPr>
+          <w:p>
+            <w:pPr>
+              <w:pStyle w:val="TableText"/>
+              <w:rPr/>
+            </w:pPr>
+            <w:r>
+              <w:rPr>
+                <w:rFonts w:eastAsia="Nunito" w:cs="Nunito"/>
+                <w:b/>
+                <w:color w:val="FFFFFF"/>
+                <w:sz w:val="17"/>
+              </w:rPr>
+              <w:t>Rule</w:t>
+            </w:r>
+          </w:p>
+        </w:tc>
+        <w:tc>
+          <w:tcPr>
+            <w:tcW w:w="1157" w:type="dxa"/>
+            <w:tcBorders>
+              <w:top w:val="single" w:sz="4" w:space="0" w:color="C9D6E3"/>
+              <w:left w:val="single" w:sz="4" w:space="0" w:color="C9D6E3"/>
+              <w:bottom w:val="single" w:sz="4" w:space="0" w:color="C9D6E3"/>
+              <w:right w:val="single" w:sz="4" w:space="0" w:color="C9D6E3"/>
+            </w:tcBorders>
+            <w:shd w:color="auto" w:fill="0065B3" w:val="clear"/>
+            <w:vAlign w:val="center"/>
+          </w:tcPr>
+          <w:p>
+            <w:pPr>
+              <w:pStyle w:val="TableText"/>
+              <w:rPr/>
+            </w:pPr>
+            <w:r>
+              <w:rPr>
+                <w:rFonts w:eastAsia="Nunito" w:cs="Nunito"/>
+                <w:b/>
+                <w:color w:val="FFFFFF"/>
+                <w:sz w:val="17"/>
+              </w:rPr>
+              <w:t>Default days</w:t>
+            </w:r>
+          </w:p>
+        </w:tc>
+        <w:tc>
+          <w:tcPr>
+            <w:tcW w:w="2312" w:type="dxa"/>
+            <w:tcBorders>
+              <w:top w:val="single" w:sz="4" w:space="0" w:color="C9D6E3"/>
+              <w:left w:val="single" w:sz="4" w:space="0" w:color="C9D6E3"/>
+              <w:bottom w:val="single" w:sz="4" w:space="0" w:color="C9D6E3"/>
+              <w:right w:val="single" w:sz="4" w:space="0" w:color="C9D6E3"/>
+            </w:tcBorders>
+            <w:shd w:color="auto" w:fill="0065B3" w:val="clear"/>
+            <w:vAlign w:val="center"/>
+          </w:tcPr>
+          <w:p>
+            <w:pPr>
+              <w:pStyle w:val="TableText"/>
+              <w:rPr/>
+            </w:pPr>
+            <w:r>
+              <w:rPr>
+                <w:rFonts w:eastAsia="Nunito" w:cs="Nunito"/>
+                <w:b/>
+                <w:color w:val="FFFFFF"/>
+                <w:sz w:val="17"/>
+              </w:rPr>
+              <w:t>Supporting index</w:t>
+            </w:r>
+          </w:p>
+        </w:tc>
+      </w:tr>
+      <w:tr>
+        <w:trPr>
+          <w:cantSplit w:val="true"/>
+        </w:trPr>
+        <w:tc>
+          <w:tcPr>
+            <w:tcW w:w="2891" w:type="dxa"/>
+            <w:tcBorders>
+              <w:top w:val="single" w:sz="4" w:space="0" w:color="C9D6E3"/>
+              <w:left w:val="single" w:sz="4" w:space="0" w:color="C9D6E3"/>
+              <w:bottom w:val="single" w:sz="4" w:space="0" w:color="C9D6E3"/>
+              <w:right w:val="single" w:sz="4" w:space="0" w:color="C9D6E3"/>
+            </w:tcBorders>
+          </w:tcPr>
+          <w:p>
+            <w:pPr>
+              <w:pStyle w:val="TableText"/>
+              <w:rPr/>
+            </w:pPr>
+            <w:r>
+              <w:rPr>
+                <w:rFonts w:eastAsia="Liberation Mono" w:cs="Liberation Mono" w:ascii="Liberation Mono" w:hAnsi="Liberation Mono"/>
+                <w:color w:val="0B3D7A"/>
+                <w:sz w:val="15"/>
+              </w:rPr>
+              <w:t>housekeeping.job_runs_days</w:t>
+            </w:r>
+          </w:p>
+        </w:tc>
+        <w:tc>
+          <w:tcPr>
+            <w:tcW w:w="3276" w:type="dxa"/>
+            <w:tcBorders>
+              <w:top w:val="single" w:sz="4" w:space="0" w:color="C9D6E3"/>
+              <w:left w:val="single" w:sz="4" w:space="0" w:color="C9D6E3"/>
+              <w:bottom w:val="single" w:sz="4" w:space="0" w:color="C9D6E3"/>
+              <w:right w:val="single" w:sz="4" w:space="0" w:color="C9D6E3"/>
+            </w:tcBorders>
+          </w:tcPr>
+          <w:p>
+            <w:pPr>
+              <w:pStyle w:val="TableText"/>
+              <w:rPr/>
+            </w:pPr>
+            <w:r>
+              <w:rPr>
+                <w:rFonts w:eastAsia="Liberation Mono" w:cs="Liberation Mono" w:ascii="Liberation Mono" w:hAnsi="Liberation Mono"/>
+                <w:color w:val="0B3D7A"/>
+                <w:sz w:val="15"/>
+              </w:rPr>
+              <w:t>job_runs</w:t>
+            </w:r>
+            <w:r>
+              <w:rPr>
+                <w:rFonts w:eastAsia="Nunito" w:cs="Nunito"/>
+                <w:sz w:val="17"/>
+              </w:rPr>
+              <w:t xml:space="preserve"> started before the cut-off</w:t>
+            </w:r>
+          </w:p>
+        </w:tc>
+        <w:tc>
+          <w:tcPr>
+            <w:tcW w:w="1157" w:type="dxa"/>
+            <w:tcBorders>
+              <w:top w:val="single" w:sz="4" w:space="0" w:color="C9D6E3"/>
+              <w:left w:val="single" w:sz="4" w:space="0" w:color="C9D6E3"/>
+              <w:bottom w:val="single" w:sz="4" w:space="0" w:color="C9D6E3"/>
+              <w:right w:val="single" w:sz="4" w:space="0" w:color="C9D6E3"/>
+            </w:tcBorders>
+          </w:tcPr>
+          <w:p>
+            <w:pPr>
+              <w:pStyle w:val="TableText"/>
+              <w:rPr/>
+            </w:pPr>
+            <w:r>
+              <w:rPr>
+                <w:rFonts w:eastAsia="Nunito" w:cs="Nunito"/>
+                <w:sz w:val="17"/>
+              </w:rPr>
+              <w:t>90</w:t>
+            </w:r>
+          </w:p>
+        </w:tc>
+        <w:tc>
+          <w:tcPr>
+            <w:tcW w:w="2312" w:type="dxa"/>
+            <w:tcBorders>
+              <w:top w:val="single" w:sz="4" w:space="0" w:color="C9D6E3"/>
+              <w:left w:val="single" w:sz="4" w:space="0" w:color="C9D6E3"/>
+              <w:bottom w:val="single" w:sz="4" w:space="0" w:color="C9D6E3"/>
+              <w:right w:val="single" w:sz="4" w:space="0" w:color="C9D6E3"/>
+            </w:tcBorders>
+          </w:tcPr>
+          <w:p>
+            <w:pPr>
+              <w:pStyle w:val="TableText"/>
+              <w:rPr/>
+            </w:pPr>
+            <w:r>
+              <w:rPr>
+                <w:rFonts w:eastAsia="Liberation Mono" w:cs="Liberation Mono" w:ascii="Liberation Mono" w:hAnsi="Liberation Mono"/>
+                <w:color w:val="0B3D7A"/>
+                <w:sz w:val="15"/>
+              </w:rPr>
+              <w:t>job_runs (job_id, started_at)</w:t>
+            </w:r>
+          </w:p>
+        </w:tc>
+      </w:tr>
+      <w:tr>
+        <w:trPr>
+          <w:cantSplit w:val="true"/>
+        </w:trPr>
+        <w:tc>
+          <w:tcPr>
+            <w:tcW w:w="2891" w:type="dxa"/>
+            <w:tcBorders>
+              <w:top w:val="single" w:sz="4" w:space="0" w:color="C9D6E3"/>
+              <w:left w:val="single" w:sz="4" w:space="0" w:color="C9D6E3"/>
+              <w:bottom w:val="single" w:sz="4" w:space="0" w:color="C9D6E3"/>
+              <w:right w:val="single" w:sz="4" w:space="0" w:color="C9D6E3"/>
+            </w:tcBorders>
+            <w:shd w:color="auto" w:fill="F3F9FE" w:val="clear"/>
+          </w:tcPr>
+          <w:p>
+            <w:pPr>
+              <w:pStyle w:val="TableText"/>
+              <w:rPr/>
+            </w:pPr>
+            <w:r>
+              <w:rPr>
+                <w:rFonts w:eastAsia="Liberation Mono" w:cs="Liberation Mono" w:ascii="Liberation Mono" w:hAnsi="Liberation Mono"/>
+                <w:color w:val="0B3D7A"/>
+                <w:sz w:val="15"/>
+              </w:rPr>
+              <w:t>housekeeping.email_outbox_sent_days</w:t>
+            </w:r>
+          </w:p>
+        </w:tc>
+        <w:tc>
+          <w:tcPr>
+            <w:tcW w:w="3276" w:type="dxa"/>
+            <w:tcBorders>
+              <w:top w:val="single" w:sz="4" w:space="0" w:color="C9D6E3"/>
+              <w:left w:val="single" w:sz="4" w:space="0" w:color="C9D6E3"/>
+              <w:bottom w:val="single" w:sz="4" w:space="0" w:color="C9D6E3"/>
+              <w:right w:val="single" w:sz="4" w:space="0" w:color="C9D6E3"/>
+            </w:tcBorders>
+            <w:shd w:color="auto" w:fill="F3F9FE" w:val="clear"/>
+          </w:tcPr>
+          <w:p>
+            <w:pPr>
+              <w:pStyle w:val="TableText"/>
+              <w:rPr/>
+            </w:pPr>
+            <w:r>
+              <w:rPr>
+                <w:rFonts w:eastAsia="Liberation Mono" w:cs="Liberation Mono" w:ascii="Liberation Mono" w:hAnsi="Liberation Mono"/>
+                <w:color w:val="0B3D7A"/>
+                <w:sz w:val="15"/>
+              </w:rPr>
+              <w:t>email_outbox</w:t>
+            </w:r>
+            <w:r>
+              <w:rPr>
+                <w:rFonts w:eastAsia="Nunito" w:cs="Nunito"/>
+                <w:sz w:val="17"/>
+              </w:rPr>
+              <w:t xml:space="preserve"> with status </w:t>
+            </w:r>
+            <w:r>
+              <w:rPr>
+                <w:rFonts w:eastAsia="Liberation Mono" w:cs="Liberation Mono" w:ascii="Liberation Mono" w:hAnsi="Liberation Mono"/>
+                <w:color w:val="0B3D7A"/>
+                <w:sz w:val="15"/>
+              </w:rPr>
+              <w:t>sent</w:t>
+            </w:r>
+          </w:p>
+        </w:tc>
+        <w:tc>
+          <w:tcPr>
+            <w:tcW w:w="1157" w:type="dxa"/>
+            <w:tcBorders>
+              <w:top w:val="single" w:sz="4" w:space="0" w:color="C9D6E3"/>
+              <w:left w:val="single" w:sz="4" w:space="0" w:color="C9D6E3"/>
+              <w:bottom w:val="single" w:sz="4" w:space="0" w:color="C9D6E3"/>
+              <w:right w:val="single" w:sz="4" w:space="0" w:color="C9D6E3"/>
+            </w:tcBorders>
+            <w:shd w:color="auto" w:fill="F3F9FE" w:val="clear"/>
+          </w:tcPr>
+          <w:p>
+            <w:pPr>
+              <w:pStyle w:val="TableText"/>
+              <w:rPr/>
+            </w:pPr>
+            <w:r>
+              <w:rPr>
+                <w:rFonts w:eastAsia="Nunito" w:cs="Nunito"/>
+                <w:sz w:val="17"/>
+              </w:rPr>
+              <w:t>180</w:t>
+            </w:r>
+          </w:p>
+        </w:tc>
+        <w:tc>
+          <w:tcPr>
+            <w:tcW w:w="2312" w:type="dxa"/>
+            <w:tcBorders>
+              <w:top w:val="single" w:sz="4" w:space="0" w:color="C9D6E3"/>
+              <w:left w:val="single" w:sz="4" w:space="0" w:color="C9D6E3"/>
+              <w:bottom w:val="single" w:sz="4" w:space="0" w:color="C9D6E3"/>
+              <w:right w:val="single" w:sz="4" w:space="0" w:color="C9D6E3"/>
+            </w:tcBorders>
+            <w:shd w:color="auto" w:fill="F3F9FE" w:val="clear"/>
+          </w:tcPr>
+          <w:p>
+            <w:pPr>
+              <w:pStyle w:val="TableText"/>
+              <w:rPr/>
+            </w:pPr>
+            <w:r>
+              <w:rPr>
+                <w:rFonts w:eastAsia="Liberation Mono" w:cs="Liberation Mono" w:ascii="Liberation Mono" w:hAnsi="Liberation Mono"/>
+                <w:color w:val="0B3D7A"/>
+                <w:sz w:val="15"/>
+              </w:rPr>
+              <w:t>email_outbox (status, created_at)</w:t>
+            </w:r>
+          </w:p>
+        </w:tc>
+      </w:tr>
+      <w:tr>
+        <w:trPr>
+          <w:cantSplit w:val="true"/>
+        </w:trPr>
+        <w:tc>
+          <w:tcPr>
+            <w:tcW w:w="2891" w:type="dxa"/>
+            <w:tcBorders>
+              <w:top w:val="single" w:sz="4" w:space="0" w:color="C9D6E3"/>
+              <w:left w:val="single" w:sz="4" w:space="0" w:color="C9D6E3"/>
+              <w:bottom w:val="single" w:sz="4" w:space="0" w:color="C9D6E3"/>
+              <w:right w:val="single" w:sz="4" w:space="0" w:color="C9D6E3"/>
+            </w:tcBorders>
+          </w:tcPr>
+          <w:p>
+            <w:pPr>
+              <w:pStyle w:val="TableText"/>
+              <w:rPr/>
+            </w:pPr>
+            <w:r>
+              <w:rPr>
+                <w:rFonts w:eastAsia="Liberation Mono" w:cs="Liberation Mono" w:ascii="Liberation Mono" w:hAnsi="Liberation Mono"/>
+                <w:color w:val="0B3D7A"/>
+                <w:sz w:val="15"/>
+              </w:rPr>
+              <w:t>housekeeping.email_outbox_failed_days</w:t>
+            </w:r>
+          </w:p>
+        </w:tc>
+        <w:tc>
+          <w:tcPr>
+            <w:tcW w:w="3276" w:type="dxa"/>
+            <w:tcBorders>
+              <w:top w:val="single" w:sz="4" w:space="0" w:color="C9D6E3"/>
+              <w:left w:val="single" w:sz="4" w:space="0" w:color="C9D6E3"/>
+              <w:bottom w:val="single" w:sz="4" w:space="0" w:color="C9D6E3"/>
+              <w:right w:val="single" w:sz="4" w:space="0" w:color="C9D6E3"/>
+            </w:tcBorders>
+          </w:tcPr>
+          <w:p>
+            <w:pPr>
+              <w:pStyle w:val="TableText"/>
+              <w:rPr/>
+            </w:pPr>
+            <w:r>
+              <w:rPr>
+                <w:rFonts w:eastAsia="Liberation Mono" w:cs="Liberation Mono" w:ascii="Liberation Mono" w:hAnsi="Liberation Mono"/>
+                <w:color w:val="0B3D7A"/>
+                <w:sz w:val="15"/>
+              </w:rPr>
+              <w:t>email_outbox</w:t>
+            </w:r>
+            <w:r>
+              <w:rPr>
+                <w:rFonts w:eastAsia="Nunito" w:cs="Nunito"/>
+                <w:sz w:val="17"/>
+              </w:rPr>
+              <w:t xml:space="preserve"> with status </w:t>
+            </w:r>
+            <w:r>
+              <w:rPr>
+                <w:rFonts w:eastAsia="Liberation Mono" w:cs="Liberation Mono" w:ascii="Liberation Mono" w:hAnsi="Liberation Mono"/>
+                <w:color w:val="0B3D7A"/>
+                <w:sz w:val="15"/>
+              </w:rPr>
+              <w:t>failed</w:t>
+            </w:r>
+          </w:p>
+        </w:tc>
+        <w:tc>
+          <w:tcPr>
+            <w:tcW w:w="1157" w:type="dxa"/>
+            <w:tcBorders>
+              <w:top w:val="single" w:sz="4" w:space="0" w:color="C9D6E3"/>
+              <w:left w:val="single" w:sz="4" w:space="0" w:color="C9D6E3"/>
+              <w:bottom w:val="single" w:sz="4" w:space="0" w:color="C9D6E3"/>
+              <w:right w:val="single" w:sz="4" w:space="0" w:color="C9D6E3"/>
+            </w:tcBorders>
+          </w:tcPr>
+          <w:p>
+            <w:pPr>
+              <w:pStyle w:val="TableText"/>
+              <w:rPr/>
+            </w:pPr>
+            <w:r>
+              <w:rPr>
+                <w:rFonts w:eastAsia="Nunito" w:cs="Nunito"/>
+                <w:sz w:val="17"/>
+              </w:rPr>
+              <w:t>730</w:t>
+            </w:r>
+          </w:p>
+        </w:tc>
+        <w:tc>
+          <w:tcPr>
+            <w:tcW w:w="2312" w:type="dxa"/>
+            <w:tcBorders>
+              <w:top w:val="single" w:sz="4" w:space="0" w:color="C9D6E3"/>
+              <w:left w:val="single" w:sz="4" w:space="0" w:color="C9D6E3"/>
+              <w:bottom w:val="single" w:sz="4" w:space="0" w:color="C9D6E3"/>
+              <w:right w:val="single" w:sz="4" w:space="0" w:color="C9D6E3"/>
+            </w:tcBorders>
+          </w:tcPr>
+          <w:p>
+            <w:pPr>
+              <w:pStyle w:val="TableText"/>
+              <w:rPr/>
+            </w:pPr>
+            <w:r>
+              <w:rPr>
+                <w:rFonts w:eastAsia="Liberation Mono" w:cs="Liberation Mono" w:ascii="Liberation Mono" w:hAnsi="Liberation Mono"/>
+                <w:color w:val="0B3D7A"/>
+                <w:sz w:val="15"/>
+              </w:rPr>
+              <w:t>email_outbox (status, created_at)</w:t>
+            </w:r>
+          </w:p>
+        </w:tc>
+      </w:tr>
+      <w:tr>
+        <w:trPr>
+          <w:cantSplit w:val="true"/>
+        </w:trPr>
+        <w:tc>
+          <w:tcPr>
+            <w:tcW w:w="2891" w:type="dxa"/>
+            <w:tcBorders>
+              <w:top w:val="single" w:sz="4" w:space="0" w:color="C9D6E3"/>
+              <w:left w:val="single" w:sz="4" w:space="0" w:color="C9D6E3"/>
+              <w:bottom w:val="single" w:sz="4" w:space="0" w:color="C9D6E3"/>
+              <w:right w:val="single" w:sz="4" w:space="0" w:color="C9D6E3"/>
+            </w:tcBorders>
+            <w:shd w:color="auto" w:fill="F3F9FE" w:val="clear"/>
+          </w:tcPr>
+          <w:p>
+            <w:pPr>
+              <w:pStyle w:val="TableText"/>
+              <w:rPr/>
+            </w:pPr>
+            <w:r>
+              <w:rPr>
+                <w:rFonts w:eastAsia="Liberation Mono" w:cs="Liberation Mono" w:ascii="Liberation Mono" w:hAnsi="Liberation Mono"/>
+                <w:color w:val="0B3D7A"/>
+                <w:sz w:val="15"/>
+              </w:rPr>
+              <w:t>housekeeping.login_history_days</w:t>
+            </w:r>
+          </w:p>
+        </w:tc>
+        <w:tc>
+          <w:tcPr>
+            <w:tcW w:w="3276" w:type="dxa"/>
+            <w:tcBorders>
+              <w:top w:val="single" w:sz="4" w:space="0" w:color="C9D6E3"/>
+              <w:left w:val="single" w:sz="4" w:space="0" w:color="C9D6E3"/>
+              <w:bottom w:val="single" w:sz="4" w:space="0" w:color="C9D6E3"/>
+              <w:right w:val="single" w:sz="4" w:space="0" w:color="C9D6E3"/>
+            </w:tcBorders>
+            <w:shd w:color="auto" w:fill="F3F9FE" w:val="clear"/>
+          </w:tcPr>
+          <w:p>
+            <w:pPr>
+              <w:pStyle w:val="TableText"/>
+              <w:rPr/>
+            </w:pPr>
+            <w:r>
+              <w:rPr>
+                <w:rFonts w:eastAsia="Liberation Mono" w:cs="Liberation Mono" w:ascii="Liberation Mono" w:hAnsi="Liberation Mono"/>
+                <w:color w:val="0B3D7A"/>
+                <w:sz w:val="15"/>
+              </w:rPr>
+              <w:t>login_history</w:t>
+            </w:r>
+          </w:p>
+        </w:tc>
+        <w:tc>
+          <w:tcPr>
+            <w:tcW w:w="1157" w:type="dxa"/>
+            <w:tcBorders>
+              <w:top w:val="single" w:sz="4" w:space="0" w:color="C9D6E3"/>
+              <w:left w:val="single" w:sz="4" w:space="0" w:color="C9D6E3"/>
+              <w:bottom w:val="single" w:sz="4" w:space="0" w:color="C9D6E3"/>
+              <w:right w:val="single" w:sz="4" w:space="0" w:color="C9D6E3"/>
+            </w:tcBorders>
+            <w:shd w:color="auto" w:fill="F3F9FE" w:val="clear"/>
+          </w:tcPr>
+          <w:p>
+            <w:pPr>
+              <w:pStyle w:val="TableText"/>
+              <w:rPr/>
+            </w:pPr>
+            <w:r>
+              <w:rPr>
+                <w:rFonts w:eastAsia="Nunito" w:cs="Nunito"/>
+                <w:sz w:val="17"/>
+              </w:rPr>
+              <w:t>365</w:t>
+            </w:r>
+          </w:p>
+        </w:tc>
+        <w:tc>
+          <w:tcPr>
+            <w:tcW w:w="2312" w:type="dxa"/>
+            <w:tcBorders>
+              <w:top w:val="single" w:sz="4" w:space="0" w:color="C9D6E3"/>
+              <w:left w:val="single" w:sz="4" w:space="0" w:color="C9D6E3"/>
+              <w:bottom w:val="single" w:sz="4" w:space="0" w:color="C9D6E3"/>
+              <w:right w:val="single" w:sz="4" w:space="0" w:color="C9D6E3"/>
+            </w:tcBorders>
+            <w:shd w:color="auto" w:fill="F3F9FE" w:val="clear"/>
+          </w:tcPr>
+          <w:p>
+            <w:pPr>
+              <w:pStyle w:val="TableText"/>
+              <w:rPr/>
+            </w:pPr>
+            <w:r>
+              <w:rPr>
+                <w:rFonts w:eastAsia="Liberation Mono" w:cs="Liberation Mono" w:ascii="Liberation Mono" w:hAnsi="Liberation Mono"/>
+                <w:color w:val="0B3D7A"/>
+                <w:sz w:val="15"/>
+              </w:rPr>
+              <w:t>login_history (at DESC)</w:t>
+            </w:r>
+          </w:p>
+        </w:tc>
+      </w:tr>
+      <w:tr>
+        <w:trPr>
+          <w:cantSplit w:val="true"/>
+        </w:trPr>
+        <w:tc>
+          <w:tcPr>
+            <w:tcW w:w="2891" w:type="dxa"/>
+            <w:tcBorders>
+              <w:top w:val="single" w:sz="4" w:space="0" w:color="C9D6E3"/>
+              <w:left w:val="single" w:sz="4" w:space="0" w:color="C9D6E3"/>
+              <w:bottom w:val="single" w:sz="4" w:space="0" w:color="C9D6E3"/>
+              <w:right w:val="single" w:sz="4" w:space="0" w:color="C9D6E3"/>
+            </w:tcBorders>
+          </w:tcPr>
+          <w:p>
+            <w:pPr>
+              <w:pStyle w:val="TableText"/>
+              <w:rPr/>
+            </w:pPr>
+            <w:r>
+              <w:rPr>
+                <w:rFonts w:eastAsia="Liberation Mono" w:cs="Liberation Mono" w:ascii="Liberation Mono" w:hAnsi="Liberation Mono"/>
+                <w:color w:val="0B3D7A"/>
+                <w:sz w:val="15"/>
+              </w:rPr>
+              <w:t>housekeeping.refresh_tokens_days</w:t>
+            </w:r>
+          </w:p>
+        </w:tc>
+        <w:tc>
+          <w:tcPr>
+            <w:tcW w:w="3276" w:type="dxa"/>
+            <w:tcBorders>
+              <w:top w:val="single" w:sz="4" w:space="0" w:color="C9D6E3"/>
+              <w:left w:val="single" w:sz="4" w:space="0" w:color="C9D6E3"/>
+              <w:bottom w:val="single" w:sz="4" w:space="0" w:color="C9D6E3"/>
+              <w:right w:val="single" w:sz="4" w:space="0" w:color="C9D6E3"/>
+            </w:tcBorders>
+          </w:tcPr>
+          <w:p>
+            <w:pPr>
+              <w:pStyle w:val="TableText"/>
+              <w:rPr/>
+            </w:pPr>
+            <w:r>
+              <w:rPr>
+                <w:rFonts w:eastAsia="Liberation Mono" w:cs="Liberation Mono" w:ascii="Liberation Mono" w:hAnsi="Liberation Mono"/>
+                <w:color w:val="0B3D7A"/>
+                <w:sz w:val="15"/>
+              </w:rPr>
+              <w:t>refresh_tokens</w:t>
+            </w:r>
+            <w:r>
+              <w:rPr>
+                <w:rFonts w:eastAsia="Nunito" w:cs="Nunito"/>
+                <w:sz w:val="17"/>
+              </w:rPr>
+              <w:t xml:space="preserve"> expired or revoked before the cut-off</w:t>
+            </w:r>
+          </w:p>
+        </w:tc>
+        <w:tc>
+          <w:tcPr>
+            <w:tcW w:w="1157" w:type="dxa"/>
+            <w:tcBorders>
+              <w:top w:val="single" w:sz="4" w:space="0" w:color="C9D6E3"/>
+              <w:left w:val="single" w:sz="4" w:space="0" w:color="C9D6E3"/>
+              <w:bottom w:val="single" w:sz="4" w:space="0" w:color="C9D6E3"/>
+              <w:right w:val="single" w:sz="4" w:space="0" w:color="C9D6E3"/>
+            </w:tcBorders>
+          </w:tcPr>
+          <w:p>
+            <w:pPr>
+              <w:pStyle w:val="TableText"/>
+              <w:rPr/>
+            </w:pPr>
+            <w:r>
+              <w:rPr>
+                <w:rFonts w:eastAsia="Nunito" w:cs="Nunito"/>
+                <w:sz w:val="17"/>
+              </w:rPr>
+              <w:t>30</w:t>
+            </w:r>
+          </w:p>
+        </w:tc>
+        <w:tc>
+          <w:tcPr>
+            <w:tcW w:w="2312" w:type="dxa"/>
+            <w:tcBorders>
+              <w:top w:val="single" w:sz="4" w:space="0" w:color="C9D6E3"/>
+              <w:left w:val="single" w:sz="4" w:space="0" w:color="C9D6E3"/>
+              <w:bottom w:val="single" w:sz="4" w:space="0" w:color="C9D6E3"/>
+              <w:right w:val="single" w:sz="4" w:space="0" w:color="C9D6E3"/>
+            </w:tcBorders>
+          </w:tcPr>
+          <w:p>
+            <w:pPr>
+              <w:pStyle w:val="TableText"/>
+              <w:rPr/>
+            </w:pPr>
+            <w:r>
+              <w:rPr>
+                <w:rFonts w:eastAsia="Nunito" w:cs="Nunito"/>
+                <w:sz w:val="17"/>
+              </w:rPr>
+              <w:t>primary key and user index</w:t>
+            </w:r>
+          </w:p>
+        </w:tc>
+      </w:tr>
+      <w:tr>
+        <w:trPr>
+          <w:cantSplit w:val="true"/>
+        </w:trPr>
+        <w:tc>
+          <w:tcPr>
+            <w:tcW w:w="2891" w:type="dxa"/>
+            <w:tcBorders>
+              <w:top w:val="single" w:sz="4" w:space="0" w:color="C9D6E3"/>
+              <w:left w:val="single" w:sz="4" w:space="0" w:color="C9D6E3"/>
+              <w:bottom w:val="single" w:sz="4" w:space="0" w:color="C9D6E3"/>
+              <w:right w:val="single" w:sz="4" w:space="0" w:color="C9D6E3"/>
+            </w:tcBorders>
+            <w:shd w:color="auto" w:fill="F3F9FE" w:val="clear"/>
+          </w:tcPr>
+          <w:p>
+            <w:pPr>
+              <w:pStyle w:val="TableText"/>
+              <w:rPr/>
+            </w:pPr>
+            <w:r>
+              <w:rPr>
+                <w:rFonts w:eastAsia="Liberation Mono" w:cs="Liberation Mono" w:ascii="Liberation Mono" w:hAnsi="Liberation Mono"/>
+                <w:color w:val="0B3D7A"/>
+                <w:sz w:val="15"/>
+              </w:rPr>
+              <w:t>housekeeping.password_resets_days</w:t>
+            </w:r>
+          </w:p>
+        </w:tc>
+        <w:tc>
+          <w:tcPr>
+            <w:tcW w:w="3276" w:type="dxa"/>
+            <w:tcBorders>
+              <w:top w:val="single" w:sz="4" w:space="0" w:color="C9D6E3"/>
+              <w:left w:val="single" w:sz="4" w:space="0" w:color="C9D6E3"/>
+              <w:bottom w:val="single" w:sz="4" w:space="0" w:color="C9D6E3"/>
+              <w:right w:val="single" w:sz="4" w:space="0" w:color="C9D6E3"/>
+            </w:tcBorders>
+            <w:shd w:color="auto" w:fill="F3F9FE" w:val="clear"/>
+          </w:tcPr>
+          <w:p>
+            <w:pPr>
+              <w:pStyle w:val="TableText"/>
+              <w:rPr/>
+            </w:pPr>
+            <w:r>
+              <w:rPr>
+                <w:rFonts w:eastAsia="Liberation Mono" w:cs="Liberation Mono" w:ascii="Liberation Mono" w:hAnsi="Liberation Mono"/>
+                <w:color w:val="0B3D7A"/>
+                <w:sz w:val="15"/>
+              </w:rPr>
+              <w:t>password_resets</w:t>
+            </w:r>
+            <w:r>
+              <w:rPr>
+                <w:rFonts w:eastAsia="Nunito" w:cs="Nunito"/>
+                <w:sz w:val="17"/>
+              </w:rPr>
+              <w:t xml:space="preserve"> used or expired before the cut-off</w:t>
+            </w:r>
+          </w:p>
+        </w:tc>
+        <w:tc>
+          <w:tcPr>
+            <w:tcW w:w="1157" w:type="dxa"/>
+            <w:tcBorders>
+              <w:top w:val="single" w:sz="4" w:space="0" w:color="C9D6E3"/>
+              <w:left w:val="single" w:sz="4" w:space="0" w:color="C9D6E3"/>
+              <w:bottom w:val="single" w:sz="4" w:space="0" w:color="C9D6E3"/>
+              <w:right w:val="single" w:sz="4" w:space="0" w:color="C9D6E3"/>
+            </w:tcBorders>
+            <w:shd w:color="auto" w:fill="F3F9FE" w:val="clear"/>
+          </w:tcPr>
+          <w:p>
+            <w:pPr>
+              <w:pStyle w:val="TableText"/>
+              <w:rPr/>
+            </w:pPr>
+            <w:r>
+              <w:rPr>
+                <w:rFonts w:eastAsia="Nunito" w:cs="Nunito"/>
+                <w:sz w:val="17"/>
+              </w:rPr>
+              <w:t>7</w:t>
+            </w:r>
+          </w:p>
+        </w:tc>
+        <w:tc>
+          <w:tcPr>
+            <w:tcW w:w="2312" w:type="dxa"/>
+            <w:tcBorders>
+              <w:top w:val="single" w:sz="4" w:space="0" w:color="C9D6E3"/>
+              <w:left w:val="single" w:sz="4" w:space="0" w:color="C9D6E3"/>
+              <w:bottom w:val="single" w:sz="4" w:space="0" w:color="C9D6E3"/>
+              <w:right w:val="single" w:sz="4" w:space="0" w:color="C9D6E3"/>
+            </w:tcBorders>
+            <w:shd w:color="auto" w:fill="F3F9FE" w:val="clear"/>
+          </w:tcPr>
+          <w:p>
+            <w:pPr>
+              <w:pStyle w:val="TableText"/>
+              <w:rPr/>
+            </w:pPr>
+            <w:r>
+              <w:rPr>
+                <w:rFonts w:eastAsia="Nunito" w:cs="Nunito"/>
+                <w:sz w:val="17"/>
+              </w:rPr>
+              <w:t>primary key</w:t>
+            </w:r>
+          </w:p>
+        </w:tc>
+      </w:tr>
+      <w:tr>
+        <w:trPr>
+          <w:cantSplit w:val="true"/>
+        </w:trPr>
+        <w:tc>
+          <w:tcPr>
+            <w:tcW w:w="2891" w:type="dxa"/>
+            <w:tcBorders>
+              <w:top w:val="single" w:sz="4" w:space="0" w:color="C9D6E3"/>
+              <w:left w:val="single" w:sz="4" w:space="0" w:color="C9D6E3"/>
+              <w:bottom w:val="single" w:sz="4" w:space="0" w:color="C9D6E3"/>
+              <w:right w:val="single" w:sz="4" w:space="0" w:color="C9D6E3"/>
+            </w:tcBorders>
+          </w:tcPr>
+          <w:p>
+            <w:pPr>
+              <w:pStyle w:val="TableText"/>
+              <w:rPr/>
+            </w:pPr>
+            <w:r>
+              <w:rPr>
+                <w:rFonts w:eastAsia="Liberation Mono" w:cs="Liberation Mono" w:ascii="Liberation Mono" w:hAnsi="Liberation Mono"/>
+                <w:color w:val="0B3D7A"/>
+                <w:sz w:val="15"/>
+              </w:rPr>
+              <w:t>housekeeping.notifications_read_days</w:t>
+            </w:r>
+          </w:p>
+        </w:tc>
+        <w:tc>
+          <w:tcPr>
+            <w:tcW w:w="3276" w:type="dxa"/>
+            <w:tcBorders>
+              <w:top w:val="single" w:sz="4" w:space="0" w:color="C9D6E3"/>
+              <w:left w:val="single" w:sz="4" w:space="0" w:color="C9D6E3"/>
+              <w:bottom w:val="single" w:sz="4" w:space="0" w:color="C9D6E3"/>
+              <w:right w:val="single" w:sz="4" w:space="0" w:color="C9D6E3"/>
+            </w:tcBorders>
+          </w:tcPr>
+          <w:p>
+            <w:pPr>
+              <w:pStyle w:val="TableText"/>
+              <w:rPr/>
+            </w:pPr>
+            <w:r>
+              <w:rPr>
+                <w:rFonts w:eastAsia="Nunito" w:cs="Nunito"/>
+                <w:sz w:val="17"/>
+              </w:rPr>
+              <w:t xml:space="preserve">read </w:t>
+            </w:r>
+            <w:r>
+              <w:rPr>
+                <w:rFonts w:eastAsia="Liberation Mono" w:cs="Liberation Mono" w:ascii="Liberation Mono" w:hAnsi="Liberation Mono"/>
+                <w:color w:val="0B3D7A"/>
+                <w:sz w:val="15"/>
+              </w:rPr>
+              <w:t>notifications</w:t>
+            </w:r>
+          </w:p>
+        </w:tc>
+        <w:tc>
+          <w:tcPr>
+            <w:tcW w:w="1157" w:type="dxa"/>
+            <w:tcBorders>
+              <w:top w:val="single" w:sz="4" w:space="0" w:color="C9D6E3"/>
+              <w:left w:val="single" w:sz="4" w:space="0" w:color="C9D6E3"/>
+              <w:bottom w:val="single" w:sz="4" w:space="0" w:color="C9D6E3"/>
+              <w:right w:val="single" w:sz="4" w:space="0" w:color="C9D6E3"/>
+            </w:tcBorders>
+          </w:tcPr>
+          <w:p>
+            <w:pPr>
+              <w:pStyle w:val="TableText"/>
+              <w:rPr/>
+            </w:pPr>
+            <w:r>
+              <w:rPr>
+                <w:rFonts w:eastAsia="Nunito" w:cs="Nunito"/>
+                <w:sz w:val="17"/>
+              </w:rPr>
+              <w:t>180</w:t>
+            </w:r>
+          </w:p>
+        </w:tc>
+        <w:tc>
+          <w:tcPr>
+            <w:tcW w:w="2312" w:type="dxa"/>
+            <w:tcBorders>
+              <w:top w:val="single" w:sz="4" w:space="0" w:color="C9D6E3"/>
+              <w:left w:val="single" w:sz="4" w:space="0" w:color="C9D6E3"/>
+              <w:bottom w:val="single" w:sz="4" w:space="0" w:color="C9D6E3"/>
+              <w:right w:val="single" w:sz="4" w:space="0" w:color="C9D6E3"/>
+            </w:tcBorders>
+          </w:tcPr>
+          <w:p>
+            <w:pPr>
+              <w:pStyle w:val="TableText"/>
+              <w:rPr/>
+            </w:pPr>
+            <w:r>
+              <w:rPr>
+                <w:rFonts w:eastAsia="Liberation Mono" w:cs="Liberation Mono" w:ascii="Liberation Mono" w:hAnsi="Liberation Mono"/>
+                <w:color w:val="0B3D7A"/>
+                <w:sz w:val="15"/>
+              </w:rPr>
+              <w:t>notifications (user_id, is_read, created_at)</w:t>
+            </w:r>
+          </w:p>
+        </w:tc>
+      </w:tr>
+      <w:tr>
+        <w:trPr>
+          <w:cantSplit w:val="true"/>
+        </w:trPr>
+        <w:tc>
+          <w:tcPr>
+            <w:tcW w:w="2891" w:type="dxa"/>
+            <w:tcBorders>
+              <w:top w:val="single" w:sz="4" w:space="0" w:color="C9D6E3"/>
+              <w:left w:val="single" w:sz="4" w:space="0" w:color="C9D6E3"/>
+              <w:bottom w:val="single" w:sz="4" w:space="0" w:color="C9D6E3"/>
+              <w:right w:val="single" w:sz="4" w:space="0" w:color="C9D6E3"/>
+            </w:tcBorders>
+            <w:shd w:color="auto" w:fill="F3F9FE" w:val="clear"/>
+          </w:tcPr>
+          <w:p>
+            <w:pPr>
+              <w:pStyle w:val="TableText"/>
+              <w:rPr/>
+            </w:pPr>
+            <w:r>
+              <w:rPr>
+                <w:rFonts w:eastAsia="Liberation Mono" w:cs="Liberation Mono" w:ascii="Liberation Mono" w:hAnsi="Liberation Mono"/>
+                <w:color w:val="0B3D7A"/>
+                <w:sz w:val="15"/>
+              </w:rPr>
+              <w:t>housekeeping.job_queue_done_days</w:t>
+            </w:r>
+          </w:p>
+        </w:tc>
+        <w:tc>
+          <w:tcPr>
+            <w:tcW w:w="3276" w:type="dxa"/>
+            <w:tcBorders>
+              <w:top w:val="single" w:sz="4" w:space="0" w:color="C9D6E3"/>
+              <w:left w:val="single" w:sz="4" w:space="0" w:color="C9D6E3"/>
+              <w:bottom w:val="single" w:sz="4" w:space="0" w:color="C9D6E3"/>
+              <w:right w:val="single" w:sz="4" w:space="0" w:color="C9D6E3"/>
+            </w:tcBorders>
+            <w:shd w:color="auto" w:fill="F3F9FE" w:val="clear"/>
+          </w:tcPr>
+          <w:p>
+            <w:pPr>
+              <w:pStyle w:val="TableText"/>
+              <w:rPr/>
+            </w:pPr>
+            <w:r>
+              <w:rPr>
+                <w:rFonts w:eastAsia="Liberation Mono" w:cs="Liberation Mono" w:ascii="Liberation Mono" w:hAnsi="Liberation Mono"/>
+                <w:color w:val="0B3D7A"/>
+                <w:sz w:val="15"/>
+              </w:rPr>
+              <w:t>job_queue</w:t>
+            </w:r>
+            <w:r>
+              <w:rPr>
+                <w:rFonts w:eastAsia="Nunito" w:cs="Nunito"/>
+                <w:sz w:val="17"/>
+              </w:rPr>
+              <w:t xml:space="preserve"> items with status </w:t>
+            </w:r>
+            <w:r>
+              <w:rPr>
+                <w:rFonts w:eastAsia="Liberation Mono" w:cs="Liberation Mono" w:ascii="Liberation Mono" w:hAnsi="Liberation Mono"/>
+                <w:color w:val="0B3D7A"/>
+                <w:sz w:val="15"/>
+              </w:rPr>
+              <w:t>completed</w:t>
+            </w:r>
+          </w:p>
+        </w:tc>
+        <w:tc>
+          <w:tcPr>
+            <w:tcW w:w="1157" w:type="dxa"/>
+            <w:tcBorders>
+              <w:top w:val="single" w:sz="4" w:space="0" w:color="C9D6E3"/>
+              <w:left w:val="single" w:sz="4" w:space="0" w:color="C9D6E3"/>
+              <w:bottom w:val="single" w:sz="4" w:space="0" w:color="C9D6E3"/>
+              <w:right w:val="single" w:sz="4" w:space="0" w:color="C9D6E3"/>
+            </w:tcBorders>
+            <w:shd w:color="auto" w:fill="F3F9FE" w:val="clear"/>
+          </w:tcPr>
+          <w:p>
+            <w:pPr>
+              <w:pStyle w:val="TableText"/>
+              <w:rPr/>
+            </w:pPr>
+            <w:r>
+              <w:rPr>
+                <w:rFonts w:eastAsia="Nunito" w:cs="Nunito"/>
+                <w:sz w:val="17"/>
+              </w:rPr>
+              <w:t>30</w:t>
+            </w:r>
+          </w:p>
+        </w:tc>
+        <w:tc>
+          <w:tcPr>
+            <w:tcW w:w="2312" w:type="dxa"/>
+            <w:tcBorders>
+              <w:top w:val="single" w:sz="4" w:space="0" w:color="C9D6E3"/>
+              <w:left w:val="single" w:sz="4" w:space="0" w:color="C9D6E3"/>
+              <w:bottom w:val="single" w:sz="4" w:space="0" w:color="C9D6E3"/>
+              <w:right w:val="single" w:sz="4" w:space="0" w:color="C9D6E3"/>
+            </w:tcBorders>
+            <w:shd w:color="auto" w:fill="F3F9FE" w:val="clear"/>
+          </w:tcPr>
+          <w:p>
+            <w:pPr>
+              <w:pStyle w:val="TableText"/>
+              <w:rPr/>
+            </w:pPr>
+            <w:r>
+              <w:rPr>
+                <w:rFonts w:eastAsia="Nunito" w:cs="Nunito"/>
+                <w:sz w:val="17"/>
+              </w:rPr>
+              <w:t>primary key</w:t>
+            </w:r>
+          </w:p>
+        </w:tc>
+      </w:tr>
+      <w:tr>
+        <w:trPr>
+          <w:cantSplit w:val="true"/>
+        </w:trPr>
+        <w:tc>
+          <w:tcPr>
+            <w:tcW w:w="2891" w:type="dxa"/>
+            <w:tcBorders>
+              <w:top w:val="single" w:sz="4" w:space="0" w:color="C9D6E3"/>
+              <w:left w:val="single" w:sz="4" w:space="0" w:color="C9D6E3"/>
+              <w:bottom w:val="single" w:sz="4" w:space="0" w:color="C9D6E3"/>
+              <w:right w:val="single" w:sz="4" w:space="0" w:color="C9D6E3"/>
+            </w:tcBorders>
+          </w:tcPr>
+          <w:p>
+            <w:pPr>
+              <w:pStyle w:val="TableText"/>
+              <w:rPr/>
+            </w:pPr>
+            <w:r>
+              <w:rPr>
+                <w:rFonts w:eastAsia="Liberation Mono" w:cs="Liberation Mono" w:ascii="Liberation Mono" w:hAnsi="Liberation Mono"/>
+                <w:color w:val="0B3D7A"/>
+                <w:sz w:val="15"/>
+              </w:rPr>
+              <w:t>housekeeping.audit_log_days</w:t>
+            </w:r>
+          </w:p>
+        </w:tc>
+        <w:tc>
+          <w:tcPr>
+            <w:tcW w:w="3276" w:type="dxa"/>
+            <w:tcBorders>
+              <w:top w:val="single" w:sz="4" w:space="0" w:color="C9D6E3"/>
+              <w:left w:val="single" w:sz="4" w:space="0" w:color="C9D6E3"/>
+              <w:bottom w:val="single" w:sz="4" w:space="0" w:color="C9D6E3"/>
+              <w:right w:val="single" w:sz="4" w:space="0" w:color="C9D6E3"/>
+            </w:tcBorders>
+          </w:tcPr>
+          <w:p>
+            <w:pPr>
+              <w:pStyle w:val="TableText"/>
+              <w:rPr/>
+            </w:pPr>
+            <w:r>
+              <w:rPr>
+                <w:rFonts w:eastAsia="Liberation Mono" w:cs="Liberation Mono" w:ascii="Liberation Mono" w:hAnsi="Liberation Mono"/>
+                <w:color w:val="0B3D7A"/>
+                <w:sz w:val="15"/>
+              </w:rPr>
+              <w:t>audit_log</w:t>
+            </w:r>
+            <w:r>
+              <w:rPr>
+                <w:rFonts w:eastAsia="Nunito" w:cs="Nunito"/>
+                <w:sz w:val="17"/>
+              </w:rPr>
+              <w:t xml:space="preserve"> older than the cut-off, never less than 2,557 days (seven years)</w:t>
+            </w:r>
+          </w:p>
+        </w:tc>
+        <w:tc>
+          <w:tcPr>
+            <w:tcW w:w="1157" w:type="dxa"/>
+            <w:tcBorders>
+              <w:top w:val="single" w:sz="4" w:space="0" w:color="C9D6E3"/>
+              <w:left w:val="single" w:sz="4" w:space="0" w:color="C9D6E3"/>
+              <w:bottom w:val="single" w:sz="4" w:space="0" w:color="C9D6E3"/>
+              <w:right w:val="single" w:sz="4" w:space="0" w:color="C9D6E3"/>
+            </w:tcBorders>
+          </w:tcPr>
+          <w:p>
+            <w:pPr>
+              <w:pStyle w:val="TableText"/>
+              <w:rPr/>
+            </w:pPr>
+            <w:r>
+              <w:rPr>
+                <w:rFonts w:eastAsia="Nunito" w:cs="Nunito"/>
+                <w:sz w:val="17"/>
+              </w:rPr>
+              <w:t>0 (kept)</w:t>
+            </w:r>
+          </w:p>
+        </w:tc>
+        <w:tc>
+          <w:tcPr>
+            <w:tcW w:w="2312" w:type="dxa"/>
+            <w:tcBorders>
+              <w:top w:val="single" w:sz="4" w:space="0" w:color="C9D6E3"/>
+              <w:left w:val="single" w:sz="4" w:space="0" w:color="C9D6E3"/>
+              <w:bottom w:val="single" w:sz="4" w:space="0" w:color="C9D6E3"/>
+              <w:right w:val="single" w:sz="4" w:space="0" w:color="C9D6E3"/>
+            </w:tcBorders>
+          </w:tcPr>
+          <w:p>
+            <w:pPr>
+              <w:pStyle w:val="TableText"/>
+              <w:rPr/>
+            </w:pPr>
+            <w:r>
+              <w:rPr>
+                <w:rFonts w:eastAsia="Liberation Mono" w:cs="Liberation Mono" w:ascii="Liberation Mono" w:hAnsi="Liberation Mono"/>
+                <w:color w:val="0B3D7A"/>
+                <w:sz w:val="15"/>
+              </w:rPr>
+              <w:t>audit_log (at)</w:t>
+            </w:r>
+          </w:p>
+        </w:tc>
+      </w:tr>
+    </w:tbl>
+    <w:p>
+      <w:pPr>
+        <w:pStyle w:val="Normal"/>
+        <w:spacing w:before="0" w:after="40"/>
+        <w:rPr/>
+      </w:pPr>
+      <w:r>
+        <w:rPr/>
+      </w:r>
+    </w:p>
+    <w:p>
+      <w:pPr>
+        <w:pStyle w:val="Heading2"/>
+        <w:rPr/>
+      </w:pPr>
+      <w:bookmarkStart w:id="8" w:name="__RefHeading___Toc15125_4084622315"/>
+      <w:bookmarkEnd w:id="8"/>
+      <w:r>
+        <w:rPr>
+          <w:rFonts w:eastAsia="Nunito" w:cs="Nunito" w:ascii="Nunito" w:hAnsi="Nunito"/>
+        </w:rPr>
+        <w:t>4.2  Other housekeeping</w:t>
       </w:r>
     </w:p>
     <w:tbl>
@@ -5347,7 +6463,7 @@
                 <w:color w:val="FFFFFF"/>
                 <w:sz w:val="17"/>
               </w:rPr>
-              <w:t>Job</w:t>
+              <w:t>Job or rule</w:t>
             </w:r>
           </w:p>
         </w:tc>
@@ -5375,7 +6491,7 @@
                 <w:color w:val="FFFFFF"/>
                 <w:sz w:val="17"/>
               </w:rPr>
-              <w:t>Schedule</w:t>
+              <w:t>Schedule (Manila time)</w:t>
             </w:r>
           </w:p>
         </w:tc>
@@ -5403,7 +6519,7 @@
                 <w:color w:val="FFFFFF"/>
                 <w:sz w:val="17"/>
               </w:rPr>
-              <w:t>Housekeeping effect</w:t>
+              <w:t>Effect</w:t>
             </w:r>
           </w:p>
         </w:tc>
@@ -5457,7 +6573,7 @@
                 <w:rFonts w:eastAsia="Nunito" w:cs="Nunito"/>
                 <w:sz w:val="17"/>
               </w:rPr>
-              <w:t>05:00 (cron, UTC)</w:t>
+              <w:t>05:00</w:t>
             </w:r>
           </w:p>
         </w:tc>
@@ -5873,13 +6989,13 @@
         <w:pStyle w:val="Heading2"/>
         <w:rPr/>
       </w:pPr>
-      <w:bookmarkStart w:id="8" w:name="__RefHeading___Toc18505_3826153650"/>
-      <w:bookmarkEnd w:id="8"/>
+      <w:bookmarkStart w:id="9" w:name="__RefHeading___Toc15127_4084622315"/>
+      <w:bookmarkEnd w:id="9"/>
       <w:r>
         <w:rPr>
           <w:rFonts w:eastAsia="Nunito" w:cs="Nunito" w:ascii="Nunito" w:hAnsi="Nunito"/>
         </w:rPr>
-        <w:t>4.2  Recommended housekeeping jobs</w:t>
+        <w:t>4.3  Recommended additions</w:t>
       </w:r>
     </w:p>
     <w:tbl>
@@ -5928,7 +7044,7 @@
                 <w:rFonts w:eastAsia="Nunito" w:cs="Nunito"/>
                 <w:sz w:val="18"/>
               </w:rPr>
-              <w:t xml:space="preserve"> Add a </w:t>
+              <w:t xml:space="preserve"> Archive </w:t>
             </w:r>
             <w:r>
               <w:rPr>
@@ -5936,14 +7052,14 @@
                 <w:color w:val="0B3D7A"/>
                 <w:sz w:val="16"/>
               </w:rPr>
-              <w:t>housekeeping</w:t>
+              <w:t>login_history</w:t>
             </w:r>
             <w:r>
               <w:rPr>
                 <w:rFonts w:eastAsia="Nunito" w:cs="Nunito"/>
                 <w:sz w:val="18"/>
               </w:rPr>
-              <w:t xml:space="preserve"> handler to </w:t>
+              <w:t xml:space="preserve"> and, once the compliance period is agreed, </w:t>
             </w:r>
             <w:r>
               <w:rPr>
@@ -5951,14 +7067,14 @@
                 <w:color w:val="0B3D7A"/>
                 <w:sz w:val="16"/>
               </w:rPr>
-              <w:t>backend/src/jobs/handlers.js</w:t>
+              <w:t>audit_log</w:t>
             </w:r>
             <w:r>
               <w:rPr>
                 <w:rFonts w:eastAsia="Nunito" w:cs="Nunito"/>
                 <w:sz w:val="18"/>
               </w:rPr>
-              <w:t xml:space="preserve"> and a row to </w:t>
+              <w:t xml:space="preserve"> before housekeeping deletes them (chapter 5). Add a weekly report of files in </w:t>
             </w:r>
             <w:r>
               <w:rPr>
@@ -5966,14 +7082,14 @@
                 <w:color w:val="0B3D7A"/>
                 <w:sz w:val="16"/>
               </w:rPr>
-              <w:t>backend/src/db/seeds/jobs.json</w:t>
+              <w:t>UPLOAD_DIR</w:t>
             </w:r>
             <w:r>
               <w:rPr>
                 <w:rFonts w:eastAsia="Nunito" w:cs="Nunito"/>
                 <w:sz w:val="18"/>
               </w:rPr>
-              <w:t xml:space="preserve"> (for example daily at 02:30 Manila time), with retention periods as new settings in a </w:t>
+              <w:t xml:space="preserve"> without a </w:t>
             </w:r>
             <w:r>
               <w:rPr>
@@ -5981,14 +7097,29 @@
                 <w:color w:val="0B3D7A"/>
                 <w:sz w:val="16"/>
               </w:rPr>
-              <w:t>retention</w:t>
+              <w:t>documents</w:t>
             </w:r>
             <w:r>
               <w:rPr>
                 <w:rFonts w:eastAsia="Nunito" w:cs="Nunito"/>
                 <w:sz w:val="18"/>
               </w:rPr>
-              <w:t xml:space="preserve"> group so the business can change them. Delete in batches (for example 5,000 rows per statement) to keep transactions short; record the counts in the job output.</w:t>
+              <w:t xml:space="preserve"> or </w:t>
+            </w:r>
+            <w:r>
+              <w:rPr>
+                <w:rFonts w:eastAsia="Liberation Mono" w:cs="Liberation Mono" w:ascii="Liberation Mono" w:hAnsi="Liberation Mono"/>
+                <w:color w:val="0B3D7A"/>
+                <w:sz w:val="16"/>
+              </w:rPr>
+              <w:t>generated_reports</w:t>
+            </w:r>
+            <w:r>
+              <w:rPr>
+                <w:rFonts w:eastAsia="Nunito" w:cs="Nunito"/>
+                <w:sz w:val="18"/>
+              </w:rPr>
+              <w:t xml:space="preserve"> row, and of rows whose file is missing; do not delete automatically.</w:t>
             </w:r>
           </w:p>
         </w:tc>
@@ -6002,1083 +7133,6 @@
       </w:pPr>
       <w:r>
         <w:rPr/>
-      </w:r>
-    </w:p>
-    <w:tbl>
-      <w:tblPr>
-        <w:tblW w:w="9637" w:type="dxa"/>
-        <w:jc w:val="center"/>
-        <w:tblInd w:w="0" w:type="dxa"/>
-        <w:tblLayout w:type="fixed"/>
-        <w:tblCellMar>
-          <w:top w:w="45" w:type="dxa"/>
-          <w:left w:w="80" w:type="dxa"/>
-          <w:bottom w:w="45" w:type="dxa"/>
-          <w:right w:w="80" w:type="dxa"/>
-        </w:tblCellMar>
-        <w:tblLook w:val="04a0" w:noHBand="0" w:noVBand="1" w:firstColumn="1" w:lastRow="0" w:lastColumn="0" w:firstRow="1"/>
-      </w:tblPr>
-      <w:tblGrid>
-        <w:gridCol w:w="2698"/>
-        <w:gridCol w:w="3855"/>
-        <w:gridCol w:w="3084"/>
-      </w:tblGrid>
-      <w:tr>
-        <w:trPr>
-          <w:tblHeader w:val="true"/>
-          <w:cantSplit w:val="true"/>
-        </w:trPr>
-        <w:tc>
-          <w:tcPr>
-            <w:tcW w:w="2698" w:type="dxa"/>
-            <w:tcBorders>
-              <w:top w:val="single" w:sz="4" w:space="0" w:color="C9D6E3"/>
-              <w:left w:val="single" w:sz="4" w:space="0" w:color="C9D6E3"/>
-              <w:bottom w:val="single" w:sz="4" w:space="0" w:color="C9D6E3"/>
-              <w:right w:val="single" w:sz="4" w:space="0" w:color="C9D6E3"/>
-            </w:tcBorders>
-            <w:shd w:color="auto" w:fill="0065B3" w:val="clear"/>
-            <w:vAlign w:val="center"/>
-          </w:tcPr>
-          <w:p>
-            <w:pPr>
-              <w:pStyle w:val="TableText"/>
-              <w:rPr/>
-            </w:pPr>
-            <w:r>
-              <w:rPr>
-                <w:rFonts w:eastAsia="Nunito" w:cs="Nunito"/>
-                <w:b/>
-                <w:color w:val="FFFFFF"/>
-                <w:sz w:val="17"/>
-              </w:rPr>
-              <w:t>Task</w:t>
-            </w:r>
-          </w:p>
-        </w:tc>
-        <w:tc>
-          <w:tcPr>
-            <w:tcW w:w="3855" w:type="dxa"/>
-            <w:tcBorders>
-              <w:top w:val="single" w:sz="4" w:space="0" w:color="C9D6E3"/>
-              <w:left w:val="single" w:sz="4" w:space="0" w:color="C9D6E3"/>
-              <w:bottom w:val="single" w:sz="4" w:space="0" w:color="C9D6E3"/>
-              <w:right w:val="single" w:sz="4" w:space="0" w:color="C9D6E3"/>
-            </w:tcBorders>
-            <w:shd w:color="auto" w:fill="0065B3" w:val="clear"/>
-            <w:vAlign w:val="center"/>
-          </w:tcPr>
-          <w:p>
-            <w:pPr>
-              <w:pStyle w:val="TableText"/>
-              <w:rPr/>
-            </w:pPr>
-            <w:r>
-              <w:rPr>
-                <w:rFonts w:eastAsia="Nunito" w:cs="Nunito"/>
-                <w:b/>
-                <w:color w:val="FFFFFF"/>
-                <w:sz w:val="17"/>
-              </w:rPr>
-              <w:t>Rule</w:t>
-            </w:r>
-          </w:p>
-        </w:tc>
-        <w:tc>
-          <w:tcPr>
-            <w:tcW w:w="3084" w:type="dxa"/>
-            <w:tcBorders>
-              <w:top w:val="single" w:sz="4" w:space="0" w:color="C9D6E3"/>
-              <w:left w:val="single" w:sz="4" w:space="0" w:color="C9D6E3"/>
-              <w:bottom w:val="single" w:sz="4" w:space="0" w:color="C9D6E3"/>
-              <w:right w:val="single" w:sz="4" w:space="0" w:color="C9D6E3"/>
-            </w:tcBorders>
-            <w:shd w:color="auto" w:fill="0065B3" w:val="clear"/>
-            <w:vAlign w:val="center"/>
-          </w:tcPr>
-          <w:p>
-            <w:pPr>
-              <w:pStyle w:val="TableText"/>
-              <w:rPr/>
-            </w:pPr>
-            <w:r>
-              <w:rPr>
-                <w:rFonts w:eastAsia="Nunito" w:cs="Nunito"/>
-                <w:b/>
-                <w:color w:val="FFFFFF"/>
-                <w:sz w:val="17"/>
-              </w:rPr>
-              <w:t>New setting (proposed)</w:t>
-            </w:r>
-          </w:p>
-        </w:tc>
-      </w:tr>
-      <w:tr>
-        <w:trPr>
-          <w:cantSplit w:val="true"/>
-        </w:trPr>
-        <w:tc>
-          <w:tcPr>
-            <w:tcW w:w="2698" w:type="dxa"/>
-            <w:tcBorders>
-              <w:top w:val="single" w:sz="4" w:space="0" w:color="C9D6E3"/>
-              <w:left w:val="single" w:sz="4" w:space="0" w:color="C9D6E3"/>
-              <w:bottom w:val="single" w:sz="4" w:space="0" w:color="C9D6E3"/>
-              <w:right w:val="single" w:sz="4" w:space="0" w:color="C9D6E3"/>
-            </w:tcBorders>
-          </w:tcPr>
-          <w:p>
-            <w:pPr>
-              <w:pStyle w:val="TableText"/>
-              <w:rPr/>
-            </w:pPr>
-            <w:r>
-              <w:rPr>
-                <w:rFonts w:eastAsia="Nunito" w:cs="Nunito"/>
-                <w:sz w:val="17"/>
-              </w:rPr>
-              <w:t>Job run history</w:t>
-            </w:r>
-          </w:p>
-        </w:tc>
-        <w:tc>
-          <w:tcPr>
-            <w:tcW w:w="3855" w:type="dxa"/>
-            <w:tcBorders>
-              <w:top w:val="single" w:sz="4" w:space="0" w:color="C9D6E3"/>
-              <w:left w:val="single" w:sz="4" w:space="0" w:color="C9D6E3"/>
-              <w:bottom w:val="single" w:sz="4" w:space="0" w:color="C9D6E3"/>
-              <w:right w:val="single" w:sz="4" w:space="0" w:color="C9D6E3"/>
-            </w:tcBorders>
-          </w:tcPr>
-          <w:p>
-            <w:pPr>
-              <w:pStyle w:val="TableText"/>
-              <w:rPr/>
-            </w:pPr>
-            <w:r>
-              <w:rPr>
-                <w:rFonts w:eastAsia="Nunito" w:cs="Nunito"/>
-                <w:sz w:val="17"/>
-              </w:rPr>
-              <w:t xml:space="preserve">Delete </w:t>
-            </w:r>
-            <w:r>
-              <w:rPr>
-                <w:rFonts w:eastAsia="Liberation Mono" w:cs="Liberation Mono" w:ascii="Liberation Mono" w:hAnsi="Liberation Mono"/>
-                <w:color w:val="0B3D7A"/>
-                <w:sz w:val="15"/>
-              </w:rPr>
-              <w:t>job_runs</w:t>
-            </w:r>
-            <w:r>
-              <w:rPr>
-                <w:rFonts w:eastAsia="Nunito" w:cs="Nunito"/>
-                <w:sz w:val="17"/>
-              </w:rPr>
-              <w:t xml:space="preserve"> older than 90 days (keep failed runs 1 year)</w:t>
-            </w:r>
-          </w:p>
-        </w:tc>
-        <w:tc>
-          <w:tcPr>
-            <w:tcW w:w="3084" w:type="dxa"/>
-            <w:tcBorders>
-              <w:top w:val="single" w:sz="4" w:space="0" w:color="C9D6E3"/>
-              <w:left w:val="single" w:sz="4" w:space="0" w:color="C9D6E3"/>
-              <w:bottom w:val="single" w:sz="4" w:space="0" w:color="C9D6E3"/>
-              <w:right w:val="single" w:sz="4" w:space="0" w:color="C9D6E3"/>
-            </w:tcBorders>
-          </w:tcPr>
-          <w:p>
-            <w:pPr>
-              <w:pStyle w:val="TableText"/>
-              <w:rPr/>
-            </w:pPr>
-            <w:r>
-              <w:rPr>
-                <w:rFonts w:eastAsia="Liberation Mono" w:cs="Liberation Mono" w:ascii="Liberation Mono" w:hAnsi="Liberation Mono"/>
-                <w:color w:val="0B3D7A"/>
-                <w:sz w:val="15"/>
-              </w:rPr>
-              <w:t>retention.job_runs_days</w:t>
-            </w:r>
-            <w:r>
-              <w:rPr>
-                <w:rFonts w:eastAsia="Nunito" w:cs="Nunito"/>
-                <w:sz w:val="17"/>
-              </w:rPr>
-              <w:t xml:space="preserve"> = 90</w:t>
-            </w:r>
-          </w:p>
-        </w:tc>
-      </w:tr>
-      <w:tr>
-        <w:trPr>
-          <w:cantSplit w:val="true"/>
-        </w:trPr>
-        <w:tc>
-          <w:tcPr>
-            <w:tcW w:w="2698" w:type="dxa"/>
-            <w:tcBorders>
-              <w:top w:val="single" w:sz="4" w:space="0" w:color="C9D6E3"/>
-              <w:left w:val="single" w:sz="4" w:space="0" w:color="C9D6E3"/>
-              <w:bottom w:val="single" w:sz="4" w:space="0" w:color="C9D6E3"/>
-              <w:right w:val="single" w:sz="4" w:space="0" w:color="C9D6E3"/>
-            </w:tcBorders>
-            <w:shd w:color="auto" w:fill="F3F9FE" w:val="clear"/>
-          </w:tcPr>
-          <w:p>
-            <w:pPr>
-              <w:pStyle w:val="TableText"/>
-              <w:rPr/>
-            </w:pPr>
-            <w:r>
-              <w:rPr>
-                <w:rFonts w:eastAsia="Nunito" w:cs="Nunito"/>
-                <w:sz w:val="17"/>
-              </w:rPr>
-              <w:t>E-mail outbox</w:t>
-            </w:r>
-          </w:p>
-        </w:tc>
-        <w:tc>
-          <w:tcPr>
-            <w:tcW w:w="3855" w:type="dxa"/>
-            <w:tcBorders>
-              <w:top w:val="single" w:sz="4" w:space="0" w:color="C9D6E3"/>
-              <w:left w:val="single" w:sz="4" w:space="0" w:color="C9D6E3"/>
-              <w:bottom w:val="single" w:sz="4" w:space="0" w:color="C9D6E3"/>
-              <w:right w:val="single" w:sz="4" w:space="0" w:color="C9D6E3"/>
-            </w:tcBorders>
-            <w:shd w:color="auto" w:fill="F3F9FE" w:val="clear"/>
-          </w:tcPr>
-          <w:p>
-            <w:pPr>
-              <w:pStyle w:val="TableText"/>
-              <w:rPr/>
-            </w:pPr>
-            <w:r>
-              <w:rPr>
-                <w:rFonts w:eastAsia="Nunito" w:cs="Nunito"/>
-                <w:sz w:val="17"/>
-              </w:rPr>
-              <w:t xml:space="preserve">Delete </w:t>
-            </w:r>
-            <w:r>
-              <w:rPr>
-                <w:rFonts w:eastAsia="Liberation Mono" w:cs="Liberation Mono" w:ascii="Liberation Mono" w:hAnsi="Liberation Mono"/>
-                <w:color w:val="0B3D7A"/>
-                <w:sz w:val="15"/>
-              </w:rPr>
-              <w:t>sent</w:t>
-            </w:r>
-            <w:r>
-              <w:rPr>
-                <w:rFonts w:eastAsia="Nunito" w:cs="Nunito"/>
-                <w:sz w:val="17"/>
-              </w:rPr>
-              <w:t xml:space="preserve"> rows older than 90 days; </w:t>
-            </w:r>
-            <w:r>
-              <w:rPr>
-                <w:rFonts w:eastAsia="Liberation Mono" w:cs="Liberation Mono" w:ascii="Liberation Mono" w:hAnsi="Liberation Mono"/>
-                <w:color w:val="0B3D7A"/>
-                <w:sz w:val="15"/>
-              </w:rPr>
-              <w:t>failed</w:t>
-            </w:r>
-            <w:r>
-              <w:rPr>
-                <w:rFonts w:eastAsia="Nunito" w:cs="Nunito"/>
-                <w:sz w:val="17"/>
-              </w:rPr>
-              <w:t xml:space="preserve"> older than 1 year</w:t>
-            </w:r>
-          </w:p>
-        </w:tc>
-        <w:tc>
-          <w:tcPr>
-            <w:tcW w:w="3084" w:type="dxa"/>
-            <w:tcBorders>
-              <w:top w:val="single" w:sz="4" w:space="0" w:color="C9D6E3"/>
-              <w:left w:val="single" w:sz="4" w:space="0" w:color="C9D6E3"/>
-              <w:bottom w:val="single" w:sz="4" w:space="0" w:color="C9D6E3"/>
-              <w:right w:val="single" w:sz="4" w:space="0" w:color="C9D6E3"/>
-            </w:tcBorders>
-            <w:shd w:color="auto" w:fill="F3F9FE" w:val="clear"/>
-          </w:tcPr>
-          <w:p>
-            <w:pPr>
-              <w:pStyle w:val="TableText"/>
-              <w:rPr/>
-            </w:pPr>
-            <w:r>
-              <w:rPr>
-                <w:rFonts w:eastAsia="Liberation Mono" w:cs="Liberation Mono" w:ascii="Liberation Mono" w:hAnsi="Liberation Mono"/>
-                <w:color w:val="0B3D7A"/>
-                <w:sz w:val="15"/>
-              </w:rPr>
-              <w:t>retention.email_outbox_days</w:t>
-            </w:r>
-            <w:r>
-              <w:rPr>
-                <w:rFonts w:eastAsia="Nunito" w:cs="Nunito"/>
-                <w:sz w:val="17"/>
-              </w:rPr>
-              <w:t xml:space="preserve"> = 90</w:t>
-            </w:r>
-          </w:p>
-        </w:tc>
-      </w:tr>
-      <w:tr>
-        <w:trPr>
-          <w:cantSplit w:val="true"/>
-        </w:trPr>
-        <w:tc>
-          <w:tcPr>
-            <w:tcW w:w="2698" w:type="dxa"/>
-            <w:tcBorders>
-              <w:top w:val="single" w:sz="4" w:space="0" w:color="C9D6E3"/>
-              <w:left w:val="single" w:sz="4" w:space="0" w:color="C9D6E3"/>
-              <w:bottom w:val="single" w:sz="4" w:space="0" w:color="C9D6E3"/>
-              <w:right w:val="single" w:sz="4" w:space="0" w:color="C9D6E3"/>
-            </w:tcBorders>
-          </w:tcPr>
-          <w:p>
-            <w:pPr>
-              <w:pStyle w:val="TableText"/>
-              <w:rPr/>
-            </w:pPr>
-            <w:r>
-              <w:rPr>
-                <w:rFonts w:eastAsia="Nunito" w:cs="Nunito"/>
-                <w:sz w:val="17"/>
-              </w:rPr>
-              <w:t>Refresh tokens</w:t>
-            </w:r>
-          </w:p>
-        </w:tc>
-        <w:tc>
-          <w:tcPr>
-            <w:tcW w:w="3855" w:type="dxa"/>
-            <w:tcBorders>
-              <w:top w:val="single" w:sz="4" w:space="0" w:color="C9D6E3"/>
-              <w:left w:val="single" w:sz="4" w:space="0" w:color="C9D6E3"/>
-              <w:bottom w:val="single" w:sz="4" w:space="0" w:color="C9D6E3"/>
-              <w:right w:val="single" w:sz="4" w:space="0" w:color="C9D6E3"/>
-            </w:tcBorders>
-          </w:tcPr>
-          <w:p>
-            <w:pPr>
-              <w:pStyle w:val="TableText"/>
-              <w:rPr/>
-            </w:pPr>
-            <w:r>
-              <w:rPr>
-                <w:rFonts w:eastAsia="Nunito" w:cs="Nunito"/>
-                <w:sz w:val="17"/>
-              </w:rPr>
-              <w:t>Delete rows expired or revoked more than 30 days ago</w:t>
-            </w:r>
-          </w:p>
-        </w:tc>
-        <w:tc>
-          <w:tcPr>
-            <w:tcW w:w="3084" w:type="dxa"/>
-            <w:tcBorders>
-              <w:top w:val="single" w:sz="4" w:space="0" w:color="C9D6E3"/>
-              <w:left w:val="single" w:sz="4" w:space="0" w:color="C9D6E3"/>
-              <w:bottom w:val="single" w:sz="4" w:space="0" w:color="C9D6E3"/>
-              <w:right w:val="single" w:sz="4" w:space="0" w:color="C9D6E3"/>
-            </w:tcBorders>
-          </w:tcPr>
-          <w:p>
-            <w:pPr>
-              <w:pStyle w:val="TableText"/>
-              <w:rPr/>
-            </w:pPr>
-            <w:r>
-              <w:rPr>
-                <w:rFonts w:eastAsia="Liberation Mono" w:cs="Liberation Mono" w:ascii="Liberation Mono" w:hAnsi="Liberation Mono"/>
-                <w:color w:val="0B3D7A"/>
-                <w:sz w:val="15"/>
-              </w:rPr>
-              <w:t>retention.refresh_tokens_days</w:t>
-            </w:r>
-            <w:r>
-              <w:rPr>
-                <w:rFonts w:eastAsia="Nunito" w:cs="Nunito"/>
-                <w:sz w:val="17"/>
-              </w:rPr>
-              <w:t xml:space="preserve"> = 30</w:t>
-            </w:r>
-          </w:p>
-        </w:tc>
-      </w:tr>
-      <w:tr>
-        <w:trPr>
-          <w:cantSplit w:val="true"/>
-        </w:trPr>
-        <w:tc>
-          <w:tcPr>
-            <w:tcW w:w="2698" w:type="dxa"/>
-            <w:tcBorders>
-              <w:top w:val="single" w:sz="4" w:space="0" w:color="C9D6E3"/>
-              <w:left w:val="single" w:sz="4" w:space="0" w:color="C9D6E3"/>
-              <w:bottom w:val="single" w:sz="4" w:space="0" w:color="C9D6E3"/>
-              <w:right w:val="single" w:sz="4" w:space="0" w:color="C9D6E3"/>
-            </w:tcBorders>
-            <w:shd w:color="auto" w:fill="F3F9FE" w:val="clear"/>
-          </w:tcPr>
-          <w:p>
-            <w:pPr>
-              <w:pStyle w:val="TableText"/>
-              <w:rPr/>
-            </w:pPr>
-            <w:r>
-              <w:rPr>
-                <w:rFonts w:eastAsia="Nunito" w:cs="Nunito"/>
-                <w:sz w:val="17"/>
-              </w:rPr>
-              <w:t>Password reset codes</w:t>
-            </w:r>
-          </w:p>
-        </w:tc>
-        <w:tc>
-          <w:tcPr>
-            <w:tcW w:w="3855" w:type="dxa"/>
-            <w:tcBorders>
-              <w:top w:val="single" w:sz="4" w:space="0" w:color="C9D6E3"/>
-              <w:left w:val="single" w:sz="4" w:space="0" w:color="C9D6E3"/>
-              <w:bottom w:val="single" w:sz="4" w:space="0" w:color="C9D6E3"/>
-              <w:right w:val="single" w:sz="4" w:space="0" w:color="C9D6E3"/>
-            </w:tcBorders>
-            <w:shd w:color="auto" w:fill="F3F9FE" w:val="clear"/>
-          </w:tcPr>
-          <w:p>
-            <w:pPr>
-              <w:pStyle w:val="TableText"/>
-              <w:rPr/>
-            </w:pPr>
-            <w:r>
-              <w:rPr>
-                <w:rFonts w:eastAsia="Nunito" w:cs="Nunito"/>
-                <w:sz w:val="17"/>
-              </w:rPr>
-              <w:t>Delete used or expired codes older than 30 days</w:t>
-            </w:r>
-          </w:p>
-        </w:tc>
-        <w:tc>
-          <w:tcPr>
-            <w:tcW w:w="3084" w:type="dxa"/>
-            <w:tcBorders>
-              <w:top w:val="single" w:sz="4" w:space="0" w:color="C9D6E3"/>
-              <w:left w:val="single" w:sz="4" w:space="0" w:color="C9D6E3"/>
-              <w:bottom w:val="single" w:sz="4" w:space="0" w:color="C9D6E3"/>
-              <w:right w:val="single" w:sz="4" w:space="0" w:color="C9D6E3"/>
-            </w:tcBorders>
-            <w:shd w:color="auto" w:fill="F3F9FE" w:val="clear"/>
-          </w:tcPr>
-          <w:p>
-            <w:pPr>
-              <w:pStyle w:val="TableText"/>
-              <w:rPr/>
-            </w:pPr>
-            <w:r>
-              <w:rPr>
-                <w:rFonts w:eastAsia="Liberation Mono" w:cs="Liberation Mono" w:ascii="Liberation Mono" w:hAnsi="Liberation Mono"/>
-                <w:color w:val="0B3D7A"/>
-                <w:sz w:val="15"/>
-              </w:rPr>
-              <w:t>retention.password_resets_days</w:t>
-            </w:r>
-            <w:r>
-              <w:rPr>
-                <w:rFonts w:eastAsia="Nunito" w:cs="Nunito"/>
-                <w:sz w:val="17"/>
-              </w:rPr>
-              <w:t xml:space="preserve"> = 30</w:t>
-            </w:r>
-          </w:p>
-        </w:tc>
-      </w:tr>
-      <w:tr>
-        <w:trPr>
-          <w:cantSplit w:val="true"/>
-        </w:trPr>
-        <w:tc>
-          <w:tcPr>
-            <w:tcW w:w="2698" w:type="dxa"/>
-            <w:tcBorders>
-              <w:top w:val="single" w:sz="4" w:space="0" w:color="C9D6E3"/>
-              <w:left w:val="single" w:sz="4" w:space="0" w:color="C9D6E3"/>
-              <w:bottom w:val="single" w:sz="4" w:space="0" w:color="C9D6E3"/>
-              <w:right w:val="single" w:sz="4" w:space="0" w:color="C9D6E3"/>
-            </w:tcBorders>
-          </w:tcPr>
-          <w:p>
-            <w:pPr>
-              <w:pStyle w:val="TableText"/>
-              <w:rPr/>
-            </w:pPr>
-            <w:r>
-              <w:rPr>
-                <w:rFonts w:eastAsia="Nunito" w:cs="Nunito"/>
-                <w:sz w:val="17"/>
-              </w:rPr>
-              <w:t>Notifications</w:t>
-            </w:r>
-          </w:p>
-        </w:tc>
-        <w:tc>
-          <w:tcPr>
-            <w:tcW w:w="3855" w:type="dxa"/>
-            <w:tcBorders>
-              <w:top w:val="single" w:sz="4" w:space="0" w:color="C9D6E3"/>
-              <w:left w:val="single" w:sz="4" w:space="0" w:color="C9D6E3"/>
-              <w:bottom w:val="single" w:sz="4" w:space="0" w:color="C9D6E3"/>
-              <w:right w:val="single" w:sz="4" w:space="0" w:color="C9D6E3"/>
-            </w:tcBorders>
-          </w:tcPr>
-          <w:p>
-            <w:pPr>
-              <w:pStyle w:val="TableText"/>
-              <w:rPr/>
-            </w:pPr>
-            <w:r>
-              <w:rPr>
-                <w:rFonts w:eastAsia="Nunito" w:cs="Nunito"/>
-                <w:sz w:val="17"/>
-              </w:rPr>
-              <w:t>Delete read notifications older than 180 days, unread older than 1 year</w:t>
-            </w:r>
-          </w:p>
-        </w:tc>
-        <w:tc>
-          <w:tcPr>
-            <w:tcW w:w="3084" w:type="dxa"/>
-            <w:tcBorders>
-              <w:top w:val="single" w:sz="4" w:space="0" w:color="C9D6E3"/>
-              <w:left w:val="single" w:sz="4" w:space="0" w:color="C9D6E3"/>
-              <w:bottom w:val="single" w:sz="4" w:space="0" w:color="C9D6E3"/>
-              <w:right w:val="single" w:sz="4" w:space="0" w:color="C9D6E3"/>
-            </w:tcBorders>
-          </w:tcPr>
-          <w:p>
-            <w:pPr>
-              <w:pStyle w:val="TableText"/>
-              <w:rPr/>
-            </w:pPr>
-            <w:r>
-              <w:rPr>
-                <w:rFonts w:eastAsia="Liberation Mono" w:cs="Liberation Mono" w:ascii="Liberation Mono" w:hAnsi="Liberation Mono"/>
-                <w:color w:val="0B3D7A"/>
-                <w:sz w:val="15"/>
-              </w:rPr>
-              <w:t>retention.notifications_days</w:t>
-            </w:r>
-            <w:r>
-              <w:rPr>
-                <w:rFonts w:eastAsia="Nunito" w:cs="Nunito"/>
-                <w:sz w:val="17"/>
-              </w:rPr>
-              <w:t xml:space="preserve"> = 180</w:t>
-            </w:r>
-          </w:p>
-        </w:tc>
-      </w:tr>
-      <w:tr>
-        <w:trPr>
-          <w:cantSplit w:val="true"/>
-        </w:trPr>
-        <w:tc>
-          <w:tcPr>
-            <w:tcW w:w="2698" w:type="dxa"/>
-            <w:tcBorders>
-              <w:top w:val="single" w:sz="4" w:space="0" w:color="C9D6E3"/>
-              <w:left w:val="single" w:sz="4" w:space="0" w:color="C9D6E3"/>
-              <w:bottom w:val="single" w:sz="4" w:space="0" w:color="C9D6E3"/>
-              <w:right w:val="single" w:sz="4" w:space="0" w:color="C9D6E3"/>
-            </w:tcBorders>
-            <w:shd w:color="auto" w:fill="F3F9FE" w:val="clear"/>
-          </w:tcPr>
-          <w:p>
-            <w:pPr>
-              <w:pStyle w:val="TableText"/>
-              <w:rPr/>
-            </w:pPr>
-            <w:r>
-              <w:rPr>
-                <w:rFonts w:eastAsia="Nunito" w:cs="Nunito"/>
-                <w:sz w:val="17"/>
-              </w:rPr>
-              <w:t>Job queue</w:t>
-            </w:r>
-          </w:p>
-        </w:tc>
-        <w:tc>
-          <w:tcPr>
-            <w:tcW w:w="3855" w:type="dxa"/>
-            <w:tcBorders>
-              <w:top w:val="single" w:sz="4" w:space="0" w:color="C9D6E3"/>
-              <w:left w:val="single" w:sz="4" w:space="0" w:color="C9D6E3"/>
-              <w:bottom w:val="single" w:sz="4" w:space="0" w:color="C9D6E3"/>
-              <w:right w:val="single" w:sz="4" w:space="0" w:color="C9D6E3"/>
-            </w:tcBorders>
-            <w:shd w:color="auto" w:fill="F3F9FE" w:val="clear"/>
-          </w:tcPr>
-          <w:p>
-            <w:pPr>
-              <w:pStyle w:val="TableText"/>
-              <w:rPr/>
-            </w:pPr>
-            <w:r>
-              <w:rPr>
-                <w:rFonts w:eastAsia="Nunito" w:cs="Nunito"/>
-                <w:sz w:val="17"/>
-              </w:rPr>
-              <w:t>Delete completed items older than 30 days</w:t>
-            </w:r>
-          </w:p>
-        </w:tc>
-        <w:tc>
-          <w:tcPr>
-            <w:tcW w:w="3084" w:type="dxa"/>
-            <w:tcBorders>
-              <w:top w:val="single" w:sz="4" w:space="0" w:color="C9D6E3"/>
-              <w:left w:val="single" w:sz="4" w:space="0" w:color="C9D6E3"/>
-              <w:bottom w:val="single" w:sz="4" w:space="0" w:color="C9D6E3"/>
-              <w:right w:val="single" w:sz="4" w:space="0" w:color="C9D6E3"/>
-            </w:tcBorders>
-            <w:shd w:color="auto" w:fill="F3F9FE" w:val="clear"/>
-          </w:tcPr>
-          <w:p>
-            <w:pPr>
-              <w:pStyle w:val="TableText"/>
-              <w:rPr/>
-            </w:pPr>
-            <w:r>
-              <w:rPr>
-                <w:rFonts w:eastAsia="Liberation Mono" w:cs="Liberation Mono" w:ascii="Liberation Mono" w:hAnsi="Liberation Mono"/>
-                <w:color w:val="0B3D7A"/>
-                <w:sz w:val="15"/>
-              </w:rPr>
-              <w:t>retention.job_queue_days</w:t>
-            </w:r>
-            <w:r>
-              <w:rPr>
-                <w:rFonts w:eastAsia="Nunito" w:cs="Nunito"/>
-                <w:sz w:val="17"/>
-              </w:rPr>
-              <w:t xml:space="preserve"> = 30</w:t>
-            </w:r>
-          </w:p>
-        </w:tc>
-      </w:tr>
-      <w:tr>
-        <w:trPr>
-          <w:cantSplit w:val="true"/>
-        </w:trPr>
-        <w:tc>
-          <w:tcPr>
-            <w:tcW w:w="2698" w:type="dxa"/>
-            <w:tcBorders>
-              <w:top w:val="single" w:sz="4" w:space="0" w:color="C9D6E3"/>
-              <w:left w:val="single" w:sz="4" w:space="0" w:color="C9D6E3"/>
-              <w:bottom w:val="single" w:sz="4" w:space="0" w:color="C9D6E3"/>
-              <w:right w:val="single" w:sz="4" w:space="0" w:color="C9D6E3"/>
-            </w:tcBorders>
-          </w:tcPr>
-          <w:p>
-            <w:pPr>
-              <w:pStyle w:val="TableText"/>
-              <w:rPr/>
-            </w:pPr>
-            <w:r>
-              <w:rPr>
-                <w:rFonts w:eastAsia="Nunito" w:cs="Nunito"/>
-                <w:sz w:val="17"/>
-              </w:rPr>
-              <w:t>Sign-in history</w:t>
-            </w:r>
-          </w:p>
-        </w:tc>
-        <w:tc>
-          <w:tcPr>
-            <w:tcW w:w="3855" w:type="dxa"/>
-            <w:tcBorders>
-              <w:top w:val="single" w:sz="4" w:space="0" w:color="C9D6E3"/>
-              <w:left w:val="single" w:sz="4" w:space="0" w:color="C9D6E3"/>
-              <w:bottom w:val="single" w:sz="4" w:space="0" w:color="C9D6E3"/>
-              <w:right w:val="single" w:sz="4" w:space="0" w:color="C9D6E3"/>
-            </w:tcBorders>
-          </w:tcPr>
-          <w:p>
-            <w:pPr>
-              <w:pStyle w:val="TableText"/>
-              <w:rPr/>
-            </w:pPr>
-            <w:r>
-              <w:rPr>
-                <w:rFonts w:eastAsia="Nunito" w:cs="Nunito"/>
-                <w:sz w:val="17"/>
-              </w:rPr>
-              <w:t xml:space="preserve">Archive then delete </w:t>
-            </w:r>
-            <w:r>
-              <w:rPr>
-                <w:rFonts w:eastAsia="Liberation Mono" w:cs="Liberation Mono" w:ascii="Liberation Mono" w:hAnsi="Liberation Mono"/>
-                <w:color w:val="0B3D7A"/>
-                <w:sz w:val="15"/>
-              </w:rPr>
-              <w:t>login_history</w:t>
-            </w:r>
-            <w:r>
-              <w:rPr>
-                <w:rFonts w:eastAsia="Nunito" w:cs="Nunito"/>
-                <w:sz w:val="17"/>
-              </w:rPr>
-              <w:t xml:space="preserve"> older than 1 year</w:t>
-            </w:r>
-          </w:p>
-        </w:tc>
-        <w:tc>
-          <w:tcPr>
-            <w:tcW w:w="3084" w:type="dxa"/>
-            <w:tcBorders>
-              <w:top w:val="single" w:sz="4" w:space="0" w:color="C9D6E3"/>
-              <w:left w:val="single" w:sz="4" w:space="0" w:color="C9D6E3"/>
-              <w:bottom w:val="single" w:sz="4" w:space="0" w:color="C9D6E3"/>
-              <w:right w:val="single" w:sz="4" w:space="0" w:color="C9D6E3"/>
-            </w:tcBorders>
-          </w:tcPr>
-          <w:p>
-            <w:pPr>
-              <w:pStyle w:val="TableText"/>
-              <w:rPr/>
-            </w:pPr>
-            <w:r>
-              <w:rPr>
-                <w:rFonts w:eastAsia="Liberation Mono" w:cs="Liberation Mono" w:ascii="Liberation Mono" w:hAnsi="Liberation Mono"/>
-                <w:color w:val="0B3D7A"/>
-                <w:sz w:val="15"/>
-              </w:rPr>
-              <w:t>retention.login_history_days</w:t>
-            </w:r>
-            <w:r>
-              <w:rPr>
-                <w:rFonts w:eastAsia="Nunito" w:cs="Nunito"/>
-                <w:sz w:val="17"/>
-              </w:rPr>
-              <w:t xml:space="preserve"> = 365</w:t>
-            </w:r>
-          </w:p>
-        </w:tc>
-      </w:tr>
-      <w:tr>
-        <w:trPr>
-          <w:cantSplit w:val="true"/>
-        </w:trPr>
-        <w:tc>
-          <w:tcPr>
-            <w:tcW w:w="2698" w:type="dxa"/>
-            <w:tcBorders>
-              <w:top w:val="single" w:sz="4" w:space="0" w:color="C9D6E3"/>
-              <w:left w:val="single" w:sz="4" w:space="0" w:color="C9D6E3"/>
-              <w:bottom w:val="single" w:sz="4" w:space="0" w:color="C9D6E3"/>
-              <w:right w:val="single" w:sz="4" w:space="0" w:color="C9D6E3"/>
-            </w:tcBorders>
-            <w:shd w:color="auto" w:fill="F3F9FE" w:val="clear"/>
-          </w:tcPr>
-          <w:p>
-            <w:pPr>
-              <w:pStyle w:val="TableText"/>
-              <w:rPr/>
-            </w:pPr>
-            <w:r>
-              <w:rPr>
-                <w:rFonts w:eastAsia="Nunito" w:cs="Nunito"/>
-                <w:sz w:val="17"/>
-              </w:rPr>
-              <w:t>Audit log</w:t>
-            </w:r>
-          </w:p>
-        </w:tc>
-        <w:tc>
-          <w:tcPr>
-            <w:tcW w:w="3855" w:type="dxa"/>
-            <w:tcBorders>
-              <w:top w:val="single" w:sz="4" w:space="0" w:color="C9D6E3"/>
-              <w:left w:val="single" w:sz="4" w:space="0" w:color="C9D6E3"/>
-              <w:bottom w:val="single" w:sz="4" w:space="0" w:color="C9D6E3"/>
-              <w:right w:val="single" w:sz="4" w:space="0" w:color="C9D6E3"/>
-            </w:tcBorders>
-            <w:shd w:color="auto" w:fill="F3F9FE" w:val="clear"/>
-          </w:tcPr>
-          <w:p>
-            <w:pPr>
-              <w:pStyle w:val="TableText"/>
-              <w:rPr/>
-            </w:pPr>
-            <w:r>
-              <w:rPr>
-                <w:rFonts w:eastAsia="Nunito" w:cs="Nunito"/>
-                <w:sz w:val="17"/>
-              </w:rPr>
-              <w:t xml:space="preserve">Archive then delete </w:t>
-            </w:r>
-            <w:r>
-              <w:rPr>
-                <w:rFonts w:eastAsia="Liberation Mono" w:cs="Liberation Mono" w:ascii="Liberation Mono" w:hAnsi="Liberation Mono"/>
-                <w:color w:val="0B3D7A"/>
-                <w:sz w:val="15"/>
-              </w:rPr>
-              <w:t>audit_log</w:t>
-            </w:r>
-            <w:r>
-              <w:rPr>
-                <w:rFonts w:eastAsia="Nunito" w:cs="Nunito"/>
-                <w:sz w:val="17"/>
-              </w:rPr>
-              <w:t xml:space="preserve"> older than 2 years (after the archive is verified)</w:t>
-            </w:r>
-          </w:p>
-        </w:tc>
-        <w:tc>
-          <w:tcPr>
-            <w:tcW w:w="3084" w:type="dxa"/>
-            <w:tcBorders>
-              <w:top w:val="single" w:sz="4" w:space="0" w:color="C9D6E3"/>
-              <w:left w:val="single" w:sz="4" w:space="0" w:color="C9D6E3"/>
-              <w:bottom w:val="single" w:sz="4" w:space="0" w:color="C9D6E3"/>
-              <w:right w:val="single" w:sz="4" w:space="0" w:color="C9D6E3"/>
-            </w:tcBorders>
-            <w:shd w:color="auto" w:fill="F3F9FE" w:val="clear"/>
-          </w:tcPr>
-          <w:p>
-            <w:pPr>
-              <w:pStyle w:val="TableText"/>
-              <w:rPr/>
-            </w:pPr>
-            <w:r>
-              <w:rPr>
-                <w:rFonts w:eastAsia="Liberation Mono" w:cs="Liberation Mono" w:ascii="Liberation Mono" w:hAnsi="Liberation Mono"/>
-                <w:color w:val="0B3D7A"/>
-                <w:sz w:val="15"/>
-              </w:rPr>
-              <w:t>retention.audit_log_days</w:t>
-            </w:r>
-            <w:r>
-              <w:rPr>
-                <w:rFonts w:eastAsia="Nunito" w:cs="Nunito"/>
-                <w:sz w:val="17"/>
-              </w:rPr>
-              <w:t xml:space="preserve"> = 730</w:t>
-            </w:r>
-          </w:p>
-        </w:tc>
-      </w:tr>
-      <w:tr>
-        <w:trPr>
-          <w:cantSplit w:val="true"/>
-        </w:trPr>
-        <w:tc>
-          <w:tcPr>
-            <w:tcW w:w="2698" w:type="dxa"/>
-            <w:tcBorders>
-              <w:top w:val="single" w:sz="4" w:space="0" w:color="C9D6E3"/>
-              <w:left w:val="single" w:sz="4" w:space="0" w:color="C9D6E3"/>
-              <w:bottom w:val="single" w:sz="4" w:space="0" w:color="C9D6E3"/>
-              <w:right w:val="single" w:sz="4" w:space="0" w:color="C9D6E3"/>
-            </w:tcBorders>
-          </w:tcPr>
-          <w:p>
-            <w:pPr>
-              <w:pStyle w:val="TableText"/>
-              <w:rPr/>
-            </w:pPr>
-            <w:r>
-              <w:rPr>
-                <w:rFonts w:eastAsia="Nunito" w:cs="Nunito"/>
-                <w:sz w:val="17"/>
-              </w:rPr>
-              <w:t>Orphan files</w:t>
-            </w:r>
-          </w:p>
-        </w:tc>
-        <w:tc>
-          <w:tcPr>
-            <w:tcW w:w="3855" w:type="dxa"/>
-            <w:tcBorders>
-              <w:top w:val="single" w:sz="4" w:space="0" w:color="C9D6E3"/>
-              <w:left w:val="single" w:sz="4" w:space="0" w:color="C9D6E3"/>
-              <w:bottom w:val="single" w:sz="4" w:space="0" w:color="C9D6E3"/>
-              <w:right w:val="single" w:sz="4" w:space="0" w:color="C9D6E3"/>
-            </w:tcBorders>
-          </w:tcPr>
-          <w:p>
-            <w:pPr>
-              <w:pStyle w:val="TableText"/>
-              <w:rPr/>
-            </w:pPr>
-            <w:r>
-              <w:rPr>
-                <w:rFonts w:eastAsia="Nunito" w:cs="Nunito"/>
-                <w:sz w:val="17"/>
-              </w:rPr>
-              <w:t xml:space="preserve">Report (do not delete automatically) files in </w:t>
-            </w:r>
-            <w:r>
-              <w:rPr>
-                <w:rFonts w:eastAsia="Liberation Mono" w:cs="Liberation Mono" w:ascii="Liberation Mono" w:hAnsi="Liberation Mono"/>
-                <w:color w:val="0B3D7A"/>
-                <w:sz w:val="15"/>
-              </w:rPr>
-              <w:t>UPLOAD_DIR</w:t>
-            </w:r>
-            <w:r>
-              <w:rPr>
-                <w:rFonts w:eastAsia="Nunito" w:cs="Nunito"/>
-                <w:sz w:val="17"/>
-              </w:rPr>
-              <w:t xml:space="preserve"> without a </w:t>
-            </w:r>
-            <w:r>
-              <w:rPr>
-                <w:rFonts w:eastAsia="Liberation Mono" w:cs="Liberation Mono" w:ascii="Liberation Mono" w:hAnsi="Liberation Mono"/>
-                <w:color w:val="0B3D7A"/>
-                <w:sz w:val="15"/>
-              </w:rPr>
-              <w:t>documents</w:t>
-            </w:r>
-            <w:r>
-              <w:rPr>
-                <w:rFonts w:eastAsia="Nunito" w:cs="Nunito"/>
-                <w:sz w:val="17"/>
-              </w:rPr>
-              <w:t xml:space="preserve"> / </w:t>
-            </w:r>
-            <w:r>
-              <w:rPr>
-                <w:rFonts w:eastAsia="Liberation Mono" w:cs="Liberation Mono" w:ascii="Liberation Mono" w:hAnsi="Liberation Mono"/>
-                <w:color w:val="0B3D7A"/>
-                <w:sz w:val="15"/>
-              </w:rPr>
-              <w:t>generated_reports</w:t>
-            </w:r>
-            <w:r>
-              <w:rPr>
-                <w:rFonts w:eastAsia="Nunito" w:cs="Nunito"/>
-                <w:sz w:val="17"/>
-              </w:rPr>
-              <w:t xml:space="preserve"> row, and rows without a file</w:t>
-            </w:r>
-          </w:p>
-        </w:tc>
-        <w:tc>
-          <w:tcPr>
-            <w:tcW w:w="3084" w:type="dxa"/>
-            <w:tcBorders>
-              <w:top w:val="single" w:sz="4" w:space="0" w:color="C9D6E3"/>
-              <w:left w:val="single" w:sz="4" w:space="0" w:color="C9D6E3"/>
-              <w:bottom w:val="single" w:sz="4" w:space="0" w:color="C9D6E3"/>
-              <w:right w:val="single" w:sz="4" w:space="0" w:color="C9D6E3"/>
-            </w:tcBorders>
-          </w:tcPr>
-          <w:p>
-            <w:pPr>
-              <w:pStyle w:val="TableText"/>
-              <w:rPr/>
-            </w:pPr>
-            <w:r>
-              <w:rPr>
-                <w:rFonts w:eastAsia="Nunito" w:cs="Nunito"/>
-                <w:sz w:val="17"/>
-              </w:rPr>
-              <w:t>none; weekly report</w:t>
-            </w:r>
-          </w:p>
-        </w:tc>
-      </w:tr>
-    </w:tbl>
-    <w:p>
-      <w:pPr>
-        <w:pStyle w:val="Normal"/>
-        <w:spacing w:before="0" w:after="40"/>
-        <w:rPr/>
-      </w:pPr>
-      <w:r>
-        <w:rPr/>
-      </w:r>
-    </w:p>
-    <w:p>
-      <w:pPr>
-        <w:pStyle w:val="Normal"/>
-        <w:rPr/>
-      </w:pPr>
-      <w:r>
-        <w:rPr>
-          <w:rFonts w:eastAsia="Nunito" w:cs="Nunito"/>
-        </w:rPr>
-        <w:t xml:space="preserve">Supporting indexes (document 03): </w:t>
-      </w:r>
-      <w:r>
-        <w:rPr>
-          <w:rFonts w:eastAsia="Liberation Mono" w:cs="Liberation Mono" w:ascii="Liberation Mono" w:hAnsi="Liberation Mono"/>
-          <w:color w:val="0B3D7A"/>
-          <w:sz w:val="18"/>
-        </w:rPr>
-        <w:t>job_runs (job_id, started_at)</w:t>
-      </w:r>
-      <w:r>
-        <w:rPr>
-          <w:rFonts w:eastAsia="Nunito" w:cs="Nunito"/>
-        </w:rPr>
-        <w:t xml:space="preserve">, </w:t>
-      </w:r>
-      <w:r>
-        <w:rPr>
-          <w:rFonts w:eastAsia="Liberation Mono" w:cs="Liberation Mono" w:ascii="Liberation Mono" w:hAnsi="Liberation Mono"/>
-          <w:color w:val="0B3D7A"/>
-          <w:sz w:val="18"/>
-        </w:rPr>
-        <w:t>email_outbox (status, created_at)</w:t>
-      </w:r>
-      <w:r>
-        <w:rPr>
-          <w:rFonts w:eastAsia="Nunito" w:cs="Nunito"/>
-        </w:rPr>
-        <w:t xml:space="preserve">, </w:t>
-      </w:r>
-      <w:r>
-        <w:rPr>
-          <w:rFonts w:eastAsia="Liberation Mono" w:cs="Liberation Mono" w:ascii="Liberation Mono" w:hAnsi="Liberation Mono"/>
-          <w:color w:val="0B3D7A"/>
-          <w:sz w:val="18"/>
-        </w:rPr>
-        <w:t>audit_log (at)</w:t>
-      </w:r>
-      <w:r>
-        <w:rPr>
-          <w:rFonts w:eastAsia="Nunito" w:cs="Nunito"/>
-        </w:rPr>
-        <w:t xml:space="preserve">, </w:t>
-      </w:r>
-      <w:r>
-        <w:rPr>
-          <w:rFonts w:eastAsia="Liberation Mono" w:cs="Liberation Mono" w:ascii="Liberation Mono" w:hAnsi="Liberation Mono"/>
-          <w:color w:val="0B3D7A"/>
-          <w:sz w:val="18"/>
-        </w:rPr>
-        <w:t>refresh_tokens (expires_at)</w:t>
-      </w:r>
-      <w:r>
-        <w:rPr>
-          <w:rFonts w:eastAsia="Nunito" w:cs="Nunito"/>
-        </w:rPr>
-        <w:t>.</w:t>
       </w:r>
       <w:r>
         <w:br w:type="page"/>
@@ -7092,8 +7146,8 @@
         </w:pBdr>
         <w:rPr/>
       </w:pPr>
-      <w:bookmarkStart w:id="9" w:name="__RefHeading___Toc18507_3826153650"/>
-      <w:bookmarkEnd w:id="9"/>
+      <w:bookmarkStart w:id="10" w:name="__RefHeading___Toc15129_4084622315"/>
+      <w:bookmarkEnd w:id="10"/>
       <w:r>
         <w:rPr>
           <w:rFonts w:eastAsia="Nunito" w:cs="Nunito" w:ascii="Nunito" w:hAnsi="Nunito"/>
@@ -7106,8 +7160,8 @@
         <w:pStyle w:val="Heading2"/>
         <w:rPr/>
       </w:pPr>
-      <w:bookmarkStart w:id="10" w:name="__RefHeading___Toc18509_3826153650"/>
-      <w:bookmarkEnd w:id="10"/>
+      <w:bookmarkStart w:id="11" w:name="__RefHeading___Toc15131_4084622315"/>
+      <w:bookmarkEnd w:id="11"/>
       <w:r>
         <w:rPr>
           <w:rFonts w:eastAsia="Nunito" w:cs="Nunito" w:ascii="Nunito" w:hAnsi="Nunito"/>
@@ -7127,7 +7181,7 @@
         <w:rPr/>
         <w:drawing>
           <wp:inline distT="0" distB="0" distL="0" distR="0">
-            <wp:extent cx="6120130" cy="4020185"/>
+            <wp:extent cx="6120130" cy="3964940"/>
             <wp:effectExtent l="0" t="0" r="0" b="0"/>
             <wp:docPr id="2" name="Picture 2" descr=""/>
             <wp:cNvGraphicFramePr>
@@ -7151,7 +7205,7 @@
                   <pic:spPr bwMode="auto">
                     <a:xfrm>
                       <a:off x="0" y="0"/>
-                      <a:ext cx="6120130" cy="4020185"/>
+                      <a:ext cx="6120130" cy="3964940"/>
                     </a:xfrm>
                     <a:prstGeom prst="rect">
                       <a:avLst/>
@@ -7371,7 +7425,7 @@
                 <w:rFonts w:eastAsia="Nunito" w:cs="Nunito"/>
                 <w:sz w:val="17"/>
               </w:rPr>
-              <w:t>For the high-volume log tables (</w:t>
+              <w:t>For the high-volume tables (</w:t>
             </w:r>
             <w:r>
               <w:rPr>
@@ -7416,7 +7470,7 @@
                 <w:rFonts w:eastAsia="Nunito" w:cs="Nunito"/>
                 <w:sz w:val="17"/>
               </w:rPr>
-              <w:t xml:space="preserve">), convert to tables partitioned by year (declarative partitioning on </w:t>
+              <w:t xml:space="preserve"> and </w:t>
             </w:r>
             <w:r>
               <w:rPr>
@@ -7424,6 +7478,21 @@
                 <w:color w:val="0B3D7A"/>
                 <w:sz w:val="15"/>
               </w:rPr>
+              <w:t>bank_statement_lines</w:t>
+            </w:r>
+            <w:r>
+              <w:rPr>
+                <w:rFonts w:eastAsia="Nunito" w:cs="Nunito"/>
+                <w:sz w:val="17"/>
+              </w:rPr>
+              <w:t xml:space="preserve">), convert to tables partitioned by year (declarative partitioning on </w:t>
+            </w:r>
+            <w:r>
+              <w:rPr>
+                <w:rFonts w:eastAsia="Liberation Mono" w:cs="Liberation Mono" w:ascii="Liberation Mono" w:hAnsi="Liberation Mono"/>
+                <w:color w:val="0B3D7A"/>
+                <w:sz w:val="15"/>
+              </w:rPr>
               <w:t>at</w:t>
             </w:r>
             <w:r>
@@ -7431,7 +7500,7 @@
                 <w:rFonts w:eastAsia="Nunito" w:cs="Nunito"/>
                 <w:sz w:val="17"/>
               </w:rPr>
-              <w:t xml:space="preserve"> / </w:t>
+              <w:t xml:space="preserve"> or </w:t>
             </w:r>
             <w:r>
               <w:rPr>
@@ -7514,7 +7583,7 @@
                 <w:rFonts w:eastAsia="Nunito" w:cs="Nunito"/>
                 <w:sz w:val="17"/>
               </w:rPr>
-              <w:t xml:space="preserve">Once a year, after the financial year is closed and audited: export the closed year (per table, filtered by date or by the policy / financial year) with </w:t>
+              <w:t xml:space="preserve">Once a year, after the financial year is closed (year-end run) and audited: export the closed year (per table, filtered by date or by policy or financial year) with </w:t>
             </w:r>
             <w:r>
               <w:rPr>
@@ -7544,7 +7613,7 @@
                 <w:rFonts w:eastAsia="Nunito" w:cs="Nunito"/>
                 <w:sz w:val="17"/>
               </w:rPr>
-              <w:t xml:space="preserve"> of the archive schema, to an S3 bucket with Object Lock (compliance mode) and lifecycle to S3 Glacier Deep Archive; record a manifest (tables, row counts, checksums, date range, migration level </w:t>
+              <w:t xml:space="preserve"> of the archive schema, to an S3 bucket with Object Lock (compliance mode) and a lifecycle to S3 Glacier Deep Archive. Record a manifest (tables, row counts, checksums, date range, migration level from </w:t>
             </w:r>
             <w:r>
               <w:rPr>
@@ -7559,7 +7628,7 @@
                 <w:rFonts w:eastAsia="Nunito" w:cs="Nunito"/>
                 <w:sz w:val="17"/>
               </w:rPr>
-              <w:t>). Files of the archived records are copied from EFS to the same bucket under their storage keys.</w:t>
+              <w:t>). Copy the files of the archived records from the file store to the same bucket under their storage keys.</w:t>
             </w:r>
           </w:p>
         </w:tc>
@@ -7614,7 +7683,7 @@
                 <w:rFonts w:eastAsia="Nunito" w:cs="Nunito"/>
                 <w:sz w:val="17"/>
               </w:rPr>
-              <w:t xml:space="preserve">Only after the export is verified (row counts and checksums) and approved by the data owner: delete the archived rows from the online database; record the purge in </w:t>
+              <w:t xml:space="preserve">Only after the export is verified (row counts and checksums) and approved by the data owner: delete the archived rows from the online database and record the purge in </w:t>
             </w:r>
             <w:r>
               <w:rPr>
@@ -7682,7 +7751,7 @@
                 <w:rFonts w:eastAsia="Nunito" w:cs="Nunito"/>
                 <w:sz w:val="17"/>
               </w:rPr>
-              <w:t>Archive whole business units together (a policy with its quotation, bills, receipts, journals, commissions, claims and documents) or keep the referenced parent rows online; foreign keys (</w:t>
+              <w:t>Archive whole business units together (a policy with its quotation, placement, bills, receipts, journals, commissions, claims and documents) or keep the referenced parent rows online; foreign keys (</w:t>
             </w:r>
             <w:r>
               <w:rPr>
@@ -7697,7 +7766,7 @@
                 <w:rFonts w:eastAsia="Nunito" w:cs="Nunito"/>
                 <w:sz w:val="17"/>
               </w:rPr>
-              <w:t>) prevent deleting a parent that is still referenced.</w:t>
+              <w:t>) prevent deleting a parent that is still referenced. Opening balances of later years keep the ledger totals correct after old journals are archived.</w:t>
             </w:r>
           </w:p>
         </w:tc>
@@ -7722,7 +7791,7 @@
         <w:rPr>
           <w:rFonts w:eastAsia="Nunito" w:cs="Nunito"/>
         </w:rPr>
-        <w:t>The yearly document-number counters (</w:t>
+        <w:t>The document-number counters (</w:t>
       </w:r>
       <w:r>
         <w:rPr>
@@ -7730,7 +7799,7 @@
           <w:color w:val="0B3D7A"/>
           <w:sz w:val="18"/>
         </w:rPr>
-        <w:t>sequences(name, period)</w:t>
+        <w:t>sequences</w:t>
       </w:r>
       <w:r>
         <w:rPr>
@@ -7744,8 +7813,8 @@
         <w:pStyle w:val="Heading2"/>
         <w:rPr/>
       </w:pPr>
-      <w:bookmarkStart w:id="11" w:name="__RefHeading___Toc18511_3826153650"/>
-      <w:bookmarkEnd w:id="11"/>
+      <w:bookmarkStart w:id="12" w:name="__RefHeading___Toc15133_4084622315"/>
+      <w:bookmarkEnd w:id="12"/>
       <w:r>
         <w:rPr>
           <w:rFonts w:eastAsia="Nunito" w:cs="Nunito" w:ascii="Nunito" w:hAnsi="Nunito"/>
@@ -7813,7 +7882,7 @@
         <w:rPr>
           <w:rFonts w:eastAsia="Nunito" w:cs="Nunito"/>
         </w:rPr>
-        <w:t xml:space="preserve">The data is loaded into a separate restore database (never into production): </w:t>
+        <w:t xml:space="preserve">The data is loaded into a separate restore database, never into production: </w:t>
       </w:r>
       <w:r>
         <w:rPr>
@@ -7835,13 +7904,27 @@
           <w:color w:val="0B3D7A"/>
           <w:sz w:val="18"/>
         </w:rPr>
-        <w:t>CREATE TABLE ... ; COPY ... FROM</w:t>
+        <w:t>CREATE TABLE</w:t>
       </w:r>
       <w:r>
         <w:rPr>
           <w:rFonts w:eastAsia="Nunito" w:cs="Nunito"/>
         </w:rPr>
-        <w:t xml:space="preserve"> of the CSV / Parquet files, at the migration level recorded in the manifest.</w:t>
+        <w:t xml:space="preserve"> and </w:t>
+      </w:r>
+      <w:r>
+        <w:rPr>
+          <w:rFonts w:eastAsia="Liberation Mono" w:cs="Liberation Mono" w:ascii="Liberation Mono" w:hAnsi="Liberation Mono"/>
+          <w:color w:val="0B3D7A"/>
+          <w:sz w:val="18"/>
+        </w:rPr>
+        <w:t>COPY ... FROM</w:t>
+      </w:r>
+      <w:r>
+        <w:rPr>
+          <w:rFonts w:eastAsia="Nunito" w:cs="Nunito"/>
+        </w:rPr>
+        <w:t xml:space="preserve"> of the CSV or Parquet files, at the migration level recorded in the manifest.</w:t>
       </w:r>
     </w:p>
     <w:p>
@@ -7862,7 +7945,7 @@
         <w:rPr>
           <w:rFonts w:eastAsia="Nunito" w:cs="Nunito"/>
         </w:rPr>
-        <w:t>Read access is given to the requester through a read-only database login or a report extract; the files are provided from the restored S3 objects.</w:t>
+        <w:t>The requester gets read access through a read-only database login or a report extract; the files come from the restored S3 objects.</w:t>
       </w:r>
     </w:p>
     <w:p>
@@ -7883,7 +7966,7 @@
         <w:rPr>
           <w:rFonts w:eastAsia="Nunito" w:cs="Nunito"/>
         </w:rPr>
-        <w:t>The restore database is deleted after the purpose is fulfilled; the access is recorded.</w:t>
+        <w:t>The restore database is deleted once the purpose is fulfilled; the access is recorded.</w:t>
       </w:r>
     </w:p>
     <w:p>
@@ -7895,7 +7978,7 @@
         <w:rPr>
           <w:rFonts w:eastAsia="Nunito" w:cs="Nunito"/>
         </w:rPr>
-        <w:t>If records must be brought back into production (for example a reopened claim), load them with the same ids after a review of the dependent rows; ids are random text or serial values and do not collide with new records, and the document-number counters are not affected.</w:t>
+        <w:t>If records must come back into production (for example a reopened claim), load them with the same ids after a review of the dependent rows. Ids are random text or serial values and do not collide with new records, and the document-number counters are not affected.</w:t>
       </w:r>
       <w:r>
         <w:br w:type="page"/>
@@ -7909,8 +7992,8 @@
         </w:pBdr>
         <w:rPr/>
       </w:pPr>
-      <w:bookmarkStart w:id="12" w:name="__RefHeading___Toc18513_3826153650"/>
-      <w:bookmarkEnd w:id="12"/>
+      <w:bookmarkStart w:id="13" w:name="__RefHeading___Toc15135_4084622315"/>
+      <w:bookmarkEnd w:id="13"/>
       <w:r>
         <w:rPr>
           <w:rFonts w:eastAsia="Nunito" w:cs="Nunito" w:ascii="Nunito" w:hAnsi="Nunito"/>
@@ -8124,22 +8207,7 @@
                 <w:rFonts w:eastAsia="Nunito" w:cs="Nunito"/>
                 <w:sz w:val="17"/>
               </w:rPr>
-              <w:t xml:space="preserve"> (alias </w:t>
-            </w:r>
-            <w:r>
-              <w:rPr>
-                <w:rFonts w:eastAsia="Liberation Mono" w:cs="Liberation Mono" w:ascii="Liberation Mono" w:hAnsi="Liberation Mono"/>
-                <w:color w:val="0B3D7A"/>
-                <w:sz w:val="15"/>
-              </w:rPr>
-              <w:t>--no-dry-run</w:t>
-            </w:r>
-            <w:r>
-              <w:rPr>
-                <w:rFonts w:eastAsia="Nunito" w:cs="Nunito"/>
-                <w:sz w:val="17"/>
-              </w:rPr>
-              <w:t>) deletes, in one transaction (any error rolls everything back). Stop the API instances first.</w:t>
+              <w:t xml:space="preserve"> deletes, in one transaction (any error rolls everything back). Stop the API instances first.</w:t>
             </w:r>
           </w:p>
         </w:tc>
@@ -8194,37 +8262,7 @@
                 <w:rFonts w:eastAsia="Nunito" w:cs="Nunito"/>
                 <w:sz w:val="17"/>
               </w:rPr>
-              <w:t>All rows of the transaction tables (leads to journals, claims, renewals, notifications, documents and generated-report records, job history, e-mail outbox, document-number counters), the sample master rows by natural key (fictional insurers, demo branches, signatories, referrers, reinsurers, incentive programmes, demo master records) and the sample users (</w:t>
-            </w:r>
-            <w:r>
-              <w:rPr>
-                <w:rFonts w:eastAsia="Liberation Mono" w:cs="Liberation Mono" w:ascii="Liberation Mono" w:hAnsi="Liberation Mono"/>
-                <w:color w:val="0B3D7A"/>
-                <w:sz w:val="15"/>
-              </w:rPr>
-              <w:t>agent.*</w:t>
-            </w:r>
-            <w:r>
-              <w:rPr>
-                <w:rFonts w:eastAsia="Nunito" w:cs="Nunito"/>
-                <w:sz w:val="17"/>
-              </w:rPr>
-              <w:t xml:space="preserve">, </w:t>
-            </w:r>
-            <w:r>
-              <w:rPr>
-                <w:rFonts w:eastAsia="Liberation Mono" w:cs="Liberation Mono" w:ascii="Liberation Mono" w:hAnsi="Liberation Mono"/>
-                <w:color w:val="0B3D7A"/>
-                <w:sz w:val="15"/>
-              </w:rPr>
-              <w:t>fin.approver</w:t>
-            </w:r>
-            <w:r>
-              <w:rPr>
-                <w:rFonts w:eastAsia="Nunito" w:cs="Nunito"/>
-                <w:sz w:val="17"/>
-              </w:rPr>
-              <w:t xml:space="preserve">). With </w:t>
+              <w:t xml:space="preserve">All rows of the transaction tables (leads to journals, broker slips, offers, placements and co-insurance participants, claims, renewals, fiscal years, opening balances, close runs, recurring journals, bank statements and reconciliations, BIR 2307 certificates, notifications, documents and generated-report records, job history, e-mail outbox, document-number counters), the sample master rows by natural key (fictional insurers, demo branches, signatories, referrers, reinsurers, incentive programmes, demo master records such as bank accounts and commission rates) and the six sample users. With </w:t>
             </w:r>
             <w:r>
               <w:rPr>
@@ -8307,7 +8345,7 @@
                 <w:rFonts w:eastAsia="Nunito" w:cs="Nunito"/>
                 <w:sz w:val="17"/>
               </w:rPr>
-              <w:t xml:space="preserve">Reference data (settings, roles, permissions, scheduled jobs, masters, chart of accounts, product templates, report catalogue) and the audit trail (the purge is recorded in it); </w:t>
+              <w:t xml:space="preserve">Reference data (settings, roles, permissions, scheduled jobs, masters, chart of accounts, posting rules, number series, tax codes, product templates, report catalogue) and the audit trail (the purge is recorded in it); </w:t>
             </w:r>
             <w:r>
               <w:rPr>
@@ -8490,7 +8528,37 @@
                 <w:rFonts w:eastAsia="Nunito" w:cs="Nunito"/>
                 <w:sz w:val="17"/>
               </w:rPr>
-              <w:t xml:space="preserve"> (or remove it) before starting the API, otherwise the sample data is seeded again.</w:t>
+              <w:t xml:space="preserve"> (or remove it) before starting the API, otherwise the sample data is seeded again. Then load the go-live data: masters, users, opening balances and open items (</w:t>
+            </w:r>
+            <w:r>
+              <w:rPr>
+                <w:rFonts w:eastAsia="Liberation Mono" w:cs="Liberation Mono" w:ascii="Liberation Mono" w:hAnsi="Liberation Mono"/>
+                <w:color w:val="0B3D7A"/>
+                <w:sz w:val="15"/>
+              </w:rPr>
+              <w:t>docs/onboarding/GO_LIVE_DATA_SETUP.md</w:t>
+            </w:r>
+            <w:r>
+              <w:rPr>
+                <w:rFonts w:eastAsia="Nunito" w:cs="Nunito"/>
+                <w:sz w:val="17"/>
+              </w:rPr>
+              <w:t xml:space="preserve"> and the templates in </w:t>
+            </w:r>
+            <w:r>
+              <w:rPr>
+                <w:rFonts w:eastAsia="Liberation Mono" w:cs="Liberation Mono" w:ascii="Liberation Mono" w:hAnsi="Liberation Mono"/>
+                <w:color w:val="0B3D7A"/>
+                <w:sz w:val="15"/>
+              </w:rPr>
+              <w:t>docs/templates</w:t>
+            </w:r>
+            <w:r>
+              <w:rPr>
+                <w:rFonts w:eastAsia="Nunito" w:cs="Nunito"/>
+                <w:sz w:val="17"/>
+              </w:rPr>
+              <w:t>).</w:t>
             </w:r>
           </w:p>
         </w:tc>
@@ -8515,7 +8583,21 @@
         <w:rPr>
           <w:rFonts w:eastAsia="Nunito" w:cs="Nunito"/>
         </w:rPr>
-        <w:t xml:space="preserve">Procedure: take a snapshot; stop the API; </w:t>
+        <w:t>Procedure (</w:t>
+      </w:r>
+      <w:r>
+        <w:rPr>
+          <w:rFonts w:eastAsia="Liberation Mono" w:cs="Liberation Mono" w:ascii="Liberation Mono" w:hAnsi="Liberation Mono"/>
+          <w:color w:val="0B3D7A"/>
+          <w:sz w:val="18"/>
+        </w:rPr>
+        <w:t>deploy/README.md</w:t>
+      </w:r>
+      <w:r>
+        <w:rPr>
+          <w:rFonts w:eastAsia="Nunito" w:cs="Nunito"/>
+        </w:rPr>
+        <w:t xml:space="preserve">, section 7): take a snapshot; stop the API; </w:t>
       </w:r>
       <w:r>
         <w:rPr>
@@ -8529,7 +8611,7 @@
         <w:rPr>
           <w:rFonts w:eastAsia="Nunito" w:cs="Nunito"/>
         </w:rPr>
-        <w:t xml:space="preserve"> (review the counts); </w:t>
+        <w:t xml:space="preserve"> and review the counts; </w:t>
       </w:r>
       <w:r>
         <w:rPr>
@@ -8559,188 +8641,6 @@
         </w:rPr>
         <w:t>; start the API; check that Leads, Clients and Policies are empty.</w:t>
       </w:r>
-    </w:p>
-    <w:tbl>
-      <w:tblPr>
-        <w:tblW w:w="9637" w:type="dxa"/>
-        <w:jc w:val="left"/>
-        <w:tblInd w:w="42" w:type="dxa"/>
-        <w:tblLayout w:type="fixed"/>
-        <w:tblCellMar>
-          <w:top w:w="80" w:type="dxa"/>
-          <w:left w:w="150" w:type="dxa"/>
-          <w:bottom w:w="80" w:type="dxa"/>
-          <w:right w:w="130" w:type="dxa"/>
-        </w:tblCellMar>
-        <w:tblLook w:val="04a0" w:noHBand="0" w:noVBand="1" w:firstColumn="1" w:lastRow="0" w:lastColumn="0" w:firstRow="1"/>
-      </w:tblPr>
-      <w:tblGrid>
-        <w:gridCol w:w="9637"/>
-      </w:tblGrid>
-      <w:tr>
-        <w:trPr/>
-        <w:tc>
-          <w:tcPr>
-            <w:tcW w:w="9637" w:type="dxa"/>
-            <w:tcBorders>
-              <w:left w:val="single" w:sz="24" w:space="0" w:color="E0B23A"/>
-            </w:tcBorders>
-            <w:shd w:color="auto" w:fill="FFF6DD" w:val="clear"/>
-          </w:tcPr>
-          <w:p>
-            <w:pPr>
-              <w:pStyle w:val="Normal"/>
-              <w:spacing w:before="0" w:after="40"/>
-              <w:rPr/>
-            </w:pPr>
-            <w:r>
-              <w:rPr>
-                <w:rFonts w:eastAsia="Nunito" w:cs="Nunito"/>
-                <w:b/>
-                <w:sz w:val="18"/>
-              </w:rPr>
-              <w:t>Gap:</w:t>
-            </w:r>
-            <w:r>
-              <w:rPr>
-                <w:rFonts w:eastAsia="Nunito" w:cs="Nunito"/>
-                <w:sz w:val="18"/>
-              </w:rPr>
-              <w:t xml:space="preserve"> </w:t>
-            </w:r>
-            <w:r>
-              <w:rPr>
-                <w:rFonts w:eastAsia="Liberation Mono" w:cs="Liberation Mono" w:ascii="Liberation Mono" w:hAnsi="Liberation Mono"/>
-                <w:color w:val="0B3D7A"/>
-                <w:sz w:val="16"/>
-              </w:rPr>
-              <w:t>docs/GO_LIVE_CHECKLIST.md</w:t>
-            </w:r>
-            <w:r>
-              <w:rPr>
-                <w:rFonts w:eastAsia="Nunito" w:cs="Nunito"/>
-                <w:sz w:val="18"/>
-              </w:rPr>
-              <w:t xml:space="preserve"> section 7 shows </w:t>
-            </w:r>
-            <w:r>
-              <w:rPr>
-                <w:rFonts w:eastAsia="Liberation Mono" w:cs="Liberation Mono" w:ascii="Liberation Mono" w:hAnsi="Liberation Mono"/>
-                <w:color w:val="0B3D7A"/>
-                <w:sz w:val="16"/>
-              </w:rPr>
-              <w:t>CONFIRM_PURGE=yes npm run purge:sample -- --apply</w:t>
-            </w:r>
-            <w:r>
-              <w:rPr>
-                <w:rFonts w:eastAsia="Nunito" w:cs="Nunito"/>
-                <w:sz w:val="18"/>
-              </w:rPr>
-              <w:t xml:space="preserve"> and a dry run without </w:t>
-            </w:r>
-            <w:r>
-              <w:rPr>
-                <w:rFonts w:eastAsia="Liberation Mono" w:cs="Liberation Mono" w:ascii="Liberation Mono" w:hAnsi="Liberation Mono"/>
-                <w:color w:val="0B3D7A"/>
-                <w:sz w:val="16"/>
-              </w:rPr>
-              <w:t>CONFIRM_PURGE</w:t>
-            </w:r>
-            <w:r>
-              <w:rPr>
-                <w:rFonts w:eastAsia="Nunito" w:cs="Nunito"/>
-                <w:sz w:val="18"/>
-              </w:rPr>
-              <w:t xml:space="preserve">; the script rejects </w:t>
-            </w:r>
-            <w:r>
-              <w:rPr>
-                <w:rFonts w:eastAsia="Liberation Mono" w:cs="Liberation Mono" w:ascii="Liberation Mono" w:hAnsi="Liberation Mono"/>
-                <w:color w:val="0B3D7A"/>
-                <w:sz w:val="16"/>
-              </w:rPr>
-              <w:t>--apply</w:t>
-            </w:r>
-            <w:r>
-              <w:rPr>
-                <w:rFonts w:eastAsia="Nunito" w:cs="Nunito"/>
-                <w:sz w:val="18"/>
-              </w:rPr>
-              <w:t xml:space="preserve"> ("unknown option", it accepts </w:t>
-            </w:r>
-            <w:r>
-              <w:rPr>
-                <w:rFonts w:eastAsia="Liberation Mono" w:cs="Liberation Mono" w:ascii="Liberation Mono" w:hAnsi="Liberation Mono"/>
-                <w:color w:val="0B3D7A"/>
-                <w:sz w:val="16"/>
-              </w:rPr>
-              <w:t>--execute</w:t>
-            </w:r>
-            <w:r>
-              <w:rPr>
-                <w:rFonts w:eastAsia="Nunito" w:cs="Nunito"/>
-                <w:sz w:val="18"/>
-              </w:rPr>
-              <w:t xml:space="preserve"> or </w:t>
-            </w:r>
-            <w:r>
-              <w:rPr>
-                <w:rFonts w:eastAsia="Liberation Mono" w:cs="Liberation Mono" w:ascii="Liberation Mono" w:hAnsi="Liberation Mono"/>
-                <w:color w:val="0B3D7A"/>
-                <w:sz w:val="16"/>
-              </w:rPr>
-              <w:t>--no-dry-run</w:t>
-            </w:r>
-            <w:r>
-              <w:rPr>
-                <w:rFonts w:eastAsia="Nunito" w:cs="Nunito"/>
-                <w:sz w:val="18"/>
-              </w:rPr>
-              <w:t xml:space="preserve">) and refuses any run, including the dry run, without </w:t>
-            </w:r>
-            <w:r>
-              <w:rPr>
-                <w:rFonts w:eastAsia="Liberation Mono" w:cs="Liberation Mono" w:ascii="Liberation Mono" w:hAnsi="Liberation Mono"/>
-                <w:color w:val="0B3D7A"/>
-                <w:sz w:val="16"/>
-              </w:rPr>
-              <w:t>CONFIRM_PURGE=yes</w:t>
-            </w:r>
-            <w:r>
-              <w:rPr>
-                <w:rFonts w:eastAsia="Nunito" w:cs="Nunito"/>
-                <w:sz w:val="18"/>
-              </w:rPr>
-              <w:t xml:space="preserve">. </w:t>
-            </w:r>
-            <w:r>
-              <w:rPr>
-                <w:rFonts w:eastAsia="Liberation Mono" w:cs="Liberation Mono" w:ascii="Liberation Mono" w:hAnsi="Liberation Mono"/>
-                <w:color w:val="0B3D7A"/>
-                <w:sz w:val="16"/>
-              </w:rPr>
-              <w:t>docs/DEPLOY.md</w:t>
-            </w:r>
-            <w:r>
-              <w:rPr>
-                <w:rFonts w:eastAsia="Nunito" w:cs="Nunito"/>
-                <w:sz w:val="18"/>
-              </w:rPr>
-              <w:t xml:space="preserve"> shows the correct commands. Correct the checklist.</w:t>
-            </w:r>
-          </w:p>
-        </w:tc>
-      </w:tr>
-    </w:tbl>
-    <w:p>
-      <w:pPr>
-        <w:pStyle w:val="Normal"/>
-        <w:spacing w:before="0" w:after="0"/>
-        <w:rPr/>
-      </w:pPr>
-      <w:r>
-        <w:rPr/>
-      </w:r>
       <w:r>
         <w:br w:type="page"/>
       </w:r>
@@ -8753,8 +8653,8 @@
         </w:pBdr>
         <w:rPr/>
       </w:pPr>
-      <w:bookmarkStart w:id="13" w:name="__RefHeading___Toc18515_3826153650"/>
-      <w:bookmarkEnd w:id="13"/>
+      <w:bookmarkStart w:id="14" w:name="__RefHeading___Toc15137_4084622315"/>
+      <w:bookmarkEnd w:id="14"/>
       <w:r>
         <w:rPr>
           <w:rFonts w:eastAsia="Nunito" w:cs="Nunito" w:ascii="Nunito" w:hAnsi="Nunito"/>
@@ -8771,7 +8671,7 @@
         <w:rPr>
           <w:rFonts w:eastAsia="Nunito" w:cs="Nunito"/>
         </w:rPr>
-        <w:t xml:space="preserve">This document is one of eleven that together form the BrokerVerse Solution Architecture. They are maintained and issued together (source and build: </w:t>
+        <w:t xml:space="preserve">This document is one of eleven that together form the BrokerVerse OOTB Solution Architecture. They are maintained and issued together (source and build: </w:t>
       </w:r>
       <w:r>
         <w:rPr>
@@ -9792,8 +9692,8 @@
         </w:pBdr>
         <w:rPr/>
       </w:pPr>
-      <w:bookmarkStart w:id="14" w:name="__RefHeading___Toc18517_3826153650"/>
-      <w:bookmarkEnd w:id="14"/>
+      <w:bookmarkStart w:id="15" w:name="__RefHeading___Toc15139_4084622315"/>
+      <w:bookmarkEnd w:id="15"/>
       <w:r>
         <w:rPr>
           <w:rFonts w:eastAsia="Nunito" w:cs="Nunito" w:ascii="Nunito" w:hAnsi="Nunito"/>
@@ -10079,7 +9979,7 @@
                 <w:rFonts w:eastAsia="Nunito" w:cs="Nunito"/>
                 <w:sz w:val="17"/>
               </w:rPr>
-              <w:t>Cron</w:t>
+              <w:t>BIR Form 2307</w:t>
             </w:r>
           </w:p>
         </w:tc>
@@ -10104,7 +10004,7 @@
                 <w:rFonts w:eastAsia="Nunito" w:cs="Nunito"/>
                 <w:sz w:val="17"/>
               </w:rPr>
-              <w:t>Time-based schedule expression (minute hour day month weekday) used by the scheduled jobs.</w:t>
+              <w:t>Certificate of creditable tax withheld at source, issued by the payor to the payee each quarter.</w:t>
             </w:r>
           </w:p>
         </w:tc>
@@ -10133,7 +10033,7 @@
                 <w:rFonts w:eastAsia="Nunito" w:cs="Nunito"/>
                 <w:sz w:val="17"/>
               </w:rPr>
-              <w:t>EFS</w:t>
+              <w:t>Co-insurance</w:t>
             </w:r>
           </w:p>
         </w:tc>
@@ -10157,7 +10057,7 @@
                 <w:rFonts w:eastAsia="Nunito" w:cs="Nunito"/>
                 <w:sz w:val="17"/>
               </w:rPr>
-              <w:t>Elastic File System (AWS): shared, multi-AZ network file system proposed for the upload directory.</w:t>
+              <w:t>Placement of one risk with several insurers, one of them the lead, each taking a share; premium, commission and claims are split by share.</w:t>
             </w:r>
           </w:p>
         </w:tc>
@@ -10187,7 +10087,7 @@
                 <w:rFonts w:eastAsia="Nunito" w:cs="Nunito"/>
                 <w:sz w:val="17"/>
               </w:rPr>
-              <w:t>IC</w:t>
+              <w:t>Housekeeping</w:t>
             </w:r>
           </w:p>
         </w:tc>
@@ -10212,7 +10112,7 @@
                 <w:rFonts w:eastAsia="Nunito" w:cs="Nunito"/>
                 <w:sz w:val="17"/>
               </w:rPr>
-              <w:t>Insurance Commission (Philippines): regulator of insurers and brokers.</w:t>
+              <w:t>Daily job that deletes operational rows (job runs, sent e-mails, sign-in history, expired tokens, read notifications) after the retention days in System Settings.</w:t>
             </w:r>
           </w:p>
         </w:tc>
@@ -10241,7 +10141,7 @@
                 <w:rFonts w:eastAsia="Nunito" w:cs="Nunito"/>
                 <w:sz w:val="17"/>
               </w:rPr>
-              <w:t>Migration</w:t>
+              <w:t>IC</w:t>
             </w:r>
           </w:p>
         </w:tc>
@@ -10265,7 +10165,7 @@
                 <w:rFonts w:eastAsia="Nunito" w:cs="Nunito"/>
                 <w:sz w:val="17"/>
               </w:rPr>
-              <w:t>Numbered SQL file in backend/src/db/migrations applied once, in order, on API start.</w:t>
+              <w:t>Insurance Commission (Philippines): regulator of insurers and brokers.</w:t>
             </w:r>
           </w:p>
         </w:tc>
@@ -10295,7 +10195,7 @@
                 <w:rFonts w:eastAsia="Nunito" w:cs="Nunito"/>
                 <w:sz w:val="17"/>
               </w:rPr>
-              <w:t>Receivable / bill</w:t>
+              <w:t>Migration</w:t>
             </w:r>
           </w:p>
         </w:tc>
@@ -10320,7 +10220,7 @@
                 <w:rFonts w:eastAsia="Nunito" w:cs="Nunito"/>
                 <w:sz w:val="17"/>
               </w:rPr>
-              <w:t>Premium bill (INV-) raised when a policy, endorsement or renewal is issued.</w:t>
+              <w:t>Numbered SQL file in backend/src/db/migrations applied once, in order, on API start.</w:t>
             </w:r>
           </w:p>
         </w:tc>
@@ -10349,7 +10249,7 @@
                 <w:rFonts w:eastAsia="Nunito" w:cs="Nunito"/>
                 <w:sz w:val="17"/>
               </w:rPr>
-              <w:t>Remittance</w:t>
+              <w:t>Receivable / bill</w:t>
             </w:r>
           </w:p>
         </w:tc>
@@ -10373,7 +10273,7 @@
                 <w:rFonts w:eastAsia="Nunito" w:cs="Nunito"/>
                 <w:sz w:val="17"/>
               </w:rPr>
-              <w:t>Payment of collected premium, net of commission, from the broker to the insurer.</w:t>
+              <w:t>Premium bill (INV-) raised when a policy, endorsement or renewal is issued.</w:t>
             </w:r>
           </w:p>
         </w:tc>
@@ -10403,7 +10303,7 @@
                 <w:rFonts w:eastAsia="Nunito" w:cs="Nunito"/>
                 <w:sz w:val="17"/>
               </w:rPr>
-              <w:t>RPO</w:t>
+              <w:t>Remittance</w:t>
             </w:r>
           </w:p>
         </w:tc>
@@ -10428,7 +10328,7 @@
                 <w:rFonts w:eastAsia="Nunito" w:cs="Nunito"/>
                 <w:sz w:val="17"/>
               </w:rPr>
-              <w:t>Recovery point objective: the maximum acceptable data loss, measured in time.</w:t>
+              <w:t>Payment of collected premium, net of commission, from the broker to the insurer.</w:t>
             </w:r>
           </w:p>
         </w:tc>
@@ -10457,7 +10357,7 @@
                 <w:rFonts w:eastAsia="Nunito" w:cs="Nunito"/>
                 <w:sz w:val="17"/>
               </w:rPr>
-              <w:t>RTO</w:t>
+              <w:t>RPO</w:t>
             </w:r>
           </w:p>
         </w:tc>
@@ -10481,7 +10381,7 @@
                 <w:rFonts w:eastAsia="Nunito" w:cs="Nunito"/>
                 <w:sz w:val="17"/>
               </w:rPr>
-              <w:t>Recovery time objective: the maximum acceptable time to restore service.</w:t>
+              <w:t>Recovery point objective: the maximum acceptable data loss, measured in time.</w:t>
             </w:r>
           </w:p>
         </w:tc>
@@ -10511,7 +10411,7 @@
                 <w:rFonts w:eastAsia="Nunito" w:cs="Nunito"/>
                 <w:sz w:val="17"/>
               </w:rPr>
-              <w:t>S3</w:t>
+              <w:t>RTO</w:t>
             </w:r>
           </w:p>
         </w:tc>
@@ -10536,7 +10436,7 @@
                 <w:rFonts w:eastAsia="Nunito" w:cs="Nunito"/>
                 <w:sz w:val="17"/>
               </w:rPr>
-              <w:t>Amazon Simple Storage Service: object storage hosting the SPA build (and proposed archive store).</w:t>
+              <w:t>Recovery time objective: the maximum acceptable time to restore service.</w:t>
             </w:r>
           </w:p>
         </w:tc>
@@ -10565,7 +10465,7 @@
                 <w:rFonts w:eastAsia="Nunito" w:cs="Nunito"/>
                 <w:sz w:val="17"/>
               </w:rPr>
-              <w:t>Seed</w:t>
+              <w:t>S3</w:t>
             </w:r>
           </w:p>
         </w:tc>
@@ -10589,7 +10489,7 @@
                 <w:rFonts w:eastAsia="Nunito" w:cs="Nunito"/>
                 <w:sz w:val="17"/>
               </w:rPr>
-              <w:t>Idempotent data load run on every API start: reference data always, sample data only when SEED_SAMPLE_DATA is on.</w:t>
+              <w:t>Amazon Simple Storage Service: object storage hosting the SPA build (and proposed archive store).</w:t>
             </w:r>
           </w:p>
         </w:tc>
@@ -10619,6 +10519,60 @@
                 <w:rFonts w:eastAsia="Nunito" w:cs="Nunito"/>
                 <w:sz w:val="17"/>
               </w:rPr>
+              <w:t>Seed</w:t>
+            </w:r>
+          </w:p>
+        </w:tc>
+        <w:tc>
+          <w:tcPr>
+            <w:tcW w:w="7324" w:type="dxa"/>
+            <w:tcBorders>
+              <w:top w:val="single" w:sz="4" w:space="0" w:color="C9D6E3"/>
+              <w:left w:val="single" w:sz="4" w:space="0" w:color="C9D6E3"/>
+              <w:bottom w:val="single" w:sz="4" w:space="0" w:color="C9D6E3"/>
+              <w:right w:val="single" w:sz="4" w:space="0" w:color="C9D6E3"/>
+            </w:tcBorders>
+            <w:shd w:color="auto" w:fill="F3F9FE" w:val="clear"/>
+          </w:tcPr>
+          <w:p>
+            <w:pPr>
+              <w:pStyle w:val="TableText"/>
+              <w:rPr/>
+            </w:pPr>
+            <w:r>
+              <w:rPr>
+                <w:rFonts w:eastAsia="Nunito" w:cs="Nunito"/>
+                <w:sz w:val="17"/>
+              </w:rPr>
+              <w:t>Idempotent data load run on every API start: reference data always, sample data only when SEED_SAMPLE_DATA is on.</w:t>
+            </w:r>
+          </w:p>
+        </w:tc>
+      </w:tr>
+      <w:tr>
+        <w:trPr>
+          <w:cantSplit w:val="true"/>
+        </w:trPr>
+        <w:tc>
+          <w:tcPr>
+            <w:tcW w:w="2312" w:type="dxa"/>
+            <w:tcBorders>
+              <w:top w:val="single" w:sz="4" w:space="0" w:color="C9D6E3"/>
+              <w:left w:val="single" w:sz="4" w:space="0" w:color="C9D6E3"/>
+              <w:bottom w:val="single" w:sz="4" w:space="0" w:color="C9D6E3"/>
+              <w:right w:val="single" w:sz="4" w:space="0" w:color="C9D6E3"/>
+            </w:tcBorders>
+          </w:tcPr>
+          <w:p>
+            <w:pPr>
+              <w:pStyle w:val="TableText"/>
+              <w:rPr/>
+            </w:pPr>
+            <w:r>
+              <w:rPr>
+                <w:rFonts w:eastAsia="Nunito" w:cs="Nunito"/>
+                <w:sz w:val="17"/>
+              </w:rPr>
               <w:t>UAT</w:t>
             </w:r>
           </w:p>
@@ -10632,7 +10586,6 @@
               <w:bottom w:val="single" w:sz="4" w:space="0" w:color="C9D6E3"/>
               <w:right w:val="single" w:sz="4" w:space="0" w:color="C9D6E3"/>
             </w:tcBorders>
-            <w:shd w:color="auto" w:fill="F3F9FE" w:val="clear"/>
           </w:tcPr>
           <w:p>
             <w:pPr>
@@ -10733,7 +10686,7 @@
     </w:r>
     <w:r>
       <w:rPr/>
-      <w:t>14</w:t>
+      <w:t>13</w:t>
     </w:r>
     <w:r>
       <w:rPr/>
@@ -10761,7 +10714,7 @@
     </w:r>
     <w:r>
       <w:rPr/>
-      <w:t>14</w:t>
+      <w:t>13</w:t>
     </w:r>
     <w:r>
       <w:rPr/>
@@ -10821,7 +10774,7 @@
         <w:color w:val="0065B3"/>
         <w:sz w:val="16"/>
       </w:rPr>
-      <w:t>BrokerVerse  |  10 Data Archival, Housekeeping and Restoration</w:t>
+      <w:t>BrokerVerse OOTB  |  10 Data Archival, Housekeeping and Restoration</w:t>
     </w:r>
     <w:r>
       <w:rPr>
@@ -10830,7 +10783,7 @@
         <w:sz w:val="16"/>
       </w:rPr>
       <w:tab/>
-      <w:t>Solution Architecture  ·  Version 1.0</w:t>
+      <w:t>Solution Architecture  ·  Version 1.1</w:t>
     </w:r>
   </w:p>
 </w:hdr>

--- a/docs/architecture/10_BrokerVerse_Data_Archival_Housekeeping_and_Restoration.docx
+++ b/docs/architecture/10_BrokerVerse_Data_Archival_Housekeeping_and_Restoration.docx
@@ -357,7 +357,7 @@
                 <w:rFonts w:eastAsia="Nunito" w:cs="Nunito"/>
                 <w:sz w:val="19"/>
               </w:rPr>
-              <w:t>1.1</w:t>
+              <w:t>1.2</w:t>
             </w:r>
           </w:p>
         </w:tc>
@@ -419,7 +419,7 @@
                 <w:rFonts w:eastAsia="Nunito" w:cs="Nunito"/>
                 <w:sz w:val="19"/>
               </w:rPr>
-              <w:t>29 September 2026</w:t>
+              <w:t>04 October 2026</w:t>
             </w:r>
           </w:p>
         </w:tc>
@@ -795,7 +795,7 @@
                 <w:rFonts w:eastAsia="Nunito" w:cs="Nunito"/>
                 <w:sz w:val="19"/>
               </w:rPr>
-              <w:t>1.1</w:t>
+              <w:t>1.2</w:t>
             </w:r>
           </w:p>
         </w:tc>
@@ -919,7 +919,7 @@
                 <w:rFonts w:eastAsia="Nunito" w:cs="Nunito"/>
                 <w:sz w:val="19"/>
               </w:rPr>
-              <w:t>29 September 2026</w:t>
+              <w:t>04 October 2026</w:t>
             </w:r>
           </w:p>
         </w:tc>
@@ -1405,6 +1405,107 @@
                 <w:sz w:val="18"/>
               </w:rPr>
               <w:t>Updated to the current system: placement journey, co-insurance, posting rules, period end and BIR tax, bank reconciliation, document numbering, commission rate matrix, single PDF engine, uploads and go-live imports, housekeeping, business time zone, broker roles, deployment on the BrokerVerse URL</w:t>
+            </w:r>
+          </w:p>
+        </w:tc>
+      </w:tr>
+      <w:tr>
+        <w:trPr>
+          <w:cantSplit w:val="true"/>
+        </w:trPr>
+        <w:tc>
+          <w:tcPr>
+            <w:tcW w:w="1156" w:type="dxa"/>
+            <w:tcBorders>
+              <w:top w:val="single" w:sz="4" w:space="0" w:color="C9D6E3"/>
+              <w:left w:val="single" w:sz="4" w:space="0" w:color="C9D6E3"/>
+              <w:bottom w:val="single" w:sz="4" w:space="0" w:color="C9D6E3"/>
+              <w:right w:val="single" w:sz="4" w:space="0" w:color="C9D6E3"/>
+            </w:tcBorders>
+          </w:tcPr>
+          <w:p>
+            <w:pPr>
+              <w:pStyle w:val="TableText"/>
+              <w:rPr/>
+            </w:pPr>
+            <w:r>
+              <w:rPr>
+                <w:rFonts w:eastAsia="Nunito" w:cs="Nunito"/>
+                <w:sz w:val="18"/>
+              </w:rPr>
+              <w:t>1.2</w:t>
+            </w:r>
+          </w:p>
+        </w:tc>
+        <w:tc>
+          <w:tcPr>
+            <w:tcW w:w="1734" w:type="dxa"/>
+            <w:tcBorders>
+              <w:top w:val="single" w:sz="4" w:space="0" w:color="C9D6E3"/>
+              <w:left w:val="single" w:sz="4" w:space="0" w:color="C9D6E3"/>
+              <w:bottom w:val="single" w:sz="4" w:space="0" w:color="C9D6E3"/>
+              <w:right w:val="single" w:sz="4" w:space="0" w:color="C9D6E3"/>
+            </w:tcBorders>
+          </w:tcPr>
+          <w:p>
+            <w:pPr>
+              <w:pStyle w:val="TableText"/>
+              <w:rPr/>
+            </w:pPr>
+            <w:r>
+              <w:rPr>
+                <w:rFonts w:eastAsia="Nunito" w:cs="Nunito"/>
+                <w:sz w:val="18"/>
+              </w:rPr>
+              <w:t>04 October 2026</w:t>
+            </w:r>
+          </w:p>
+        </w:tc>
+        <w:tc>
+          <w:tcPr>
+            <w:tcW w:w="1927" w:type="dxa"/>
+            <w:tcBorders>
+              <w:top w:val="single" w:sz="4" w:space="0" w:color="C9D6E3"/>
+              <w:left w:val="single" w:sz="4" w:space="0" w:color="C9D6E3"/>
+              <w:bottom w:val="single" w:sz="4" w:space="0" w:color="C9D6E3"/>
+              <w:right w:val="single" w:sz="4" w:space="0" w:color="C9D6E3"/>
+            </w:tcBorders>
+          </w:tcPr>
+          <w:p>
+            <w:pPr>
+              <w:pStyle w:val="TableText"/>
+              <w:rPr/>
+            </w:pPr>
+            <w:r>
+              <w:rPr>
+                <w:rFonts w:eastAsia="Nunito" w:cs="Nunito"/>
+                <w:sz w:val="18"/>
+              </w:rPr>
+              <w:t>iorta TechNXT</w:t>
+            </w:r>
+          </w:p>
+        </w:tc>
+        <w:tc>
+          <w:tcPr>
+            <w:tcW w:w="4819" w:type="dxa"/>
+            <w:tcBorders>
+              <w:top w:val="single" w:sz="4" w:space="0" w:color="C9D6E3"/>
+              <w:left w:val="single" w:sz="4" w:space="0" w:color="C9D6E3"/>
+              <w:bottom w:val="single" w:sz="4" w:space="0" w:color="C9D6E3"/>
+              <w:right w:val="single" w:sz="4" w:space="0" w:color="C9D6E3"/>
+            </w:tcBorders>
+          </w:tcPr>
+          <w:p>
+            <w:pPr>
+              <w:pStyle w:val="TableText"/>
+              <w:rPr/>
+            </w:pPr>
+            <w:r>
+              <w:rPr>
+                <w:rFonts w:eastAsia="Nunito" w:cs="Nunito"/>
+                <w:sz w:val="18"/>
+              </w:rPr>
+              <w:t>New modules (AML/CFT, BIR, payables and fixed assets, distribution, fleet and marine, My Work, go-live workbench), integration framework, encryption and masking of personal data, branding and e-signatures, release pipeline; database at migration 0322 (reference data), new ER diagrams</w:t>
             </w:r>
           </w:p>
         </w:tc>
@@ -2110,7 +2211,7 @@
             </w:rPr>
             <w:fldChar w:fldCharType="separate"/>
           </w:r>
-          <w:hyperlink w:anchor="__RefHeading___Toc15109_4084622315">
+          <w:hyperlink w:anchor="__RefHeading___Toc26329_1872304043">
             <w:r>
               <w:rPr>
                 <w:webHidden/>
@@ -2118,7 +2219,7 @@
               </w:rPr>
               <w:t>1 Introduction</w:t>
               <w:tab/>
-              <w:t>4</w:t>
+              <w:t>5</w:t>
             </w:r>
           </w:hyperlink>
         </w:p>
@@ -2131,7 +2232,7 @@
             </w:tabs>
             <w:rPr/>
           </w:pPr>
-          <w:hyperlink w:anchor="__RefHeading___Toc15111_4084622315">
+          <w:hyperlink w:anchor="__RefHeading___Toc26331_1872304043">
             <w:r>
               <w:rPr>
                 <w:webHidden/>
@@ -2139,7 +2240,7 @@
               </w:rPr>
               <w:t>1.1 Purpose and scope</w:t>
               <w:tab/>
-              <w:t>4</w:t>
+              <w:t>5</w:t>
             </w:r>
           </w:hyperlink>
         </w:p>
@@ -2152,7 +2253,7 @@
             </w:tabs>
             <w:rPr/>
           </w:pPr>
-          <w:hyperlink w:anchor="__RefHeading___Toc15113_4084622315">
+          <w:hyperlink w:anchor="__RefHeading___Toc26333_1872304043">
             <w:r>
               <w:rPr>
                 <w:webHidden/>
@@ -2160,7 +2261,7 @@
               </w:rPr>
               <w:t>2 What grows</w:t>
               <w:tab/>
-              <w:t>5</w:t>
+              <w:t>6</w:t>
             </w:r>
           </w:hyperlink>
         </w:p>
@@ -2173,7 +2274,7 @@
             </w:tabs>
             <w:rPr/>
           </w:pPr>
-          <w:hyperlink w:anchor="__RefHeading___Toc15115_4084622315">
+          <w:hyperlink w:anchor="__RefHeading___Toc26335_1872304043">
             <w:r>
               <w:rPr>
                 <w:webHidden/>
@@ -2181,7 +2282,7 @@
               </w:rPr>
               <w:t>3 Retention policy</w:t>
               <w:tab/>
-              <w:t>6</w:t>
+              <w:t>8</w:t>
             </w:r>
           </w:hyperlink>
         </w:p>
@@ -2194,7 +2295,7 @@
             </w:tabs>
             <w:rPr/>
           </w:pPr>
-          <w:hyperlink w:anchor="__RefHeading___Toc15117_4084622315">
+          <w:hyperlink w:anchor="__RefHeading___Toc26337_1872304043">
             <w:r>
               <w:rPr>
                 <w:webHidden/>
@@ -2202,7 +2303,7 @@
               </w:rPr>
               <w:t>3.1 Regulatory context</w:t>
               <w:tab/>
-              <w:t>6</w:t>
+              <w:t>8</w:t>
             </w:r>
           </w:hyperlink>
         </w:p>
@@ -2215,7 +2316,7 @@
             </w:tabs>
             <w:rPr/>
           </w:pPr>
-          <w:hyperlink w:anchor="__RefHeading___Toc15119_4084622315">
+          <w:hyperlink w:anchor="__RefHeading___Toc26339_1872304043">
             <w:r>
               <w:rPr>
                 <w:webHidden/>
@@ -2223,7 +2324,7 @@
               </w:rPr>
               <w:t>3.2 Recommended retention periods</w:t>
               <w:tab/>
-              <w:t>6</w:t>
+              <w:t>8</w:t>
             </w:r>
           </w:hyperlink>
         </w:p>
@@ -2236,7 +2337,7 @@
             </w:tabs>
             <w:rPr/>
           </w:pPr>
-          <w:hyperlink w:anchor="__RefHeading___Toc15121_4084622315">
+          <w:hyperlink w:anchor="__RefHeading___Toc26341_1872304043">
             <w:r>
               <w:rPr>
                 <w:webHidden/>
@@ -2244,7 +2345,7 @@
               </w:rPr>
               <w:t>4 Housekeeping</w:t>
               <w:tab/>
-              <w:t>8</w:t>
+              <w:t>10</w:t>
             </w:r>
           </w:hyperlink>
         </w:p>
@@ -2257,7 +2358,7 @@
             </w:tabs>
             <w:rPr/>
           </w:pPr>
-          <w:hyperlink w:anchor="__RefHeading___Toc15123_4084622315">
+          <w:hyperlink w:anchor="__RefHeading___Toc26343_1872304043">
             <w:r>
               <w:rPr>
                 <w:webHidden/>
@@ -2265,7 +2366,7 @@
               </w:rPr>
               <w:t>4.1 Housekeeping job</w:t>
               <w:tab/>
-              <w:t>8</w:t>
+              <w:t>10</w:t>
             </w:r>
           </w:hyperlink>
         </w:p>
@@ -2278,7 +2379,7 @@
             </w:tabs>
             <w:rPr/>
           </w:pPr>
-          <w:hyperlink w:anchor="__RefHeading___Toc15125_4084622315">
+          <w:hyperlink w:anchor="__RefHeading___Toc26345_1872304043">
             <w:r>
               <w:rPr>
                 <w:webHidden/>
@@ -2286,7 +2387,7 @@
               </w:rPr>
               <w:t>4.2 Other housekeeping</w:t>
               <w:tab/>
-              <w:t>8</w:t>
+              <w:t>10</w:t>
             </w:r>
           </w:hyperlink>
         </w:p>
@@ -2299,7 +2400,7 @@
             </w:tabs>
             <w:rPr/>
           </w:pPr>
-          <w:hyperlink w:anchor="__RefHeading___Toc15127_4084622315">
+          <w:hyperlink w:anchor="__RefHeading___Toc26347_1872304043">
             <w:r>
               <w:rPr>
                 <w:webHidden/>
@@ -2307,7 +2408,7 @@
               </w:rPr>
               <w:t>4.3 Recommended additions</w:t>
               <w:tab/>
-              <w:t>8</w:t>
+              <w:t>10</w:t>
             </w:r>
           </w:hyperlink>
         </w:p>
@@ -2320,7 +2421,7 @@
             </w:tabs>
             <w:rPr/>
           </w:pPr>
-          <w:hyperlink w:anchor="__RefHeading___Toc15129_4084622315">
+          <w:hyperlink w:anchor="__RefHeading___Toc26349_1872304043">
             <w:r>
               <w:rPr>
                 <w:webHidden/>
@@ -2328,7 +2429,7 @@
               </w:rPr>
               <w:t>5 Archival</w:t>
               <w:tab/>
-              <w:t>9</w:t>
+              <w:t>12</w:t>
             </w:r>
           </w:hyperlink>
         </w:p>
@@ -2341,7 +2442,7 @@
             </w:tabs>
             <w:rPr/>
           </w:pPr>
-          <w:hyperlink w:anchor="__RefHeading___Toc15131_4084622315">
+          <w:hyperlink w:anchor="__RefHeading___Toc26351_1872304043">
             <w:r>
               <w:rPr>
                 <w:webHidden/>
@@ -2349,7 +2450,7 @@
               </w:rPr>
               <w:t>5.1 Approach</w:t>
               <w:tab/>
-              <w:t>9</w:t>
+              <w:t>12</w:t>
             </w:r>
           </w:hyperlink>
         </w:p>
@@ -2362,7 +2463,7 @@
             </w:tabs>
             <w:rPr/>
           </w:pPr>
-          <w:hyperlink w:anchor="__RefHeading___Toc15133_4084622315">
+          <w:hyperlink w:anchor="__RefHeading___Toc26353_1872304043">
             <w:r>
               <w:rPr>
                 <w:webHidden/>
@@ -2370,7 +2471,7 @@
               </w:rPr>
               <w:t>5.2 Restoration from archive</w:t>
               <w:tab/>
-              <w:t>10</w:t>
+              <w:t>13</w:t>
             </w:r>
           </w:hyperlink>
         </w:p>
@@ -2383,7 +2484,7 @@
             </w:tabs>
             <w:rPr/>
           </w:pPr>
-          <w:hyperlink w:anchor="__RefHeading___Toc15135_4084622315">
+          <w:hyperlink w:anchor="__RefHeading___Toc26355_1872304043">
             <w:r>
               <w:rPr>
                 <w:webHidden/>
@@ -2391,7 +2492,7 @@
               </w:rPr>
               <w:t>6 Sample-data purge before go-live</w:t>
               <w:tab/>
-              <w:t>11</w:t>
+              <w:t>14</w:t>
             </w:r>
           </w:hyperlink>
         </w:p>
@@ -2404,7 +2505,7 @@
             </w:tabs>
             <w:rPr/>
           </w:pPr>
-          <w:hyperlink w:anchor="__RefHeading___Toc15137_4084622315">
+          <w:hyperlink w:anchor="__RefHeading___Toc26357_1872304043">
             <w:r>
               <w:rPr>
                 <w:webHidden/>
@@ -2412,7 +2513,7 @@
               </w:rPr>
               <w:t>7 Related documents</w:t>
               <w:tab/>
-              <w:t>12</w:t>
+              <w:t>15</w:t>
             </w:r>
           </w:hyperlink>
         </w:p>
@@ -2425,7 +2526,7 @@
             </w:tabs>
             <w:rPr/>
           </w:pPr>
-          <w:hyperlink w:anchor="__RefHeading___Toc15139_4084622315">
+          <w:hyperlink w:anchor="__RefHeading___Toc26359_1872304043">
             <w:r>
               <w:rPr>
                 <w:webHidden/>
@@ -2433,7 +2534,7 @@
               </w:rPr>
               <w:t>8 Glossary</w:t>
               <w:tab/>
-              <w:t>13</w:t>
+              <w:t>16</w:t>
             </w:r>
           </w:hyperlink>
           <w:r>
@@ -2456,7 +2557,7 @@
       <w:r>
         <w:br w:type="page"/>
       </w:r>
-      <w:bookmarkStart w:id="0" w:name="__RefHeading___Toc15109_4084622315"/>
+      <w:bookmarkStart w:id="0" w:name="__RefHeading___Toc26329_1872304043"/>
       <w:bookmarkEnd w:id="0"/>
       <w:r>
         <w:rPr>
@@ -2470,7 +2571,7 @@
         <w:pStyle w:val="Heading2"/>
         <w:rPr/>
       </w:pPr>
-      <w:bookmarkStart w:id="1" w:name="__RefHeading___Toc15111_4084622315"/>
+      <w:bookmarkStart w:id="1" w:name="__RefHeading___Toc26331_1872304043"/>
       <w:bookmarkEnd w:id="1"/>
       <w:r>
         <w:rPr>
@@ -2564,7 +2665,7 @@
         </w:pBdr>
         <w:rPr/>
       </w:pPr>
-      <w:bookmarkStart w:id="2" w:name="__RefHeading___Toc15113_4084622315"/>
+      <w:bookmarkStart w:id="2" w:name="__RefHeading___Toc26333_1872304043"/>
       <w:bookmarkEnd w:id="2"/>
       <w:r>
         <w:rPr>
@@ -2706,7 +2807,7 @@
                 <w:rFonts w:eastAsia="Nunito" w:cs="Nunito"/>
                 <w:sz w:val="17"/>
               </w:rPr>
-              <w:t>Business and financial records (about 100 tables: leads to journals, placement, period end, bank reconciliation)</w:t>
+              <w:t>Business and financial records (about 190 tables: leads to journals, placement, period end, bank reconciliation, payables, fixed assets, BIR filings and invoices, AML records, compliance registers)</w:t>
             </w:r>
           </w:p>
         </w:tc>
@@ -2992,7 +3093,7 @@
                 <w:rFonts w:eastAsia="Nunito" w:cs="Nunito"/>
                 <w:sz w:val="17"/>
               </w:rPr>
-              <w:t xml:space="preserve">About 1,736 rows a day: </w:t>
+              <w:t xml:space="preserve">About 2,550 rows a day with the jobs enabled by default: </w:t>
             </w:r>
             <w:r>
               <w:rPr>
@@ -3015,6 +3116,21 @@
                 <w:color w:val="0B3D7A"/>
                 <w:sz w:val="15"/>
               </w:rPr>
+              <w:t>integration-outbox</w:t>
+            </w:r>
+            <w:r>
+              <w:rPr>
+                <w:rFonts w:eastAsia="Nunito" w:cs="Nunito"/>
+                <w:sz w:val="17"/>
+              </w:rPr>
+              <w:t xml:space="preserve"> every 2 minutes (720), </w:t>
+            </w:r>
+            <w:r>
+              <w:rPr>
+                <w:rFonts w:eastAsia="Liberation Mono" w:cs="Liberation Mono" w:ascii="Liberation Mono" w:hAnsi="Liberation Mono"/>
+                <w:color w:val="0B3D7A"/>
+                <w:sz w:val="15"/>
+              </w:rPr>
               <w:t>email-outbox</w:t>
             </w:r>
             <w:r>
@@ -3022,7 +3138,22 @@
                 <w:rFonts w:eastAsia="Nunito" w:cs="Nunito"/>
                 <w:sz w:val="17"/>
               </w:rPr>
-              <w:t xml:space="preserve"> every 5 minutes (288), 8 enabled daily jobs</w:t>
+              <w:t xml:space="preserve"> every 5 minutes (288), </w:t>
+            </w:r>
+            <w:r>
+              <w:rPr>
+                <w:rFonts w:eastAsia="Liberation Mono" w:cs="Liberation Mono" w:ascii="Liberation Mono" w:hAnsi="Liberation Mono"/>
+                <w:color w:val="0B3D7A"/>
+                <w:sz w:val="15"/>
+              </w:rPr>
+              <w:t>my-work-reminders</w:t>
+            </w:r>
+            <w:r>
+              <w:rPr>
+                <w:rFonts w:eastAsia="Nunito" w:cs="Nunito"/>
+                <w:sz w:val="17"/>
+              </w:rPr>
+              <w:t xml:space="preserve"> every 15 minutes (96) and the daily jobs</w:t>
             </w:r>
           </w:p>
         </w:tc>
@@ -3783,6 +3914,297 @@
             </w:pPr>
             <w:r>
               <w:rPr>
+                <w:rFonts w:eastAsia="Liberation Mono" w:cs="Liberation Mono" w:ascii="Liberation Mono" w:hAnsi="Liberation Mono"/>
+                <w:color w:val="0B3D7A"/>
+                <w:sz w:val="15"/>
+              </w:rPr>
+              <w:t>integration_outbox</w:t>
+            </w:r>
+            <w:r>
+              <w:rPr>
+                <w:rFonts w:eastAsia="Nunito" w:cs="Nunito"/>
+                <w:sz w:val="17"/>
+              </w:rPr>
+              <w:t xml:space="preserve">, </w:t>
+            </w:r>
+            <w:r>
+              <w:rPr>
+                <w:rFonts w:eastAsia="Liberation Mono" w:cs="Liberation Mono" w:ascii="Liberation Mono" w:hAnsi="Liberation Mono"/>
+                <w:color w:val="0B3D7A"/>
+                <w:sz w:val="15"/>
+              </w:rPr>
+              <w:t>integration_attempts</w:t>
+            </w:r>
+            <w:r>
+              <w:rPr>
+                <w:rFonts w:eastAsia="Nunito" w:cs="Nunito"/>
+                <w:sz w:val="17"/>
+              </w:rPr>
+              <w:t xml:space="preserve">, </w:t>
+            </w:r>
+            <w:r>
+              <w:rPr>
+                <w:rFonts w:eastAsia="Liberation Mono" w:cs="Liberation Mono" w:ascii="Liberation Mono" w:hAnsi="Liberation Mono"/>
+                <w:color w:val="0B3D7A"/>
+                <w:sz w:val="15"/>
+              </w:rPr>
+              <w:t>integration_inbox</w:t>
+            </w:r>
+          </w:p>
+        </w:tc>
+        <w:tc>
+          <w:tcPr>
+            <w:tcW w:w="2120" w:type="dxa"/>
+            <w:tcBorders>
+              <w:top w:val="single" w:sz="4" w:space="0" w:color="C9D6E3"/>
+              <w:left w:val="single" w:sz="4" w:space="0" w:color="C9D6E3"/>
+              <w:bottom w:val="single" w:sz="4" w:space="0" w:color="C9D6E3"/>
+              <w:right w:val="single" w:sz="4" w:space="0" w:color="C9D6E3"/>
+            </w:tcBorders>
+          </w:tcPr>
+          <w:p>
+            <w:pPr>
+              <w:pStyle w:val="TableText"/>
+              <w:rPr/>
+            </w:pPr>
+            <w:r>
+              <w:rPr>
+                <w:rFonts w:eastAsia="Nunito" w:cs="Nunito"/>
+                <w:sz w:val="17"/>
+              </w:rPr>
+              <w:t>Every SMS, Viber, CTPL, insurer and bank file message and each attempt</w:t>
+            </w:r>
+          </w:p>
+        </w:tc>
+        <w:tc>
+          <w:tcPr>
+            <w:tcW w:w="5397" w:type="dxa"/>
+            <w:tcBorders>
+              <w:top w:val="single" w:sz="4" w:space="0" w:color="C9D6E3"/>
+              <w:left w:val="single" w:sz="4" w:space="0" w:color="C9D6E3"/>
+              <w:bottom w:val="single" w:sz="4" w:space="0" w:color="C9D6E3"/>
+              <w:right w:val="single" w:sz="4" w:space="0" w:color="C9D6E3"/>
+            </w:tcBorders>
+          </w:tcPr>
+          <w:p>
+            <w:pPr>
+              <w:pStyle w:val="TableText"/>
+              <w:rPr/>
+            </w:pPr>
+            <w:r>
+              <w:rPr>
+                <w:rFonts w:eastAsia="Nunito" w:cs="Nunito"/>
+                <w:sz w:val="17"/>
+              </w:rPr>
+              <w:t>Not purged (Gap)</w:t>
+            </w:r>
+          </w:p>
+        </w:tc>
+      </w:tr>
+      <w:tr>
+        <w:trPr>
+          <w:cantSplit w:val="true"/>
+        </w:trPr>
+        <w:tc>
+          <w:tcPr>
+            <w:tcW w:w="2120" w:type="dxa"/>
+            <w:tcBorders>
+              <w:top w:val="single" w:sz="4" w:space="0" w:color="C9D6E3"/>
+              <w:left w:val="single" w:sz="4" w:space="0" w:color="C9D6E3"/>
+              <w:bottom w:val="single" w:sz="4" w:space="0" w:color="C9D6E3"/>
+              <w:right w:val="single" w:sz="4" w:space="0" w:color="C9D6E3"/>
+            </w:tcBorders>
+            <w:shd w:color="auto" w:fill="F3F9FE" w:val="clear"/>
+          </w:tcPr>
+          <w:p>
+            <w:pPr>
+              <w:pStyle w:val="TableText"/>
+              <w:rPr/>
+            </w:pPr>
+            <w:r>
+              <w:rPr>
+                <w:rFonts w:eastAsia="Liberation Mono" w:cs="Liberation Mono" w:ascii="Liberation Mono" w:hAnsi="Liberation Mono"/>
+                <w:color w:val="0B3D7A"/>
+                <w:sz w:val="15"/>
+              </w:rPr>
+              <w:t>eis_submissions</w:t>
+            </w:r>
+            <w:r>
+              <w:rPr>
+                <w:rFonts w:eastAsia="Nunito" w:cs="Nunito"/>
+                <w:sz w:val="17"/>
+              </w:rPr>
+              <w:t xml:space="preserve">, </w:t>
+            </w:r>
+            <w:r>
+              <w:rPr>
+                <w:rFonts w:eastAsia="Liberation Mono" w:cs="Liberation Mono" w:ascii="Liberation Mono" w:hAnsi="Liberation Mono"/>
+                <w:color w:val="0B3D7A"/>
+                <w:sz w:val="15"/>
+              </w:rPr>
+              <w:t>aml_provider_requests</w:t>
+            </w:r>
+          </w:p>
+        </w:tc>
+        <w:tc>
+          <w:tcPr>
+            <w:tcW w:w="2120" w:type="dxa"/>
+            <w:tcBorders>
+              <w:top w:val="single" w:sz="4" w:space="0" w:color="C9D6E3"/>
+              <w:left w:val="single" w:sz="4" w:space="0" w:color="C9D6E3"/>
+              <w:bottom w:val="single" w:sz="4" w:space="0" w:color="C9D6E3"/>
+              <w:right w:val="single" w:sz="4" w:space="0" w:color="C9D6E3"/>
+            </w:tcBorders>
+            <w:shd w:color="auto" w:fill="F3F9FE" w:val="clear"/>
+          </w:tcPr>
+          <w:p>
+            <w:pPr>
+              <w:pStyle w:val="TableText"/>
+              <w:rPr/>
+            </w:pPr>
+            <w:r>
+              <w:rPr>
+                <w:rFonts w:eastAsia="Nunito" w:cs="Nunito"/>
+                <w:sz w:val="17"/>
+              </w:rPr>
+              <w:t>Every sales invoice sent to the BIR EIS; screening provider requests</w:t>
+            </w:r>
+          </w:p>
+        </w:tc>
+        <w:tc>
+          <w:tcPr>
+            <w:tcW w:w="5397" w:type="dxa"/>
+            <w:tcBorders>
+              <w:top w:val="single" w:sz="4" w:space="0" w:color="C9D6E3"/>
+              <w:left w:val="single" w:sz="4" w:space="0" w:color="C9D6E3"/>
+              <w:bottom w:val="single" w:sz="4" w:space="0" w:color="C9D6E3"/>
+              <w:right w:val="single" w:sz="4" w:space="0" w:color="C9D6E3"/>
+            </w:tcBorders>
+            <w:shd w:color="auto" w:fill="F3F9FE" w:val="clear"/>
+          </w:tcPr>
+          <w:p>
+            <w:pPr>
+              <w:pStyle w:val="TableText"/>
+              <w:rPr/>
+            </w:pPr>
+            <w:r>
+              <w:rPr>
+                <w:rFonts w:eastAsia="Nunito" w:cs="Nunito"/>
+                <w:sz w:val="17"/>
+              </w:rPr>
+              <w:t xml:space="preserve">Not purged (Gap); AML records kept for </w:t>
+            </w:r>
+            <w:r>
+              <w:rPr>
+                <w:rFonts w:eastAsia="Liberation Mono" w:cs="Liberation Mono" w:ascii="Liberation Mono" w:hAnsi="Liberation Mono"/>
+                <w:color w:val="0B3D7A"/>
+                <w:sz w:val="15"/>
+              </w:rPr>
+              <w:t>aml.record_retention_years</w:t>
+            </w:r>
+          </w:p>
+        </w:tc>
+      </w:tr>
+      <w:tr>
+        <w:trPr>
+          <w:cantSplit w:val="true"/>
+        </w:trPr>
+        <w:tc>
+          <w:tcPr>
+            <w:tcW w:w="2120" w:type="dxa"/>
+            <w:tcBorders>
+              <w:top w:val="single" w:sz="4" w:space="0" w:color="C9D6E3"/>
+              <w:left w:val="single" w:sz="4" w:space="0" w:color="C9D6E3"/>
+              <w:bottom w:val="single" w:sz="4" w:space="0" w:color="C9D6E3"/>
+              <w:right w:val="single" w:sz="4" w:space="0" w:color="C9D6E3"/>
+            </w:tcBorders>
+          </w:tcPr>
+          <w:p>
+            <w:pPr>
+              <w:pStyle w:val="TableText"/>
+              <w:rPr/>
+            </w:pPr>
+            <w:r>
+              <w:rPr>
+                <w:rFonts w:eastAsia="Liberation Mono" w:cs="Liberation Mono" w:ascii="Liberation Mono" w:hAnsi="Liberation Mono"/>
+                <w:color w:val="0B3D7A"/>
+                <w:sz w:val="15"/>
+              </w:rPr>
+              <w:t>data_load_rows</w:t>
+            </w:r>
+          </w:p>
+        </w:tc>
+        <w:tc>
+          <w:tcPr>
+            <w:tcW w:w="2120" w:type="dxa"/>
+            <w:tcBorders>
+              <w:top w:val="single" w:sz="4" w:space="0" w:color="C9D6E3"/>
+              <w:left w:val="single" w:sz="4" w:space="0" w:color="C9D6E3"/>
+              <w:bottom w:val="single" w:sz="4" w:space="0" w:color="C9D6E3"/>
+              <w:right w:val="single" w:sz="4" w:space="0" w:color="C9D6E3"/>
+            </w:tcBorders>
+          </w:tcPr>
+          <w:p>
+            <w:pPr>
+              <w:pStyle w:val="TableText"/>
+              <w:rPr/>
+            </w:pPr>
+            <w:r>
+              <w:rPr>
+                <w:rFonts w:eastAsia="Nunito" w:cs="Nunito"/>
+                <w:sz w:val="17"/>
+              </w:rPr>
+              <w:t>Every row of every uploaded go-live workbook</w:t>
+            </w:r>
+          </w:p>
+        </w:tc>
+        <w:tc>
+          <w:tcPr>
+            <w:tcW w:w="5397" w:type="dxa"/>
+            <w:tcBorders>
+              <w:top w:val="single" w:sz="4" w:space="0" w:color="C9D6E3"/>
+              <w:left w:val="single" w:sz="4" w:space="0" w:color="C9D6E3"/>
+              <w:bottom w:val="single" w:sz="4" w:space="0" w:color="C9D6E3"/>
+              <w:right w:val="single" w:sz="4" w:space="0" w:color="C9D6E3"/>
+            </w:tcBorders>
+          </w:tcPr>
+          <w:p>
+            <w:pPr>
+              <w:pStyle w:val="TableText"/>
+              <w:rPr/>
+            </w:pPr>
+            <w:r>
+              <w:rPr>
+                <w:rFonts w:eastAsia="Nunito" w:cs="Nunito"/>
+                <w:sz w:val="17"/>
+              </w:rPr>
+              <w:t>Not purged (Gap); needed only until the load is reconciled</w:t>
+            </w:r>
+          </w:p>
+        </w:tc>
+      </w:tr>
+      <w:tr>
+        <w:trPr>
+          <w:cantSplit w:val="true"/>
+        </w:trPr>
+        <w:tc>
+          <w:tcPr>
+            <w:tcW w:w="2120" w:type="dxa"/>
+            <w:tcBorders>
+              <w:top w:val="single" w:sz="4" w:space="0" w:color="C9D6E3"/>
+              <w:left w:val="single" w:sz="4" w:space="0" w:color="C9D6E3"/>
+              <w:bottom w:val="single" w:sz="4" w:space="0" w:color="C9D6E3"/>
+              <w:right w:val="single" w:sz="4" w:space="0" w:color="C9D6E3"/>
+            </w:tcBorders>
+            <w:shd w:color="auto" w:fill="F3F9FE" w:val="clear"/>
+          </w:tcPr>
+          <w:p>
+            <w:pPr>
+              <w:pStyle w:val="TableText"/>
+              <w:rPr/>
+            </w:pPr>
+            <w:r>
+              <w:rPr>
                 <w:rFonts w:eastAsia="Nunito" w:cs="Nunito"/>
                 <w:sz w:val="17"/>
               </w:rPr>
@@ -3799,6 +4221,7 @@
               <w:bottom w:val="single" w:sz="4" w:space="0" w:color="C9D6E3"/>
               <w:right w:val="single" w:sz="4" w:space="0" w:color="C9D6E3"/>
             </w:tcBorders>
+            <w:shd w:color="auto" w:fill="F3F9FE" w:val="clear"/>
           </w:tcPr>
           <w:p>
             <w:pPr>
@@ -3823,6 +4246,7 @@
               <w:bottom w:val="single" w:sz="4" w:space="0" w:color="C9D6E3"/>
               <w:right w:val="single" w:sz="4" w:space="0" w:color="C9D6E3"/>
             </w:tcBorders>
+            <w:shd w:color="auto" w:fill="F3F9FE" w:val="clear"/>
           </w:tcPr>
           <w:p>
             <w:pPr>
@@ -3968,7 +4392,7 @@
         </w:pBdr>
         <w:rPr/>
       </w:pPr>
-      <w:bookmarkStart w:id="3" w:name="__RefHeading___Toc15115_4084622315"/>
+      <w:bookmarkStart w:id="3" w:name="__RefHeading___Toc26335_1872304043"/>
       <w:bookmarkEnd w:id="3"/>
       <w:r>
         <w:rPr>
@@ -3982,7 +4406,7 @@
         <w:pStyle w:val="Heading2"/>
         <w:rPr/>
       </w:pPr>
-      <w:bookmarkStart w:id="4" w:name="__RefHeading___Toc15117_4084622315"/>
+      <w:bookmarkStart w:id="4" w:name="__RefHeading___Toc26337_1872304043"/>
       <w:bookmarkEnd w:id="4"/>
       <w:r>
         <w:rPr>
@@ -4065,7 +4489,7 @@
         <w:pStyle w:val="Heading2"/>
         <w:rPr/>
       </w:pPr>
-      <w:bookmarkStart w:id="5" w:name="__RefHeading___Toc15119_4084622315"/>
+      <w:bookmarkStart w:id="5" w:name="__RefHeading___Toc26339_1872304043"/>
       <w:bookmarkEnd w:id="5"/>
       <w:r>
         <w:rPr>
@@ -5160,7 +5584,7 @@
         </w:pBdr>
         <w:rPr/>
       </w:pPr>
-      <w:bookmarkStart w:id="6" w:name="__RefHeading___Toc15121_4084622315"/>
+      <w:bookmarkStart w:id="6" w:name="__RefHeading___Toc26341_1872304043"/>
       <w:bookmarkEnd w:id="6"/>
       <w:r>
         <w:rPr>
@@ -5174,7 +5598,7 @@
         <w:pStyle w:val="Heading2"/>
         <w:rPr/>
       </w:pPr>
-      <w:bookmarkStart w:id="7" w:name="__RefHeading___Toc15123_4084622315"/>
+      <w:bookmarkStart w:id="7" w:name="__RefHeading___Toc26343_1872304043"/>
       <w:bookmarkEnd w:id="7"/>
       <w:r>
         <w:rPr>
@@ -6406,7 +6830,7 @@
         <w:pStyle w:val="Heading2"/>
         <w:rPr/>
       </w:pPr>
-      <w:bookmarkStart w:id="8" w:name="__RefHeading___Toc15125_4084622315"/>
+      <w:bookmarkStart w:id="8" w:name="__RefHeading___Toc26345_1872304043"/>
       <w:bookmarkEnd w:id="8"/>
       <w:r>
         <w:rPr>
@@ -6917,6 +7341,295 @@
             </w:pPr>
             <w:r>
               <w:rPr>
+                <w:rFonts w:eastAsia="Liberation Mono" w:cs="Liberation Mono" w:ascii="Liberation Mono" w:hAnsi="Liberation Mono"/>
+                <w:color w:val="0B3D7A"/>
+                <w:sz w:val="15"/>
+              </w:rPr>
+              <w:t>cover-note-expiry</w:t>
+            </w:r>
+          </w:p>
+        </w:tc>
+        <w:tc>
+          <w:tcPr>
+            <w:tcW w:w="1928" w:type="dxa"/>
+            <w:tcBorders>
+              <w:top w:val="single" w:sz="4" w:space="0" w:color="C9D6E3"/>
+              <w:left w:val="single" w:sz="4" w:space="0" w:color="C9D6E3"/>
+              <w:bottom w:val="single" w:sz="4" w:space="0" w:color="C9D6E3"/>
+              <w:right w:val="single" w:sz="4" w:space="0" w:color="C9D6E3"/>
+            </w:tcBorders>
+          </w:tcPr>
+          <w:p>
+            <w:pPr>
+              <w:pStyle w:val="TableText"/>
+              <w:rPr/>
+            </w:pPr>
+            <w:r>
+              <w:rPr>
+                <w:rFonts w:eastAsia="Nunito" w:cs="Nunito"/>
+                <w:sz w:val="17"/>
+              </w:rPr>
+              <w:t>06:20</w:t>
+            </w:r>
+          </w:p>
+        </w:tc>
+        <w:tc>
+          <w:tcPr>
+            <w:tcW w:w="5397" w:type="dxa"/>
+            <w:tcBorders>
+              <w:top w:val="single" w:sz="4" w:space="0" w:color="C9D6E3"/>
+              <w:left w:val="single" w:sz="4" w:space="0" w:color="C9D6E3"/>
+              <w:bottom w:val="single" w:sz="4" w:space="0" w:color="C9D6E3"/>
+              <w:right w:val="single" w:sz="4" w:space="0" w:color="C9D6E3"/>
+            </w:tcBorders>
+          </w:tcPr>
+          <w:p>
+            <w:pPr>
+              <w:pStyle w:val="TableText"/>
+              <w:rPr/>
+            </w:pPr>
+            <w:r>
+              <w:rPr>
+                <w:rFonts w:eastAsia="Nunito" w:cs="Nunito"/>
+                <w:sz w:val="17"/>
+              </w:rPr>
+              <w:t xml:space="preserve">Status </w:t>
+            </w:r>
+            <w:r>
+              <w:rPr>
+                <w:rFonts w:eastAsia="Liberation Mono" w:cs="Liberation Mono" w:ascii="Liberation Mono" w:hAnsi="Liberation Mono"/>
+                <w:color w:val="0B3D7A"/>
+                <w:sz w:val="15"/>
+              </w:rPr>
+              <w:t>expired</w:t>
+            </w:r>
+            <w:r>
+              <w:rPr>
+                <w:rFonts w:eastAsia="Nunito" w:cs="Nunito"/>
+                <w:sz w:val="17"/>
+              </w:rPr>
+              <w:t xml:space="preserve"> for cover notes past their validity</w:t>
+            </w:r>
+          </w:p>
+        </w:tc>
+      </w:tr>
+      <w:tr>
+        <w:trPr>
+          <w:cantSplit w:val="true"/>
+        </w:trPr>
+        <w:tc>
+          <w:tcPr>
+            <w:tcW w:w="2312" w:type="dxa"/>
+            <w:tcBorders>
+              <w:top w:val="single" w:sz="4" w:space="0" w:color="C9D6E3"/>
+              <w:left w:val="single" w:sz="4" w:space="0" w:color="C9D6E3"/>
+              <w:bottom w:val="single" w:sz="4" w:space="0" w:color="C9D6E3"/>
+              <w:right w:val="single" w:sz="4" w:space="0" w:color="C9D6E3"/>
+            </w:tcBorders>
+            <w:shd w:color="auto" w:fill="F3F9FE" w:val="clear"/>
+          </w:tcPr>
+          <w:p>
+            <w:pPr>
+              <w:pStyle w:val="TableText"/>
+              <w:rPr/>
+            </w:pPr>
+            <w:r>
+              <w:rPr>
+                <w:rFonts w:eastAsia="Nunito" w:cs="Nunito"/>
+                <w:sz w:val="17"/>
+              </w:rPr>
+              <w:t>Data subject request, anonymisation</w:t>
+            </w:r>
+          </w:p>
+        </w:tc>
+        <w:tc>
+          <w:tcPr>
+            <w:tcW w:w="1928" w:type="dxa"/>
+            <w:tcBorders>
+              <w:top w:val="single" w:sz="4" w:space="0" w:color="C9D6E3"/>
+              <w:left w:val="single" w:sz="4" w:space="0" w:color="C9D6E3"/>
+              <w:bottom w:val="single" w:sz="4" w:space="0" w:color="C9D6E3"/>
+              <w:right w:val="single" w:sz="4" w:space="0" w:color="C9D6E3"/>
+            </w:tcBorders>
+            <w:shd w:color="auto" w:fill="F3F9FE" w:val="clear"/>
+          </w:tcPr>
+          <w:p>
+            <w:pPr>
+              <w:pStyle w:val="TableText"/>
+              <w:rPr/>
+            </w:pPr>
+            <w:r>
+              <w:rPr>
+                <w:rFonts w:eastAsia="Nunito" w:cs="Nunito"/>
+                <w:sz w:val="17"/>
+              </w:rPr>
+              <w:t>on request</w:t>
+            </w:r>
+          </w:p>
+        </w:tc>
+        <w:tc>
+          <w:tcPr>
+            <w:tcW w:w="5397" w:type="dxa"/>
+            <w:tcBorders>
+              <w:top w:val="single" w:sz="4" w:space="0" w:color="C9D6E3"/>
+              <w:left w:val="single" w:sz="4" w:space="0" w:color="C9D6E3"/>
+              <w:bottom w:val="single" w:sz="4" w:space="0" w:color="C9D6E3"/>
+              <w:right w:val="single" w:sz="4" w:space="0" w:color="C9D6E3"/>
+            </w:tcBorders>
+            <w:shd w:color="auto" w:fill="F3F9FE" w:val="clear"/>
+          </w:tcPr>
+          <w:p>
+            <w:pPr>
+              <w:pStyle w:val="TableText"/>
+              <w:rPr/>
+            </w:pPr>
+            <w:r>
+              <w:rPr>
+                <w:rFonts w:eastAsia="Nunito" w:cs="Nunito"/>
+                <w:sz w:val="17"/>
+              </w:rPr>
+              <w:t xml:space="preserve">Personal data of a client or prospect anonymised once </w:t>
+            </w:r>
+            <w:r>
+              <w:rPr>
+                <w:rFonts w:eastAsia="Liberation Mono" w:cs="Liberation Mono" w:ascii="Liberation Mono" w:hAnsi="Liberation Mono"/>
+                <w:color w:val="0B3D7A"/>
+                <w:sz w:val="15"/>
+              </w:rPr>
+              <w:t>privacy.retention_years</w:t>
+            </w:r>
+            <w:r>
+              <w:rPr>
+                <w:rFonts w:eastAsia="Nunito" w:cs="Nunito"/>
+                <w:sz w:val="17"/>
+              </w:rPr>
+              <w:t xml:space="preserve"> has passed (Master &gt; Data Privacy)</w:t>
+            </w:r>
+          </w:p>
+        </w:tc>
+      </w:tr>
+      <w:tr>
+        <w:trPr>
+          <w:cantSplit w:val="true"/>
+        </w:trPr>
+        <w:tc>
+          <w:tcPr>
+            <w:tcW w:w="2312" w:type="dxa"/>
+            <w:tcBorders>
+              <w:top w:val="single" w:sz="4" w:space="0" w:color="C9D6E3"/>
+              <w:left w:val="single" w:sz="4" w:space="0" w:color="C9D6E3"/>
+              <w:bottom w:val="single" w:sz="4" w:space="0" w:color="C9D6E3"/>
+              <w:right w:val="single" w:sz="4" w:space="0" w:color="C9D6E3"/>
+            </w:tcBorders>
+          </w:tcPr>
+          <w:p>
+            <w:pPr>
+              <w:pStyle w:val="TableText"/>
+              <w:rPr/>
+            </w:pPr>
+            <w:r>
+              <w:rPr>
+                <w:rFonts w:eastAsia="Nunito" w:cs="Nunito"/>
+                <w:sz w:val="17"/>
+              </w:rPr>
+              <w:t>Transaction reset</w:t>
+            </w:r>
+          </w:p>
+        </w:tc>
+        <w:tc>
+          <w:tcPr>
+            <w:tcW w:w="1928" w:type="dxa"/>
+            <w:tcBorders>
+              <w:top w:val="single" w:sz="4" w:space="0" w:color="C9D6E3"/>
+              <w:left w:val="single" w:sz="4" w:space="0" w:color="C9D6E3"/>
+              <w:bottom w:val="single" w:sz="4" w:space="0" w:color="C9D6E3"/>
+              <w:right w:val="single" w:sz="4" w:space="0" w:color="C9D6E3"/>
+            </w:tcBorders>
+          </w:tcPr>
+          <w:p>
+            <w:pPr>
+              <w:pStyle w:val="TableText"/>
+              <w:rPr/>
+            </w:pPr>
+            <w:r>
+              <w:rPr>
+                <w:rFonts w:eastAsia="Nunito" w:cs="Nunito"/>
+                <w:sz w:val="17"/>
+              </w:rPr>
+              <w:t>before go-live</w:t>
+            </w:r>
+          </w:p>
+        </w:tc>
+        <w:tc>
+          <w:tcPr>
+            <w:tcW w:w="5397" w:type="dxa"/>
+            <w:tcBorders>
+              <w:top w:val="single" w:sz="4" w:space="0" w:color="C9D6E3"/>
+              <w:left w:val="single" w:sz="4" w:space="0" w:color="C9D6E3"/>
+              <w:bottom w:val="single" w:sz="4" w:space="0" w:color="C9D6E3"/>
+              <w:right w:val="single" w:sz="4" w:space="0" w:color="C9D6E3"/>
+            </w:tcBorders>
+          </w:tcPr>
+          <w:p>
+            <w:pPr>
+              <w:pStyle w:val="TableText"/>
+              <w:rPr/>
+            </w:pPr>
+            <w:r>
+              <w:rPr>
+                <w:rFonts w:eastAsia="Liberation Mono" w:cs="Liberation Mono" w:ascii="Liberation Mono" w:hAnsi="Liberation Mono"/>
+                <w:color w:val="0B3D7A"/>
+                <w:sz w:val="15"/>
+              </w:rPr>
+              <w:t>npm run reset:transactions</w:t>
+            </w:r>
+            <w:r>
+              <w:rPr>
+                <w:rFonts w:eastAsia="Nunito" w:cs="Nunito"/>
+                <w:sz w:val="17"/>
+              </w:rPr>
+              <w:t xml:space="preserve"> removes the smoke-test records; refused once </w:t>
+            </w:r>
+            <w:r>
+              <w:rPr>
+                <w:rFonts w:eastAsia="Liberation Mono" w:cs="Liberation Mono" w:ascii="Liberation Mono" w:hAnsi="Liberation Mono"/>
+                <w:color w:val="0B3D7A"/>
+                <w:sz w:val="15"/>
+              </w:rPr>
+              <w:t>golive.locked</w:t>
+            </w:r>
+            <w:r>
+              <w:rPr>
+                <w:rFonts w:eastAsia="Nunito" w:cs="Nunito"/>
+                <w:sz w:val="17"/>
+              </w:rPr>
+              <w:t xml:space="preserve"> is on</w:t>
+            </w:r>
+          </w:p>
+        </w:tc>
+      </w:tr>
+      <w:tr>
+        <w:trPr>
+          <w:cantSplit w:val="true"/>
+        </w:trPr>
+        <w:tc>
+          <w:tcPr>
+            <w:tcW w:w="2312" w:type="dxa"/>
+            <w:tcBorders>
+              <w:top w:val="single" w:sz="4" w:space="0" w:color="C9D6E3"/>
+              <w:left w:val="single" w:sz="4" w:space="0" w:color="C9D6E3"/>
+              <w:bottom w:val="single" w:sz="4" w:space="0" w:color="C9D6E3"/>
+              <w:right w:val="single" w:sz="4" w:space="0" w:color="C9D6E3"/>
+            </w:tcBorders>
+            <w:shd w:color="auto" w:fill="F3F9FE" w:val="clear"/>
+          </w:tcPr>
+          <w:p>
+            <w:pPr>
+              <w:pStyle w:val="TableText"/>
+              <w:rPr/>
+            </w:pPr>
+            <w:r>
+              <w:rPr>
                 <w:rFonts w:eastAsia="Nunito" w:cs="Nunito"/>
                 <w:sz w:val="17"/>
               </w:rPr>
@@ -6933,6 +7646,7 @@
               <w:bottom w:val="single" w:sz="4" w:space="0" w:color="C9D6E3"/>
               <w:right w:val="single" w:sz="4" w:space="0" w:color="C9D6E3"/>
             </w:tcBorders>
+            <w:shd w:color="auto" w:fill="F3F9FE" w:val="clear"/>
           </w:tcPr>
           <w:p>
             <w:pPr>
@@ -6957,6 +7671,7 @@
               <w:bottom w:val="single" w:sz="4" w:space="0" w:color="C9D6E3"/>
               <w:right w:val="single" w:sz="4" w:space="0" w:color="C9D6E3"/>
             </w:tcBorders>
+            <w:shd w:color="auto" w:fill="F3F9FE" w:val="clear"/>
           </w:tcPr>
           <w:p>
             <w:pPr>
@@ -6989,7 +7704,7 @@
         <w:pStyle w:val="Heading2"/>
         <w:rPr/>
       </w:pPr>
-      <w:bookmarkStart w:id="9" w:name="__RefHeading___Toc15127_4084622315"/>
+      <w:bookmarkStart w:id="9" w:name="__RefHeading___Toc26347_1872304043"/>
       <w:bookmarkEnd w:id="9"/>
       <w:r>
         <w:rPr>
@@ -7037,6 +7752,83 @@
                 <w:b/>
                 <w:sz w:val="18"/>
               </w:rPr>
+              <w:t>Gap:</w:t>
+            </w:r>
+            <w:r>
+              <w:rPr>
+                <w:rFonts w:eastAsia="Nunito" w:cs="Nunito"/>
+                <w:sz w:val="18"/>
+              </w:rPr>
+              <w:t xml:space="preserve"> Housekeeping has no retention rule yet for the integration outbox, attempts and inbox, the EIS outbox, the screening provider requests and the go-live workbook rows. </w:t>
+            </w:r>
+            <w:r>
+              <w:rPr>
+                <w:rFonts w:eastAsia="Nunito" w:cs="Nunito"/>
+                <w:b/>
+                <w:sz w:val="18"/>
+              </w:rPr>
+              <w:t>Recommended:</w:t>
+            </w:r>
+            <w:r>
+              <w:rPr>
+                <w:rFonts w:eastAsia="Nunito" w:cs="Nunito"/>
+                <w:sz w:val="18"/>
+              </w:rPr>
+              <w:t xml:space="preserve"> 180 days for sent messages and attempts, 730 days for failed ones, 90 days for workbook rows after the load is reconciled.</w:t>
+            </w:r>
+          </w:p>
+        </w:tc>
+      </w:tr>
+    </w:tbl>
+    <w:p>
+      <w:pPr>
+        <w:pStyle w:val="Normal"/>
+        <w:spacing w:before="0" w:after="0"/>
+        <w:rPr/>
+      </w:pPr>
+      <w:r>
+        <w:rPr/>
+      </w:r>
+    </w:p>
+    <w:tbl>
+      <w:tblPr>
+        <w:tblW w:w="9637" w:type="dxa"/>
+        <w:jc w:val="left"/>
+        <w:tblInd w:w="42" w:type="dxa"/>
+        <w:tblLayout w:type="fixed"/>
+        <w:tblCellMar>
+          <w:top w:w="80" w:type="dxa"/>
+          <w:left w:w="150" w:type="dxa"/>
+          <w:bottom w:w="80" w:type="dxa"/>
+          <w:right w:w="130" w:type="dxa"/>
+        </w:tblCellMar>
+        <w:tblLook w:val="04a0" w:noHBand="0" w:noVBand="1" w:firstColumn="1" w:lastRow="0" w:lastColumn="0" w:firstRow="1"/>
+      </w:tblPr>
+      <w:tblGrid>
+        <w:gridCol w:w="9637"/>
+      </w:tblGrid>
+      <w:tr>
+        <w:trPr/>
+        <w:tc>
+          <w:tcPr>
+            <w:tcW w:w="9637" w:type="dxa"/>
+            <w:tcBorders>
+              <w:left w:val="single" w:sz="24" w:space="0" w:color="E0B23A"/>
+            </w:tcBorders>
+            <w:shd w:color="auto" w:fill="FFF6DD" w:val="clear"/>
+          </w:tcPr>
+          <w:p>
+            <w:pPr>
+              <w:pStyle w:val="Normal"/>
+              <w:spacing w:before="0" w:after="40"/>
+              <w:rPr/>
+            </w:pPr>
+            <w:r>
+              <w:rPr>
+                <w:rFonts w:eastAsia="Nunito" w:cs="Nunito"/>
+                <w:b/>
+                <w:sz w:val="18"/>
+              </w:rPr>
               <w:t>Recommended / to be confirmed by the business and DevOps:</w:t>
             </w:r>
             <w:r>
@@ -7146,7 +7938,7 @@
         </w:pBdr>
         <w:rPr/>
       </w:pPr>
-      <w:bookmarkStart w:id="10" w:name="__RefHeading___Toc15129_4084622315"/>
+      <w:bookmarkStart w:id="10" w:name="__RefHeading___Toc26349_1872304043"/>
       <w:bookmarkEnd w:id="10"/>
       <w:r>
         <w:rPr>
@@ -7160,7 +7952,7 @@
         <w:pStyle w:val="Heading2"/>
         <w:rPr/>
       </w:pPr>
-      <w:bookmarkStart w:id="11" w:name="__RefHeading___Toc15131_4084622315"/>
+      <w:bookmarkStart w:id="11" w:name="__RefHeading___Toc26351_1872304043"/>
       <w:bookmarkEnd w:id="11"/>
       <w:r>
         <w:rPr>
@@ -7813,7 +8605,7 @@
         <w:pStyle w:val="Heading2"/>
         <w:rPr/>
       </w:pPr>
-      <w:bookmarkStart w:id="12" w:name="__RefHeading___Toc15133_4084622315"/>
+      <w:bookmarkStart w:id="12" w:name="__RefHeading___Toc26353_1872304043"/>
       <w:bookmarkEnd w:id="12"/>
       <w:r>
         <w:rPr>
@@ -7992,7 +8784,7 @@
         </w:pBdr>
         <w:rPr/>
       </w:pPr>
-      <w:bookmarkStart w:id="13" w:name="__RefHeading___Toc15135_4084622315"/>
+      <w:bookmarkStart w:id="13" w:name="__RefHeading___Toc26355_1872304043"/>
       <w:bookmarkEnd w:id="13"/>
       <w:r>
         <w:rPr>
@@ -8551,7 +9343,7 @@
                 <w:color w:val="0B3D7A"/>
                 <w:sz w:val="15"/>
               </w:rPr>
-              <w:t>docs/templates</w:t>
+              <w:t>docs/package/05_Delivery/Upload_Templates</w:t>
             </w:r>
             <w:r>
               <w:rPr>
@@ -8653,7 +9445,7 @@
         </w:pBdr>
         <w:rPr/>
       </w:pPr>
-      <w:bookmarkStart w:id="14" w:name="__RefHeading___Toc15137_4084622315"/>
+      <w:bookmarkStart w:id="14" w:name="__RefHeading___Toc26357_1872304043"/>
       <w:bookmarkEnd w:id="14"/>
       <w:r>
         <w:rPr>
@@ -9692,7 +10484,7 @@
         </w:pBdr>
         <w:rPr/>
       </w:pPr>
-      <w:bookmarkStart w:id="15" w:name="__RefHeading___Toc15139_4084622315"/>
+      <w:bookmarkStart w:id="15" w:name="__RefHeading___Toc26359_1872304043"/>
       <w:bookmarkEnd w:id="15"/>
       <w:r>
         <w:rPr>
@@ -10087,7 +10879,7 @@
                 <w:rFonts w:eastAsia="Nunito" w:cs="Nunito"/>
                 <w:sz w:val="17"/>
               </w:rPr>
-              <w:t>Housekeeping</w:t>
+              <w:t>CTPL</w:t>
             </w:r>
           </w:p>
         </w:tc>
@@ -10112,7 +10904,7 @@
                 <w:rFonts w:eastAsia="Nunito" w:cs="Nunito"/>
                 <w:sz w:val="17"/>
               </w:rPr>
-              <w:t>Daily job that deletes operational rows (job runs, sent e-mails, sign-in history, expired tokens, read notifications) after the retention days in System Settings.</w:t>
+              <w:t>Compulsory Third Party Liability motor insurance (Philippines).</w:t>
             </w:r>
           </w:p>
         </w:tc>
@@ -10141,7 +10933,7 @@
                 <w:rFonts w:eastAsia="Nunito" w:cs="Nunito"/>
                 <w:sz w:val="17"/>
               </w:rPr>
-              <w:t>IC</w:t>
+              <w:t>Housekeeping</w:t>
             </w:r>
           </w:p>
         </w:tc>
@@ -10165,7 +10957,7 @@
                 <w:rFonts w:eastAsia="Nunito" w:cs="Nunito"/>
                 <w:sz w:val="17"/>
               </w:rPr>
-              <w:t>Insurance Commission (Philippines): regulator of insurers and brokers.</w:t>
+              <w:t>Daily job that deletes operational rows (job runs, sent e-mails, sign-in history, expired tokens, read notifications) after the retention days in System Settings.</w:t>
             </w:r>
           </w:p>
         </w:tc>
@@ -10195,7 +10987,7 @@
                 <w:rFonts w:eastAsia="Nunito" w:cs="Nunito"/>
                 <w:sz w:val="17"/>
               </w:rPr>
-              <w:t>Migration</w:t>
+              <w:t>IC</w:t>
             </w:r>
           </w:p>
         </w:tc>
@@ -10220,7 +11012,7 @@
                 <w:rFonts w:eastAsia="Nunito" w:cs="Nunito"/>
                 <w:sz w:val="17"/>
               </w:rPr>
-              <w:t>Numbered SQL file in backend/src/db/migrations applied once, in order, on API start.</w:t>
+              <w:t>Insurance Commission (Philippines): regulator of insurers and brokers.</w:t>
             </w:r>
           </w:p>
         </w:tc>
@@ -10249,7 +11041,7 @@
                 <w:rFonts w:eastAsia="Nunito" w:cs="Nunito"/>
                 <w:sz w:val="17"/>
               </w:rPr>
-              <w:t>Receivable / bill</w:t>
+              <w:t>Migration</w:t>
             </w:r>
           </w:p>
         </w:tc>
@@ -10273,7 +11065,7 @@
                 <w:rFonts w:eastAsia="Nunito" w:cs="Nunito"/>
                 <w:sz w:val="17"/>
               </w:rPr>
-              <w:t>Premium bill (INV-) raised when a policy, endorsement or renewal is issued.</w:t>
+              <w:t>Numbered SQL file in backend/src/db/migrations applied once, in order, on API start.</w:t>
             </w:r>
           </w:p>
         </w:tc>
@@ -10303,7 +11095,7 @@
                 <w:rFonts w:eastAsia="Nunito" w:cs="Nunito"/>
                 <w:sz w:val="17"/>
               </w:rPr>
-              <w:t>Remittance</w:t>
+              <w:t>Receivable / bill</w:t>
             </w:r>
           </w:p>
         </w:tc>
@@ -10328,7 +11120,7 @@
                 <w:rFonts w:eastAsia="Nunito" w:cs="Nunito"/>
                 <w:sz w:val="17"/>
               </w:rPr>
-              <w:t>Payment of collected premium, net of commission, from the broker to the insurer.</w:t>
+              <w:t>Premium bill (INV-) raised when a policy, endorsement or renewal is issued.</w:t>
             </w:r>
           </w:p>
         </w:tc>
@@ -10357,7 +11149,7 @@
                 <w:rFonts w:eastAsia="Nunito" w:cs="Nunito"/>
                 <w:sz w:val="17"/>
               </w:rPr>
-              <w:t>RPO</w:t>
+              <w:t>Remittance</w:t>
             </w:r>
           </w:p>
         </w:tc>
@@ -10381,7 +11173,7 @@
                 <w:rFonts w:eastAsia="Nunito" w:cs="Nunito"/>
                 <w:sz w:val="17"/>
               </w:rPr>
-              <w:t>Recovery point objective: the maximum acceptable data loss, measured in time.</w:t>
+              <w:t>Payment of collected premium, net of commission, from the broker to the insurer.</w:t>
             </w:r>
           </w:p>
         </w:tc>
@@ -10411,7 +11203,7 @@
                 <w:rFonts w:eastAsia="Nunito" w:cs="Nunito"/>
                 <w:sz w:val="17"/>
               </w:rPr>
-              <w:t>RTO</w:t>
+              <w:t>RPO</w:t>
             </w:r>
           </w:p>
         </w:tc>
@@ -10436,7 +11228,7 @@
                 <w:rFonts w:eastAsia="Nunito" w:cs="Nunito"/>
                 <w:sz w:val="17"/>
               </w:rPr>
-              <w:t>Recovery time objective: the maximum acceptable time to restore service.</w:t>
+              <w:t>Recovery point objective: the maximum acceptable data loss, measured in time.</w:t>
             </w:r>
           </w:p>
         </w:tc>
@@ -10465,7 +11257,7 @@
                 <w:rFonts w:eastAsia="Nunito" w:cs="Nunito"/>
                 <w:sz w:val="17"/>
               </w:rPr>
-              <w:t>S3</w:t>
+              <w:t>RTO</w:t>
             </w:r>
           </w:p>
         </w:tc>
@@ -10489,7 +11281,7 @@
                 <w:rFonts w:eastAsia="Nunito" w:cs="Nunito"/>
                 <w:sz w:val="17"/>
               </w:rPr>
-              <w:t>Amazon Simple Storage Service: object storage hosting the SPA build (and proposed archive store).</w:t>
+              <w:t>Recovery time objective: the maximum acceptable time to restore service.</w:t>
             </w:r>
           </w:p>
         </w:tc>
@@ -10519,7 +11311,7 @@
                 <w:rFonts w:eastAsia="Nunito" w:cs="Nunito"/>
                 <w:sz w:val="17"/>
               </w:rPr>
-              <w:t>Seed</w:t>
+              <w:t>S3</w:t>
             </w:r>
           </w:p>
         </w:tc>
@@ -10544,7 +11336,7 @@
                 <w:rFonts w:eastAsia="Nunito" w:cs="Nunito"/>
                 <w:sz w:val="17"/>
               </w:rPr>
-              <w:t>Idempotent data load run on every API start: reference data always, sample data only when SEED_SAMPLE_DATA is on.</w:t>
+              <w:t>Amazon Simple Storage Service: object storage hosting the SPA build (and proposed archive store).</w:t>
             </w:r>
           </w:p>
         </w:tc>
@@ -10573,6 +11365,60 @@
                 <w:rFonts w:eastAsia="Nunito" w:cs="Nunito"/>
                 <w:sz w:val="17"/>
               </w:rPr>
+              <w:t>Seed</w:t>
+            </w:r>
+          </w:p>
+        </w:tc>
+        <w:tc>
+          <w:tcPr>
+            <w:tcW w:w="7324" w:type="dxa"/>
+            <w:tcBorders>
+              <w:top w:val="single" w:sz="4" w:space="0" w:color="C9D6E3"/>
+              <w:left w:val="single" w:sz="4" w:space="0" w:color="C9D6E3"/>
+              <w:bottom w:val="single" w:sz="4" w:space="0" w:color="C9D6E3"/>
+              <w:right w:val="single" w:sz="4" w:space="0" w:color="C9D6E3"/>
+            </w:tcBorders>
+          </w:tcPr>
+          <w:p>
+            <w:pPr>
+              <w:pStyle w:val="TableText"/>
+              <w:rPr/>
+            </w:pPr>
+            <w:r>
+              <w:rPr>
+                <w:rFonts w:eastAsia="Nunito" w:cs="Nunito"/>
+                <w:sz w:val="17"/>
+              </w:rPr>
+              <w:t>Idempotent data load run on every API start: reference data always, sample data only when SEED_SAMPLE_DATA is on.</w:t>
+            </w:r>
+          </w:p>
+        </w:tc>
+      </w:tr>
+      <w:tr>
+        <w:trPr>
+          <w:cantSplit w:val="true"/>
+        </w:trPr>
+        <w:tc>
+          <w:tcPr>
+            <w:tcW w:w="2312" w:type="dxa"/>
+            <w:tcBorders>
+              <w:top w:val="single" w:sz="4" w:space="0" w:color="C9D6E3"/>
+              <w:left w:val="single" w:sz="4" w:space="0" w:color="C9D6E3"/>
+              <w:bottom w:val="single" w:sz="4" w:space="0" w:color="C9D6E3"/>
+              <w:right w:val="single" w:sz="4" w:space="0" w:color="C9D6E3"/>
+            </w:tcBorders>
+            <w:shd w:color="auto" w:fill="F3F9FE" w:val="clear"/>
+          </w:tcPr>
+          <w:p>
+            <w:pPr>
+              <w:pStyle w:val="TableText"/>
+              <w:rPr/>
+            </w:pPr>
+            <w:r>
+              <w:rPr>
+                <w:rFonts w:eastAsia="Nunito" w:cs="Nunito"/>
+                <w:sz w:val="17"/>
+              </w:rPr>
               <w:t>UAT</w:t>
             </w:r>
           </w:p>
@@ -10586,6 +11432,7 @@
               <w:bottom w:val="single" w:sz="4" w:space="0" w:color="C9D6E3"/>
               <w:right w:val="single" w:sz="4" w:space="0" w:color="C9D6E3"/>
             </w:tcBorders>
+            <w:shd w:color="auto" w:fill="F3F9FE" w:val="clear"/>
           </w:tcPr>
           <w:p>
             <w:pPr>
@@ -10668,7 +11515,7 @@
         <w:color w:val="5B6776"/>
         <w:sz w:val="16"/>
       </w:rPr>
-      <w:t>29 September 2026  ·  Prepared by iorta TechNXT  ·  Confidential</w:t>
+      <w:t>04 October 2026  ·  Prepared by iorta TechNXT  ·  Confidential</w:t>
       <w:tab/>
       <w:t xml:space="preserve">Page </w:t>
     </w:r>
@@ -10686,7 +11533,7 @@
     </w:r>
     <w:r>
       <w:rPr/>
-      <w:t>13</w:t>
+      <w:t>16</w:t>
     </w:r>
     <w:r>
       <w:rPr/>
@@ -10714,7 +11561,7 @@
     </w:r>
     <w:r>
       <w:rPr/>
-      <w:t>13</w:t>
+      <w:t>16</w:t>
     </w:r>
     <w:r>
       <w:rPr/>
@@ -10783,7 +11630,7 @@
         <w:sz w:val="16"/>
       </w:rPr>
       <w:tab/>
-      <w:t>Solution Architecture  ·  Version 1.1</w:t>
+      <w:t>Solution Architecture  ·  Version 1.2</w:t>
     </w:r>
   </w:p>
 </w:hdr>
